--- a/Documentation/MSLVM_DocumentationRU.docx
+++ b/Documentation/MSLVM_DocumentationRU.docx
@@ -26723,16 +26723,7 @@
                 <w:sz w:val="24"/>
                 <w:szCs w:val="24"/>
               </w:rPr>
-              <w:t>Статическая команда</w:t>
-            </w:r>
-            <w:r>
-              <w:rPr>
-                <w:rFonts w:cstheme="minorHAnsi"/>
-                <w:color w:val="000000" w:themeColor="text1"/>
-                <w:sz w:val="24"/>
-                <w:szCs w:val="24"/>
-              </w:rPr>
-              <w:t>.</w:t>
+              <w:t>Статическая команда.</w:t>
             </w:r>
           </w:p>
           <w:p>
@@ -26936,16 +26927,7 @@
                 <w:sz w:val="24"/>
                 <w:szCs w:val="24"/>
               </w:rPr>
-              <w:t>Статическая команда</w:t>
-            </w:r>
-            <w:r>
-              <w:rPr>
-                <w:rFonts w:cstheme="minorHAnsi"/>
-                <w:color w:val="000000" w:themeColor="text1"/>
-                <w:sz w:val="24"/>
-                <w:szCs w:val="24"/>
-              </w:rPr>
-              <w:t>.</w:t>
+              <w:t>Статическая команда.</w:t>
             </w:r>
           </w:p>
           <w:p>
@@ -27122,16 +27104,7 @@
                 <w:sz w:val="24"/>
                 <w:szCs w:val="24"/>
               </w:rPr>
-              <w:t>Статическая команда</w:t>
-            </w:r>
-            <w:r>
-              <w:rPr>
-                <w:rFonts w:cstheme="minorHAnsi"/>
-                <w:color w:val="000000" w:themeColor="text1"/>
-                <w:sz w:val="24"/>
-                <w:szCs w:val="24"/>
-              </w:rPr>
-              <w:t>.</w:t>
+              <w:t>Статическая команда.</w:t>
             </w:r>
           </w:p>
           <w:p>
@@ -27328,16 +27301,7 @@
                 <w:sz w:val="24"/>
                 <w:szCs w:val="24"/>
               </w:rPr>
-              <w:t>Статическая команда</w:t>
-            </w:r>
-            <w:r>
-              <w:rPr>
-                <w:rFonts w:cstheme="minorHAnsi"/>
-                <w:color w:val="000000" w:themeColor="text1"/>
-                <w:sz w:val="24"/>
-                <w:szCs w:val="24"/>
-              </w:rPr>
-              <w:t xml:space="preserve">. </w:t>
+              <w:t xml:space="preserve">Статическая команда. </w:t>
             </w:r>
             <w:r>
               <w:rPr>
@@ -27495,16 +27459,7 @@
                 <w:sz w:val="24"/>
                 <w:szCs w:val="24"/>
               </w:rPr>
-              <w:t>(</w:t>
-            </w:r>
-            <w:r>
-              <w:rPr>
-                <w:rFonts w:cstheme="minorHAnsi"/>
-                <w:color w:val="000000" w:themeColor="text1"/>
-                <w:sz w:val="24"/>
-                <w:szCs w:val="24"/>
-              </w:rPr>
-              <w:t>1-8 байт)</w:t>
+              <w:t>(1-8 байт)</w:t>
             </w:r>
           </w:p>
         </w:tc>
@@ -27529,25 +27484,7 @@
                 <w:sz w:val="24"/>
                 <w:szCs w:val="24"/>
               </w:rPr>
-              <w:t xml:space="preserve">Динамическая команда загрузки. Загружает значение из стека в регистр по динамически </w:t>
-            </w:r>
-            <w:r>
-              <w:rPr>
-                <w:rFonts w:cstheme="minorHAnsi"/>
-                <w:color w:val="000000" w:themeColor="text1"/>
-                <w:sz w:val="24"/>
-                <w:szCs w:val="24"/>
-              </w:rPr>
-              <w:t xml:space="preserve">вычисленному </w:t>
-            </w:r>
-            <w:r>
-              <w:rPr>
-                <w:rFonts w:cstheme="minorHAnsi"/>
-                <w:color w:val="000000" w:themeColor="text1"/>
-                <w:sz w:val="24"/>
-                <w:szCs w:val="24"/>
-              </w:rPr>
-              <w:t>адресу</w:t>
+              <w:t>Динамическая команда загрузки. Загружает значение из стека в регистр по динамически вычисленному адресу</w:t>
             </w:r>
           </w:p>
         </w:tc>
@@ -27608,16 +27545,7 @@
                 <w:sz w:val="24"/>
                 <w:szCs w:val="24"/>
               </w:rPr>
-              <w:t>К</w:t>
-            </w:r>
-            <w:r>
-              <w:rPr>
-                <w:rFonts w:cstheme="minorHAnsi"/>
-                <w:color w:val="000000" w:themeColor="text1"/>
-                <w:sz w:val="24"/>
-                <w:szCs w:val="24"/>
-              </w:rPr>
-              <w:t>уда (адрес в стеке, который находится в регистре)</w:t>
+              <w:t>Куда (адрес в стеке, который находится в регистре)</w:t>
             </w:r>
           </w:p>
         </w:tc>
@@ -27642,16 +27570,7 @@
                 <w:sz w:val="24"/>
                 <w:szCs w:val="24"/>
               </w:rPr>
-              <w:t>Отк</w:t>
-            </w:r>
-            <w:r>
-              <w:rPr>
-                <w:rFonts w:cstheme="minorHAnsi"/>
-                <w:color w:val="000000" w:themeColor="text1"/>
-                <w:sz w:val="24"/>
-                <w:szCs w:val="24"/>
-              </w:rPr>
-              <w:t>уда</w:t>
+              <w:t>Откуда</w:t>
             </w:r>
           </w:p>
           <w:p>
@@ -27739,115 +27658,7 @@
                 <w:sz w:val="24"/>
                 <w:szCs w:val="24"/>
               </w:rPr>
-              <w:t xml:space="preserve">Динамическая команда загрузки. </w:t>
-            </w:r>
-            <w:r>
-              <w:rPr>
-                <w:rFonts w:cstheme="minorHAnsi"/>
-                <w:color w:val="000000" w:themeColor="text1"/>
-                <w:sz w:val="24"/>
-                <w:szCs w:val="24"/>
-              </w:rPr>
-              <w:t>Сохраняет</w:t>
-            </w:r>
-            <w:r>
-              <w:rPr>
-                <w:rFonts w:cstheme="minorHAnsi"/>
-                <w:color w:val="000000" w:themeColor="text1"/>
-                <w:sz w:val="24"/>
-                <w:szCs w:val="24"/>
-              </w:rPr>
-              <w:t xml:space="preserve"> значение </w:t>
-            </w:r>
-            <w:r>
-              <w:rPr>
-                <w:rFonts w:cstheme="minorHAnsi"/>
-                <w:color w:val="000000" w:themeColor="text1"/>
-                <w:sz w:val="24"/>
-                <w:szCs w:val="24"/>
-              </w:rPr>
-              <w:t>в</w:t>
-            </w:r>
-            <w:r>
-              <w:rPr>
-                <w:rFonts w:cstheme="minorHAnsi"/>
-                <w:color w:val="000000" w:themeColor="text1"/>
-                <w:sz w:val="24"/>
-                <w:szCs w:val="24"/>
-              </w:rPr>
-              <w:t xml:space="preserve"> сте</w:t>
-            </w:r>
-            <w:r>
-              <w:rPr>
-                <w:rFonts w:cstheme="minorHAnsi"/>
-                <w:color w:val="000000" w:themeColor="text1"/>
-                <w:sz w:val="24"/>
-                <w:szCs w:val="24"/>
-              </w:rPr>
-              <w:t>к</w:t>
-            </w:r>
-            <w:r>
-              <w:rPr>
-                <w:rFonts w:cstheme="minorHAnsi"/>
-                <w:color w:val="000000" w:themeColor="text1"/>
-                <w:sz w:val="24"/>
-                <w:szCs w:val="24"/>
-              </w:rPr>
-              <w:t xml:space="preserve"> </w:t>
-            </w:r>
-            <w:r>
-              <w:rPr>
-                <w:rFonts w:cstheme="minorHAnsi"/>
-                <w:color w:val="000000" w:themeColor="text1"/>
-                <w:sz w:val="24"/>
-                <w:szCs w:val="24"/>
-              </w:rPr>
-              <w:t>из</w:t>
-            </w:r>
-            <w:r>
-              <w:rPr>
-                <w:rFonts w:cstheme="minorHAnsi"/>
-                <w:color w:val="000000" w:themeColor="text1"/>
-                <w:sz w:val="24"/>
-                <w:szCs w:val="24"/>
-              </w:rPr>
-              <w:t xml:space="preserve"> регистр</w:t>
-            </w:r>
-            <w:r>
-              <w:rPr>
-                <w:rFonts w:cstheme="minorHAnsi"/>
-                <w:color w:val="000000" w:themeColor="text1"/>
-                <w:sz w:val="24"/>
-                <w:szCs w:val="24"/>
-              </w:rPr>
-              <w:t>а</w:t>
-            </w:r>
-            <w:r>
-              <w:rPr>
-                <w:rFonts w:cstheme="minorHAnsi"/>
-                <w:color w:val="000000" w:themeColor="text1"/>
-                <w:sz w:val="24"/>
-                <w:szCs w:val="24"/>
-              </w:rPr>
-              <w:t xml:space="preserve"> по динамически </w:t>
-            </w:r>
-            <w:r>
-              <w:rPr>
-                <w:rFonts w:cstheme="minorHAnsi"/>
-                <w:color w:val="000000" w:themeColor="text1"/>
-                <w:sz w:val="24"/>
-                <w:szCs w:val="24"/>
-              </w:rPr>
-              <w:t>вычисленному</w:t>
-            </w:r>
-            <w:r>
-              <w:rPr>
-                <w:rFonts w:cstheme="minorHAnsi"/>
-                <w:color w:val="000000" w:themeColor="text1"/>
-                <w:sz w:val="24"/>
-                <w:szCs w:val="24"/>
-              </w:rPr>
-              <w:t xml:space="preserve"> адресу</w:t>
+              <w:t>Динамическая команда загрузки. Сохраняет значение в стек из регистра по динамически вычисленному адресу</w:t>
             </w:r>
           </w:p>
         </w:tc>
@@ -28551,7 +28362,7 @@
                 <w:szCs w:val="24"/>
               </w:rPr>
               <w:lastRenderedPageBreak/>
-              <w:t xml:space="preserve">Размер нужного </w:t>
+              <w:t xml:space="preserve">Размер нужного интервала </w:t>
             </w:r>
             <w:r>
               <w:rPr>
@@ -28561,7 +28372,34 @@
                 <w:szCs w:val="24"/>
               </w:rPr>
               <w:lastRenderedPageBreak/>
-              <w:t>интервала памяти</w:t>
+              <w:t>памяти</w:t>
+            </w:r>
+            <w:r>
+              <w:rPr>
+                <w:rFonts w:cstheme="minorHAnsi"/>
+                <w:color w:val="000000" w:themeColor="text1"/>
+                <w:sz w:val="24"/>
+                <w:szCs w:val="24"/>
+              </w:rPr>
+              <w:t xml:space="preserve"> (</w:t>
+            </w:r>
+            <w:r>
+              <w:rPr>
+                <w:rFonts w:cstheme="minorHAnsi"/>
+                <w:color w:val="000000" w:themeColor="text1"/>
+                <w:sz w:val="24"/>
+                <w:szCs w:val="24"/>
+              </w:rPr>
+              <w:t>регистр</w:t>
+            </w:r>
+            <w:r>
+              <w:rPr>
+                <w:rFonts w:cstheme="minorHAnsi"/>
+                <w:color w:val="000000" w:themeColor="text1"/>
+                <w:sz w:val="24"/>
+                <w:szCs w:val="24"/>
+              </w:rPr>
+              <w:t>)</w:t>
             </w:r>
           </w:p>
         </w:tc>
@@ -28660,6 +28498,7 @@
                 <w:highlight w:val="white"/>
                 <w:lang w:val="en-US"/>
               </w:rPr>
+              <w:lastRenderedPageBreak/>
               <w:t>FREE_MEMORY</w:t>
             </w:r>
           </w:p>
@@ -28711,6 +28550,42 @@
                 <w:szCs w:val="24"/>
               </w:rPr>
               <w:t>Размер освобождаемой области</w:t>
+            </w:r>
+            <w:r>
+              <w:rPr>
+                <w:rFonts w:cstheme="minorHAnsi"/>
+                <w:color w:val="000000" w:themeColor="text1"/>
+                <w:sz w:val="24"/>
+                <w:szCs w:val="24"/>
+              </w:rPr>
+              <w:t xml:space="preserve"> </w:t>
+            </w:r>
+            <w:r>
+              <w:rPr>
+                <w:rFonts w:cstheme="minorHAnsi"/>
+                <w:color w:val="000000" w:themeColor="text1"/>
+                <w:sz w:val="24"/>
+                <w:szCs w:val="24"/>
+              </w:rPr>
+              <w:t>(</w:t>
+            </w:r>
+            <w:r>
+              <w:rPr>
+                <w:rFonts w:cstheme="minorHAnsi"/>
+                <w:color w:val="000000" w:themeColor="text1"/>
+                <w:sz w:val="24"/>
+                <w:szCs w:val="24"/>
+              </w:rPr>
+              <w:t>регистр</w:t>
+            </w:r>
+            <w:r>
+              <w:rPr>
+                <w:rFonts w:cstheme="minorHAnsi"/>
+                <w:color w:val="000000" w:themeColor="text1"/>
+                <w:sz w:val="24"/>
+                <w:szCs w:val="24"/>
+              </w:rPr>
+              <w:t>)</w:t>
             </w:r>
           </w:p>
         </w:tc>

--- a/Documentation/MSLVM_DocumentationRU.docx
+++ b/Documentation/MSLVM_DocumentationRU.docx
@@ -1904,25 +1904,14 @@
                 <w:lang w:val="en-US"/>
               </w:rPr>
             </w:pPr>
-            <w:proofErr w:type="gramStart"/>
-            <w:r>
-              <w:rPr>
-                <w:rFonts w:cstheme="minorHAnsi"/>
-                <w:sz w:val="32"/>
-                <w:szCs w:val="32"/>
-                <w:lang w:val="en-US"/>
-              </w:rPr>
-              <w:t>Register[</w:t>
-            </w:r>
-            <w:proofErr w:type="gramEnd"/>
-            <w:r>
-              <w:rPr>
-                <w:rFonts w:cstheme="minorHAnsi"/>
-                <w:sz w:val="32"/>
-                <w:szCs w:val="32"/>
-                <w:lang w:val="en-US"/>
-              </w:rPr>
-              <w:t>]</w:t>
+            <w:r>
+              <w:rPr>
+                <w:rFonts w:cstheme="minorHAnsi"/>
+                <w:sz w:val="32"/>
+                <w:szCs w:val="32"/>
+                <w:lang w:val="en-US"/>
+              </w:rPr>
+              <w:t>Register[]</w:t>
             </w:r>
           </w:p>
         </w:tc>
@@ -2237,7 +2226,6 @@
           <w:szCs w:val="32"/>
         </w:rPr>
       </w:pPr>
-      <w:proofErr w:type="gramStart"/>
       <w:r>
         <w:rPr>
           <w:rFonts w:cs="Calibri"/>
@@ -2253,16 +2241,7 @@
           <w:sz w:val="32"/>
           <w:szCs w:val="32"/>
         </w:rPr>
-        <w:t>[</w:t>
-      </w:r>
-      <w:proofErr w:type="gramEnd"/>
-      <w:r>
-        <w:rPr>
-          <w:rFonts w:cs="Calibri"/>
-          <w:sz w:val="32"/>
-          <w:szCs w:val="32"/>
-        </w:rPr>
-        <w:t xml:space="preserve">] – </w:t>
+        <w:t xml:space="preserve">[] – </w:t>
       </w:r>
       <w:r>
         <w:rPr>
@@ -3398,7 +3377,7 @@
           <w:sz w:val="32"/>
           <w:szCs w:val="32"/>
         </w:rPr>
-        <w:t>состоит из двух массивов</w:t>
+        <w:t xml:space="preserve">состоит из </w:t>
       </w:r>
       <w:r>
         <w:rPr>
@@ -3406,7 +3385,7 @@
           <w:sz w:val="32"/>
           <w:szCs w:val="32"/>
         </w:rPr>
-        <w:t xml:space="preserve">: </w:t>
+        <w:t xml:space="preserve">массива </w:t>
       </w:r>
       <w:r>
         <w:rPr>
@@ -3415,7 +3394,7 @@
           <w:szCs w:val="32"/>
           <w:lang w:val="en-US"/>
         </w:rPr>
-        <w:t>heap</w:t>
+        <w:t>memory</w:t>
       </w:r>
       <w:r>
         <w:rPr>
@@ -3423,110 +3402,128 @@
           <w:sz w:val="32"/>
           <w:szCs w:val="32"/>
         </w:rPr>
+        <w:t>_</w:t>
+      </w:r>
+      <w:r>
+        <w:rPr>
+          <w:rFonts w:cs="Calibri"/>
+          <w:sz w:val="32"/>
+          <w:szCs w:val="32"/>
+          <w:lang w:val="en-US"/>
+        </w:rPr>
+        <w:t>cell</w:t>
+      </w:r>
+      <w:r>
+        <w:rPr>
+          <w:rFonts w:cs="Calibri"/>
+          <w:sz w:val="32"/>
+          <w:szCs w:val="32"/>
+        </w:rPr>
+        <w:t xml:space="preserve">, у которого размер </w:t>
+      </w:r>
+      <w:r>
+        <w:rPr>
+          <w:rFonts w:cs="Calibri"/>
+          <w:sz w:val="32"/>
+          <w:szCs w:val="32"/>
+          <w:lang w:val="en-US"/>
+        </w:rPr>
+        <w:t>HEAP</w:t>
+      </w:r>
+      <w:r>
+        <w:rPr>
+          <w:rFonts w:cs="Calibri"/>
+          <w:sz w:val="32"/>
+          <w:szCs w:val="32"/>
+        </w:rPr>
+        <w:t>_</w:t>
+      </w:r>
+      <w:r>
+        <w:rPr>
+          <w:rFonts w:cs="Calibri"/>
+          <w:sz w:val="32"/>
+          <w:szCs w:val="32"/>
+          <w:lang w:val="en-US"/>
+        </w:rPr>
+        <w:t>SIZE</w:t>
+      </w:r>
+      <w:r>
+        <w:rPr>
+          <w:rFonts w:cs="Calibri"/>
+          <w:sz w:val="32"/>
+          <w:szCs w:val="32"/>
+        </w:rPr>
+        <w:t xml:space="preserve"> + </w:t>
+      </w:r>
+      <w:r>
+        <w:rPr>
+          <w:rFonts w:cs="Calibri"/>
+          <w:sz w:val="32"/>
+          <w:szCs w:val="32"/>
+          <w:lang w:val="en-US"/>
+        </w:rPr>
+        <w:t>STACK</w:t>
+      </w:r>
+      <w:r>
+        <w:rPr>
+          <w:rFonts w:cs="Calibri"/>
+          <w:sz w:val="32"/>
+          <w:szCs w:val="32"/>
+        </w:rPr>
+        <w:t>_</w:t>
+      </w:r>
+      <w:r>
+        <w:rPr>
+          <w:rFonts w:cs="Calibri"/>
+          <w:sz w:val="32"/>
+          <w:szCs w:val="32"/>
+          <w:lang w:val="en-US"/>
+        </w:rPr>
+        <w:t>SIZE</w:t>
+      </w:r>
+      <w:r>
+        <w:rPr>
+          <w:rFonts w:cs="Calibri"/>
+          <w:sz w:val="32"/>
+          <w:szCs w:val="32"/>
+        </w:rPr>
+        <w:t>. Первая половина массива – это стек, а вторая – куча.</w:t>
+      </w:r>
+      <w:r>
+        <w:rPr>
+          <w:rFonts w:cs="Calibri"/>
+          <w:sz w:val="32"/>
+          <w:szCs w:val="32"/>
+        </w:rPr>
+        <w:t xml:space="preserve"> Также есть специальная структура </w:t>
+      </w:r>
+      <w:proofErr w:type="spellStart"/>
+      <w:r>
+        <w:rPr>
+          <w:rFonts w:cs="Calibri"/>
+          <w:sz w:val="32"/>
+          <w:szCs w:val="32"/>
+          <w:lang w:val="en-US"/>
+        </w:rPr>
+        <w:t>HeapFreeIntervals</w:t>
+      </w:r>
+      <w:proofErr w:type="spellEnd"/>
+      <w:r>
+        <w:rPr>
+          <w:rFonts w:cs="Calibri"/>
+          <w:sz w:val="32"/>
+          <w:szCs w:val="32"/>
+        </w:rPr>
+        <w:t xml:space="preserve"> – свободные интервалы кучи.</w:t>
+      </w:r>
+      <w:r>
+        <w:rPr>
+          <w:rFonts w:cs="Calibri"/>
+          <w:sz w:val="32"/>
+          <w:szCs w:val="32"/>
+          <w:lang w:val="en-US"/>
+        </w:rPr>
         <w:t xml:space="preserve"> </w:t>
-      </w:r>
-      <w:r>
-        <w:rPr>
-          <w:rFonts w:cs="Calibri"/>
-          <w:sz w:val="32"/>
-          <w:szCs w:val="32"/>
-        </w:rPr>
-        <w:t xml:space="preserve">и </w:t>
-      </w:r>
-      <w:r>
-        <w:rPr>
-          <w:rFonts w:cs="Calibri"/>
-          <w:sz w:val="32"/>
-          <w:szCs w:val="32"/>
-          <w:lang w:val="en-US"/>
-        </w:rPr>
-        <w:t>stack</w:t>
-      </w:r>
-      <w:r>
-        <w:rPr>
-          <w:rFonts w:cs="Calibri"/>
-          <w:sz w:val="32"/>
-          <w:szCs w:val="32"/>
-        </w:rPr>
-        <w:t xml:space="preserve">. Оба массива содержат в себе совокупность ячеек памяти (для удобства в коде применяется псевдоним </w:t>
-      </w:r>
-      <w:r>
-        <w:rPr>
-          <w:rFonts w:cs="Calibri"/>
-          <w:sz w:val="32"/>
-          <w:szCs w:val="32"/>
-          <w:lang w:val="en-US"/>
-        </w:rPr>
-        <w:t>memory</w:t>
-      </w:r>
-      <w:r>
-        <w:rPr>
-          <w:rFonts w:cs="Calibri"/>
-          <w:sz w:val="32"/>
-          <w:szCs w:val="32"/>
-        </w:rPr>
-        <w:t>_</w:t>
-      </w:r>
-      <w:r>
-        <w:rPr>
-          <w:rFonts w:cs="Calibri"/>
-          <w:sz w:val="32"/>
-          <w:szCs w:val="32"/>
-          <w:lang w:val="en-US"/>
-        </w:rPr>
-        <w:t>cell</w:t>
-      </w:r>
-      <w:r>
-        <w:rPr>
-          <w:rFonts w:cs="Calibri"/>
-          <w:sz w:val="32"/>
-          <w:szCs w:val="32"/>
-        </w:rPr>
-        <w:t>), содержащих</w:t>
-      </w:r>
-      <w:r>
-        <w:rPr>
-          <w:rFonts w:cs="Calibri"/>
-          <w:sz w:val="32"/>
-          <w:szCs w:val="32"/>
-        </w:rPr>
-        <w:t xml:space="preserve"> </w:t>
-      </w:r>
-      <w:proofErr w:type="spellStart"/>
-      <w:r>
-        <w:rPr>
-          <w:rFonts w:cs="Calibri"/>
-          <w:sz w:val="32"/>
-          <w:szCs w:val="32"/>
-          <w:lang w:val="en-US"/>
-        </w:rPr>
-        <w:t>uint</w:t>
-      </w:r>
-      <w:proofErr w:type="spellEnd"/>
-      <w:r>
-        <w:rPr>
-          <w:rFonts w:cs="Calibri"/>
-          <w:sz w:val="32"/>
-          <w:szCs w:val="32"/>
-        </w:rPr>
-        <w:t>8_</w:t>
-      </w:r>
-      <w:r>
-        <w:rPr>
-          <w:rFonts w:cs="Calibri"/>
-          <w:sz w:val="32"/>
-          <w:szCs w:val="32"/>
-          <w:lang w:val="en-US"/>
-        </w:rPr>
-        <w:t>t</w:t>
-      </w:r>
-      <w:r>
-        <w:rPr>
-          <w:rFonts w:cs="Calibri"/>
-          <w:sz w:val="32"/>
-          <w:szCs w:val="32"/>
-        </w:rPr>
-        <w:t xml:space="preserve">, то есть 1 байт. </w:t>
       </w:r>
     </w:p>
     <w:p>
@@ -6374,7 +6371,6 @@
         <w:lastRenderedPageBreak/>
         <w:t xml:space="preserve">последующего восстановления при надобности. Им управляют команды </w:t>
       </w:r>
-      <w:proofErr w:type="gramStart"/>
       <w:r>
         <w:rPr>
           <w:i/>
@@ -6390,15 +6386,7 @@
           <w:sz w:val="32"/>
           <w:szCs w:val="32"/>
         </w:rPr>
-        <w:t>(</w:t>
-      </w:r>
-      <w:proofErr w:type="gramEnd"/>
-      <w:r>
-        <w:rPr>
-          <w:sz w:val="32"/>
-          <w:szCs w:val="32"/>
-        </w:rPr>
-        <w:t>вызов функции)</w:t>
+        <w:t>(вызов функции)</w:t>
       </w:r>
       <w:r>
         <w:rPr>
@@ -6609,16 +6597,8 @@
           <w:iCs/>
           <w:sz w:val="32"/>
           <w:szCs w:val="32"/>
-          <w:lang w:val="en-US"/>
-        </w:rPr>
-        <w:t>GLOBAL</w:t>
-      </w:r>
-      <w:r>
-        <w:rPr>
-          <w:sz w:val="32"/>
-          <w:szCs w:val="32"/>
-        </w:rPr>
-        <w:t xml:space="preserve"> и </w:t>
+        </w:rPr>
+        <w:t xml:space="preserve"> </w:t>
       </w:r>
       <w:r>
         <w:rPr>
@@ -6628,7 +6608,7 @@
           <w:szCs w:val="32"/>
           <w:lang w:val="en-US"/>
         </w:rPr>
-        <w:t>STORE</w:t>
+        <w:t>BY</w:t>
       </w:r>
       <w:r>
         <w:rPr>
@@ -6647,7 +6627,126 @@
           <w:szCs w:val="32"/>
           <w:lang w:val="en-US"/>
         </w:rPr>
-        <w:t>GLOBAL</w:t>
+        <w:t>ADDRESS</w:t>
+      </w:r>
+      <w:r>
+        <w:rPr>
+          <w:sz w:val="32"/>
+          <w:szCs w:val="32"/>
+        </w:rPr>
+        <w:t xml:space="preserve"> и</w:t>
+      </w:r>
+      <w:r>
+        <w:rPr>
+          <w:i/>
+          <w:iCs/>
+          <w:sz w:val="32"/>
+          <w:szCs w:val="32"/>
+        </w:rPr>
+        <w:t xml:space="preserve"> </w:t>
+      </w:r>
+      <w:r>
+        <w:rPr>
+          <w:i/>
+          <w:iCs/>
+          <w:sz w:val="32"/>
+          <w:szCs w:val="32"/>
+          <w:lang w:val="en-US"/>
+        </w:rPr>
+        <w:t>STORE</w:t>
+      </w:r>
+      <w:r>
+        <w:rPr>
+          <w:i/>
+          <w:iCs/>
+          <w:sz w:val="32"/>
+          <w:szCs w:val="32"/>
+        </w:rPr>
+        <w:t>_</w:t>
+      </w:r>
+      <w:r>
+        <w:rPr>
+          <w:i/>
+          <w:iCs/>
+          <w:sz w:val="32"/>
+          <w:szCs w:val="32"/>
+          <w:lang w:val="en-US"/>
+        </w:rPr>
+        <w:t>BY</w:t>
+      </w:r>
+      <w:r>
+        <w:rPr>
+          <w:i/>
+          <w:iCs/>
+          <w:sz w:val="32"/>
+          <w:szCs w:val="32"/>
+        </w:rPr>
+        <w:t>_</w:t>
+      </w:r>
+      <w:r>
+        <w:rPr>
+          <w:i/>
+          <w:iCs/>
+          <w:sz w:val="32"/>
+          <w:szCs w:val="32"/>
+          <w:lang w:val="en-US"/>
+        </w:rPr>
+        <w:t>ADDRESS</w:t>
+      </w:r>
+      <w:r>
+        <w:rPr>
+          <w:sz w:val="32"/>
+          <w:szCs w:val="32"/>
+        </w:rPr>
+        <w:t xml:space="preserve">, которые позволяют взаимодействовать с данными прямо по указателю по всей длине памяти, для перевода локального смещения относительно текущего кадра используется команда </w:t>
+      </w:r>
+      <w:r>
+        <w:rPr>
+          <w:i/>
+          <w:iCs/>
+          <w:sz w:val="32"/>
+          <w:szCs w:val="32"/>
+          <w:lang w:val="en-US"/>
+        </w:rPr>
+        <w:t>CALL</w:t>
+      </w:r>
+      <w:r>
+        <w:rPr>
+          <w:i/>
+          <w:iCs/>
+          <w:sz w:val="32"/>
+          <w:szCs w:val="32"/>
+        </w:rPr>
+        <w:t>_</w:t>
+      </w:r>
+      <w:r>
+        <w:rPr>
+          <w:i/>
+          <w:iCs/>
+          <w:sz w:val="32"/>
+          <w:szCs w:val="32"/>
+          <w:lang w:val="en-US"/>
+        </w:rPr>
+        <w:t>FRAME</w:t>
+      </w:r>
+      <w:r>
+        <w:rPr>
+          <w:i/>
+          <w:iCs/>
+          <w:sz w:val="32"/>
+          <w:szCs w:val="32"/>
+        </w:rPr>
+        <w:t>_</w:t>
+      </w:r>
+      <w:r>
+        <w:rPr>
+          <w:i/>
+          <w:iCs/>
+          <w:sz w:val="32"/>
+          <w:szCs w:val="32"/>
+          <w:lang w:val="en-US"/>
+        </w:rPr>
+        <w:t>ADDRESS</w:t>
       </w:r>
       <w:r>
         <w:rPr>
@@ -6750,7 +6849,14 @@
           <w:szCs w:val="32"/>
           <w:lang w:val="en-US"/>
         </w:rPr>
-        <w:t>CALL:</w:t>
+        <w:t>CALL</w:t>
+      </w:r>
+      <w:r>
+        <w:rPr>
+          <w:sz w:val="32"/>
+          <w:szCs w:val="32"/>
+        </w:rPr>
+        <w:t>:</w:t>
       </w:r>
     </w:p>
     <w:tbl>
@@ -11782,7 +11888,7 @@
           <w:sz w:val="32"/>
           <w:szCs w:val="32"/>
         </w:rPr>
-        <w:t xml:space="preserve"> перед вызовом функции и </w:t>
+        <w:t xml:space="preserve"> </w:t>
       </w:r>
       <w:r>
         <w:rPr>
@@ -11790,9 +11896,9 @@
           <w:iCs/>
           <w:sz w:val="32"/>
           <w:szCs w:val="32"/>
-          <w:lang w:val="en-US"/>
-        </w:rPr>
-        <w:t>POP</w:t>
+        </w:rPr>
+        <w:lastRenderedPageBreak/>
+        <w:t xml:space="preserve">перед вызовом функции и </w:t>
       </w:r>
       <w:r>
         <w:rPr>
@@ -11800,52 +11906,9 @@
           <w:iCs/>
           <w:sz w:val="32"/>
           <w:szCs w:val="32"/>
-        </w:rPr>
-        <w:t xml:space="preserve"> потом</w:t>
-      </w:r>
-      <w:r>
-        <w:rPr>
-          <w:sz w:val="32"/>
-          <w:szCs w:val="32"/>
-        </w:rPr>
-        <w:t xml:space="preserve">. Но мы тогда сдвинем </w:t>
-      </w:r>
-      <w:r>
-        <w:rPr>
-          <w:sz w:val="32"/>
-          <w:szCs w:val="32"/>
           <w:lang w:val="en-US"/>
         </w:rPr>
-        <w:t>SP</w:t>
-      </w:r>
-      <w:r>
-        <w:rPr>
-          <w:sz w:val="32"/>
-          <w:szCs w:val="32"/>
-        </w:rPr>
-        <w:t xml:space="preserve"> ниже, чем </w:t>
-      </w:r>
-      <w:r>
-        <w:rPr>
-          <w:sz w:val="32"/>
-          <w:szCs w:val="32"/>
-          <w:lang w:val="en-US"/>
-        </w:rPr>
-        <w:t>FP</w:t>
-      </w:r>
-      <w:r>
-        <w:rPr>
-          <w:sz w:val="32"/>
-          <w:szCs w:val="32"/>
-        </w:rPr>
-        <w:t>.</w:t>
-      </w:r>
-      <w:r>
-        <w:rPr>
-          <w:sz w:val="32"/>
-          <w:szCs w:val="32"/>
-        </w:rPr>
-        <w:t xml:space="preserve"> Для решения этой дилеммы есть команда </w:t>
+        <w:t>POP</w:t>
       </w:r>
       <w:r>
         <w:rPr>
@@ -11853,9 +11916,52 @@
           <w:iCs/>
           <w:sz w:val="32"/>
           <w:szCs w:val="32"/>
+        </w:rPr>
+        <w:t xml:space="preserve"> потом</w:t>
+      </w:r>
+      <w:r>
+        <w:rPr>
+          <w:sz w:val="32"/>
+          <w:szCs w:val="32"/>
+        </w:rPr>
+        <w:t xml:space="preserve">. Но мы тогда сдвинем </w:t>
+      </w:r>
+      <w:r>
+        <w:rPr>
+          <w:sz w:val="32"/>
+          <w:szCs w:val="32"/>
           <w:lang w:val="en-US"/>
         </w:rPr>
-        <w:t>GRAB</w:t>
+        <w:t>SP</w:t>
+      </w:r>
+      <w:r>
+        <w:rPr>
+          <w:sz w:val="32"/>
+          <w:szCs w:val="32"/>
+        </w:rPr>
+        <w:t xml:space="preserve"> ниже, чем </w:t>
+      </w:r>
+      <w:r>
+        <w:rPr>
+          <w:sz w:val="32"/>
+          <w:szCs w:val="32"/>
+          <w:lang w:val="en-US"/>
+        </w:rPr>
+        <w:t>FP</w:t>
+      </w:r>
+      <w:r>
+        <w:rPr>
+          <w:sz w:val="32"/>
+          <w:szCs w:val="32"/>
+        </w:rPr>
+        <w:t>.</w:t>
+      </w:r>
+      <w:r>
+        <w:rPr>
+          <w:sz w:val="32"/>
+          <w:szCs w:val="32"/>
+        </w:rPr>
+        <w:t xml:space="preserve"> Для решения этой дилеммы есть команда </w:t>
       </w:r>
       <w:r>
         <w:rPr>
@@ -11863,8 +11969,9 @@
           <w:iCs/>
           <w:sz w:val="32"/>
           <w:szCs w:val="32"/>
-        </w:rPr>
-        <w:t>_</w:t>
+          <w:lang w:val="en-US"/>
+        </w:rPr>
+        <w:t>GRAB</w:t>
       </w:r>
       <w:r>
         <w:rPr>
@@ -11872,6 +11979,15 @@
           <w:iCs/>
           <w:sz w:val="32"/>
           <w:szCs w:val="32"/>
+        </w:rPr>
+        <w:t>_</w:t>
+      </w:r>
+      <w:r>
+        <w:rPr>
+          <w:i/>
+          <w:iCs/>
+          <w:sz w:val="32"/>
+          <w:szCs w:val="32"/>
           <w:lang w:val="en-US"/>
         </w:rPr>
         <w:t>FRAME</w:t>
@@ -11933,15 +12049,7 @@
           <w:sz w:val="32"/>
           <w:szCs w:val="32"/>
         </w:rPr>
-        <w:t xml:space="preserve"> байт, то есть мы воруем данные </w:t>
-      </w:r>
-      <w:r>
-        <w:rPr>
-          <w:sz w:val="32"/>
-          <w:szCs w:val="32"/>
-        </w:rPr>
-        <w:lastRenderedPageBreak/>
-        <w:t>у старого кадра. Вернёмся к предыдущему примеру, только 4-байтное значение будет аргументом функции.</w:t>
+        <w:t xml:space="preserve"> байт, то есть мы воруем данные у старого кадра. Вернёмся к предыдущему примеру, только 4-байтное значение будет аргументом функции.</w:t>
       </w:r>
     </w:p>
     <w:p>
@@ -15946,6 +16054,7 @@
           <w:sz w:val="32"/>
           <w:szCs w:val="32"/>
         </w:rPr>
+        <w:lastRenderedPageBreak/>
         <w:t>По стеку вроде всё.</w:t>
       </w:r>
     </w:p>
@@ -15974,7 +16083,6 @@
           <w:sz w:val="32"/>
           <w:szCs w:val="32"/>
         </w:rPr>
-        <w:lastRenderedPageBreak/>
         <w:t>Куча</w:t>
       </w:r>
     </w:p>
@@ -16105,7 +16213,6 @@
               <w:t xml:space="preserve"> </w:t>
             </w:r>
             <w:proofErr w:type="spellStart"/>
-            <w:proofErr w:type="gramStart"/>
             <w:r>
               <w:rPr>
                 <w:rFonts w:ascii="Cascadia Mono" w:hAnsi="Cascadia Mono" w:cs="Cascadia Mono"/>
@@ -16129,10 +16236,28 @@
                 <w:highlight w:val="white"/>
                 <w:lang w:val="en-US"/>
               </w:rPr>
-              <w:t>(</w:t>
-            </w:r>
-            <w:proofErr w:type="gramEnd"/>
-            <w:r>
+              <w:t xml:space="preserve">(8) </w:t>
+            </w:r>
+            <w:proofErr w:type="spellStart"/>
+            <w:r>
+              <w:rPr>
+                <w:rFonts w:ascii="Cascadia Mono" w:hAnsi="Cascadia Mono" w:cs="Cascadia Mono"/>
+                <w:color w:val="2B91AF"/>
+                <w:kern w:val="0"/>
+                <w:sz w:val="19"/>
+                <w:szCs w:val="19"/>
+                <w:highlight w:val="white"/>
+                <w:lang w:val="en-US"/>
+              </w:rPr>
+              <w:t>LinearMemory</w:t>
+            </w:r>
+            <w:proofErr w:type="spellEnd"/>
+          </w:p>
+          <w:p>
+            <w:pPr>
+              <w:autoSpaceDE w:val="0"/>
+              <w:autoSpaceDN w:val="0"/>
+              <w:adjustRightInd w:val="0"/>
               <w:rPr>
                 <w:rFonts w:ascii="Cascadia Mono" w:hAnsi="Cascadia Mono" w:cs="Cascadia Mono"/>
                 <w:color w:val="000000"/>
@@ -16142,7 +16267,46 @@
                 <w:highlight w:val="white"/>
                 <w:lang w:val="en-US"/>
               </w:rPr>
-              <w:t xml:space="preserve">8) </w:t>
+            </w:pPr>
+            <w:r>
+              <w:rPr>
+                <w:rFonts w:ascii="Cascadia Mono" w:hAnsi="Cascadia Mono" w:cs="Cascadia Mono"/>
+                <w:color w:val="000000"/>
+                <w:kern w:val="0"/>
+                <w:sz w:val="19"/>
+                <w:szCs w:val="19"/>
+                <w:highlight w:val="white"/>
+                <w:lang w:val="en-US"/>
+              </w:rPr>
+              <w:t>{</w:t>
+            </w:r>
+          </w:p>
+          <w:p>
+            <w:pPr>
+              <w:autoSpaceDE w:val="0"/>
+              <w:autoSpaceDN w:val="0"/>
+              <w:adjustRightInd w:val="0"/>
+              <w:rPr>
+                <w:rFonts w:ascii="Cascadia Mono" w:hAnsi="Cascadia Mono" w:cs="Cascadia Mono"/>
+                <w:color w:val="000000"/>
+                <w:kern w:val="0"/>
+                <w:sz w:val="19"/>
+                <w:szCs w:val="19"/>
+                <w:highlight w:val="white"/>
+                <w:lang w:val="en-US"/>
+              </w:rPr>
+            </w:pPr>
+            <w:r>
+              <w:rPr>
+                <w:rFonts w:ascii="Cascadia Mono" w:hAnsi="Cascadia Mono" w:cs="Cascadia Mono"/>
+                <w:color w:val="000000"/>
+                <w:kern w:val="0"/>
+                <w:sz w:val="19"/>
+                <w:szCs w:val="19"/>
+                <w:highlight w:val="white"/>
+                <w:lang w:val="en-US"/>
+              </w:rPr>
+              <w:tab/>
             </w:r>
             <w:proofErr w:type="spellStart"/>
             <w:r>
@@ -16155,15 +16319,10 @@
                 <w:highlight w:val="white"/>
                 <w:lang w:val="en-US"/>
               </w:rPr>
-              <w:t>LinearMemory</w:t>
+              <w:t>memory_cell</w:t>
             </w:r>
             <w:proofErr w:type="spellEnd"/>
-          </w:p>
-          <w:p>
-            <w:pPr>
-              <w:autoSpaceDE w:val="0"/>
-              <w:autoSpaceDN w:val="0"/>
-              <w:adjustRightInd w:val="0"/>
+            <w:r>
               <w:rPr>
                 <w:rFonts w:ascii="Cascadia Mono" w:hAnsi="Cascadia Mono" w:cs="Cascadia Mono"/>
                 <w:color w:val="000000"/>
@@ -16173,8 +16332,14 @@
                 <w:highlight w:val="white"/>
                 <w:lang w:val="en-US"/>
               </w:rPr>
-            </w:pPr>
-            <w:r>
+              <w:t xml:space="preserve"> memory[STACK_SIZE + HEAP_SIZE]{};</w:t>
+            </w:r>
+          </w:p>
+          <w:p>
+            <w:pPr>
+              <w:autoSpaceDE w:val="0"/>
+              <w:autoSpaceDN w:val="0"/>
+              <w:adjustRightInd w:val="0"/>
               <w:rPr>
                 <w:rFonts w:ascii="Cascadia Mono" w:hAnsi="Cascadia Mono" w:cs="Cascadia Mono"/>
                 <w:color w:val="000000"/>
@@ -16184,14 +16349,8 @@
                 <w:highlight w:val="white"/>
                 <w:lang w:val="en-US"/>
               </w:rPr>
-              <w:t>{</w:t>
-            </w:r>
-          </w:p>
-          <w:p>
-            <w:pPr>
-              <w:autoSpaceDE w:val="0"/>
-              <w:autoSpaceDN w:val="0"/>
-              <w:adjustRightInd w:val="0"/>
+            </w:pPr>
+            <w:r>
               <w:rPr>
                 <w:rFonts w:ascii="Cascadia Mono" w:hAnsi="Cascadia Mono" w:cs="Cascadia Mono"/>
                 <w:color w:val="000000"/>
@@ -16201,7 +16360,22 @@
                 <w:highlight w:val="white"/>
                 <w:lang w:val="en-US"/>
               </w:rPr>
-            </w:pPr>
+              <w:tab/>
+            </w:r>
+            <w:proofErr w:type="spellStart"/>
+            <w:r>
+              <w:rPr>
+                <w:rFonts w:ascii="Cascadia Mono" w:hAnsi="Cascadia Mono" w:cs="Cascadia Mono"/>
+                <w:color w:val="2B91AF"/>
+                <w:kern w:val="0"/>
+                <w:sz w:val="19"/>
+                <w:szCs w:val="19"/>
+                <w:highlight w:val="white"/>
+                <w:lang w:val="en-US"/>
+              </w:rPr>
+              <w:t>HeapFreeIntervals</w:t>
+            </w:r>
+            <w:proofErr w:type="spellEnd"/>
             <w:r>
               <w:rPr>
                 <w:rFonts w:ascii="Cascadia Mono" w:hAnsi="Cascadia Mono" w:cs="Cascadia Mono"/>
@@ -16212,22 +16386,17 @@
                 <w:highlight w:val="white"/>
                 <w:lang w:val="en-US"/>
               </w:rPr>
-              <w:tab/>
-            </w:r>
-            <w:proofErr w:type="spellStart"/>
-            <w:r>
-              <w:rPr>
-                <w:rFonts w:ascii="Cascadia Mono" w:hAnsi="Cascadia Mono" w:cs="Cascadia Mono"/>
-                <w:color w:val="2B91AF"/>
-                <w:kern w:val="0"/>
-                <w:sz w:val="19"/>
-                <w:szCs w:val="19"/>
-                <w:highlight w:val="white"/>
-                <w:lang w:val="en-US"/>
-              </w:rPr>
-              <w:t>memory_cell</w:t>
-            </w:r>
-            <w:proofErr w:type="spellEnd"/>
+              <w:t xml:space="preserve"> HFI{HEAP_START, HEAP_END};</w:t>
+            </w:r>
+          </w:p>
+          <w:p>
+            <w:pPr>
+              <w:jc w:val="both"/>
+              <w:rPr>
+                <w:sz w:val="32"/>
+                <w:szCs w:val="32"/>
+              </w:rPr>
+            </w:pPr>
             <w:r>
               <w:rPr>
                 <w:rFonts w:ascii="Cascadia Mono" w:hAnsi="Cascadia Mono" w:cs="Cascadia Mono"/>
@@ -16236,208 +16405,6 @@
                 <w:sz w:val="19"/>
                 <w:szCs w:val="19"/>
                 <w:highlight w:val="white"/>
-                <w:lang w:val="en-US"/>
-              </w:rPr>
-              <w:t xml:space="preserve"> </w:t>
-            </w:r>
-            <w:proofErr w:type="gramStart"/>
-            <w:r>
-              <w:rPr>
-                <w:rFonts w:ascii="Cascadia Mono" w:hAnsi="Cascadia Mono" w:cs="Cascadia Mono"/>
-                <w:color w:val="000000"/>
-                <w:kern w:val="0"/>
-                <w:sz w:val="19"/>
-                <w:szCs w:val="19"/>
-                <w:highlight w:val="white"/>
-                <w:lang w:val="en-US"/>
-              </w:rPr>
-              <w:t>heap[</w:t>
-            </w:r>
-            <w:proofErr w:type="gramEnd"/>
-            <w:r>
-              <w:rPr>
-                <w:rFonts w:ascii="Cascadia Mono" w:hAnsi="Cascadia Mono" w:cs="Cascadia Mono"/>
-                <w:color w:val="000000"/>
-                <w:kern w:val="0"/>
-                <w:sz w:val="19"/>
-                <w:szCs w:val="19"/>
-                <w:highlight w:val="white"/>
-                <w:lang w:val="en-US"/>
-              </w:rPr>
-              <w:t>HEAP_SIZE]{};</w:t>
-            </w:r>
-          </w:p>
-          <w:p>
-            <w:pPr>
-              <w:autoSpaceDE w:val="0"/>
-              <w:autoSpaceDN w:val="0"/>
-              <w:adjustRightInd w:val="0"/>
-              <w:rPr>
-                <w:rFonts w:ascii="Cascadia Mono" w:hAnsi="Cascadia Mono" w:cs="Cascadia Mono"/>
-                <w:color w:val="000000"/>
-                <w:kern w:val="0"/>
-                <w:sz w:val="19"/>
-                <w:szCs w:val="19"/>
-                <w:highlight w:val="white"/>
-                <w:lang w:val="en-US"/>
-              </w:rPr>
-            </w:pPr>
-            <w:r>
-              <w:rPr>
-                <w:rFonts w:ascii="Cascadia Mono" w:hAnsi="Cascadia Mono" w:cs="Cascadia Mono"/>
-                <w:color w:val="000000"/>
-                <w:kern w:val="0"/>
-                <w:sz w:val="19"/>
-                <w:szCs w:val="19"/>
-                <w:highlight w:val="white"/>
-                <w:lang w:val="en-US"/>
-              </w:rPr>
-              <w:tab/>
-            </w:r>
-            <w:proofErr w:type="spellStart"/>
-            <w:r>
-              <w:rPr>
-                <w:rFonts w:ascii="Cascadia Mono" w:hAnsi="Cascadia Mono" w:cs="Cascadia Mono"/>
-                <w:color w:val="2B91AF"/>
-                <w:kern w:val="0"/>
-                <w:sz w:val="19"/>
-                <w:szCs w:val="19"/>
-                <w:highlight w:val="white"/>
-                <w:lang w:val="en-US"/>
-              </w:rPr>
-              <w:t>memory_cell</w:t>
-            </w:r>
-            <w:proofErr w:type="spellEnd"/>
-            <w:r>
-              <w:rPr>
-                <w:rFonts w:ascii="Cascadia Mono" w:hAnsi="Cascadia Mono" w:cs="Cascadia Mono"/>
-                <w:color w:val="000000"/>
-                <w:kern w:val="0"/>
-                <w:sz w:val="19"/>
-                <w:szCs w:val="19"/>
-                <w:highlight w:val="white"/>
-                <w:lang w:val="en-US"/>
-              </w:rPr>
-              <w:t xml:space="preserve"> </w:t>
-            </w:r>
-            <w:proofErr w:type="gramStart"/>
-            <w:r>
-              <w:rPr>
-                <w:rFonts w:ascii="Cascadia Mono" w:hAnsi="Cascadia Mono" w:cs="Cascadia Mono"/>
-                <w:color w:val="000000"/>
-                <w:kern w:val="0"/>
-                <w:sz w:val="19"/>
-                <w:szCs w:val="19"/>
-                <w:highlight w:val="white"/>
-                <w:lang w:val="en-US"/>
-              </w:rPr>
-              <w:t>stack[</w:t>
-            </w:r>
-            <w:proofErr w:type="gramEnd"/>
-            <w:r>
-              <w:rPr>
-                <w:rFonts w:ascii="Cascadia Mono" w:hAnsi="Cascadia Mono" w:cs="Cascadia Mono"/>
-                <w:color w:val="000000"/>
-                <w:kern w:val="0"/>
-                <w:sz w:val="19"/>
-                <w:szCs w:val="19"/>
-                <w:highlight w:val="white"/>
-                <w:lang w:val="en-US"/>
-              </w:rPr>
-              <w:t>STACK_SIZE]{};</w:t>
-            </w:r>
-          </w:p>
-          <w:p>
-            <w:pPr>
-              <w:autoSpaceDE w:val="0"/>
-              <w:autoSpaceDN w:val="0"/>
-              <w:adjustRightInd w:val="0"/>
-              <w:rPr>
-                <w:rFonts w:ascii="Cascadia Mono" w:hAnsi="Cascadia Mono" w:cs="Cascadia Mono"/>
-                <w:color w:val="000000"/>
-                <w:kern w:val="0"/>
-                <w:sz w:val="19"/>
-                <w:szCs w:val="19"/>
-                <w:highlight w:val="white"/>
-              </w:rPr>
-            </w:pPr>
-            <w:r>
-              <w:rPr>
-                <w:rFonts w:ascii="Cascadia Mono" w:hAnsi="Cascadia Mono" w:cs="Cascadia Mono"/>
-                <w:color w:val="000000"/>
-                <w:kern w:val="0"/>
-                <w:sz w:val="19"/>
-                <w:szCs w:val="19"/>
-                <w:highlight w:val="white"/>
-                <w:lang w:val="en-US"/>
-              </w:rPr>
-              <w:tab/>
-            </w:r>
-            <w:proofErr w:type="spellStart"/>
-            <w:r>
-              <w:rPr>
-                <w:rFonts w:ascii="Cascadia Mono" w:hAnsi="Cascadia Mono" w:cs="Cascadia Mono"/>
-                <w:color w:val="2B91AF"/>
-                <w:kern w:val="0"/>
-                <w:sz w:val="19"/>
-                <w:szCs w:val="19"/>
-                <w:highlight w:val="white"/>
-              </w:rPr>
-              <w:t>HeapFreeIntervals</w:t>
-            </w:r>
-            <w:proofErr w:type="spellEnd"/>
-            <w:r>
-              <w:rPr>
-                <w:rFonts w:ascii="Cascadia Mono" w:hAnsi="Cascadia Mono" w:cs="Cascadia Mono"/>
-                <w:color w:val="000000"/>
-                <w:kern w:val="0"/>
-                <w:sz w:val="19"/>
-                <w:szCs w:val="19"/>
-                <w:highlight w:val="white"/>
-              </w:rPr>
-              <w:t xml:space="preserve"> </w:t>
-            </w:r>
-            <w:proofErr w:type="gramStart"/>
-            <w:r>
-              <w:rPr>
-                <w:rFonts w:ascii="Cascadia Mono" w:hAnsi="Cascadia Mono" w:cs="Cascadia Mono"/>
-                <w:color w:val="000000"/>
-                <w:kern w:val="0"/>
-                <w:sz w:val="19"/>
-                <w:szCs w:val="19"/>
-                <w:highlight w:val="white"/>
-              </w:rPr>
-              <w:t>HFI{</w:t>
-            </w:r>
-            <w:proofErr w:type="gramEnd"/>
-            <w:r>
-              <w:rPr>
-                <w:rFonts w:ascii="Cascadia Mono" w:hAnsi="Cascadia Mono" w:cs="Cascadia Mono"/>
-                <w:color w:val="000000"/>
-                <w:kern w:val="0"/>
-                <w:sz w:val="19"/>
-                <w:szCs w:val="19"/>
-                <w:highlight w:val="white"/>
-              </w:rPr>
-              <w:t>0, HEAP_END};</w:t>
-            </w:r>
-          </w:p>
-          <w:p>
-            <w:pPr>
-              <w:jc w:val="both"/>
-              <w:rPr>
-                <w:sz w:val="32"/>
-                <w:szCs w:val="32"/>
-              </w:rPr>
-            </w:pPr>
-            <w:r>
-              <w:rPr>
-                <w:rFonts w:ascii="Cascadia Mono" w:hAnsi="Cascadia Mono" w:cs="Cascadia Mono"/>
-                <w:color w:val="000000"/>
-                <w:kern w:val="0"/>
-                <w:sz w:val="19"/>
-                <w:szCs w:val="19"/>
-                <w:highlight w:val="white"/>
               </w:rPr>
               <w:t>};</w:t>
             </w:r>
@@ -16617,7 +16584,21 @@
           <w:sz w:val="32"/>
           <w:szCs w:val="32"/>
         </w:rPr>
-        <w:t xml:space="preserve"> массива и данных будет жрать кусок от пирога и без этого низкой производительности. </w:t>
+        <w:t xml:space="preserve"> массива и данных будет жрать кусок от пирога и без </w:t>
+      </w:r>
+      <w:r>
+        <w:rPr>
+          <w:sz w:val="32"/>
+          <w:szCs w:val="32"/>
+        </w:rPr>
+        <w:t>того</w:t>
+      </w:r>
+      <w:r>
+        <w:rPr>
+          <w:sz w:val="32"/>
+          <w:szCs w:val="32"/>
+        </w:rPr>
+        <w:t xml:space="preserve"> низкой производительности. </w:t>
       </w:r>
     </w:p>
     <w:p>
@@ -17114,7 +17095,18 @@
           <w:sz w:val="32"/>
           <w:szCs w:val="32"/>
         </w:rPr>
-        <w:t xml:space="preserve">, я, естественно, не могу за него полностью ручаться, да-да, я </w:t>
+        <w:t xml:space="preserve">, я, естественно, не могу за него полностью ручаться, </w:t>
+      </w:r>
+      <w:r>
+        <w:rPr>
+          <w:rFonts w:cstheme="minorHAnsi"/>
+          <w:color w:val="000000" w:themeColor="text1"/>
+          <w:kern w:val="0"/>
+          <w:sz w:val="32"/>
+          <w:szCs w:val="32"/>
+        </w:rPr>
+        <w:lastRenderedPageBreak/>
+        <w:t xml:space="preserve">да-да, я </w:t>
       </w:r>
       <w:proofErr w:type="spellStart"/>
       <w:r>
@@ -17160,7 +17152,6 @@
           <w:sz w:val="32"/>
           <w:szCs w:val="32"/>
         </w:rPr>
-        <w:lastRenderedPageBreak/>
         <w:t>Ищем</w:t>
       </w:r>
       <w:r>
@@ -17350,7 +17341,6 @@
         </w:rPr>
         <w:t xml:space="preserve">Сложность поиска свободной структуры, особенно, если размер её будет равен степени двойки (если настроено выравнивание), будет равна </w:t>
       </w:r>
-      <w:proofErr w:type="gramStart"/>
       <w:r>
         <w:rPr>
           <w:rFonts w:cstheme="minorHAnsi"/>
@@ -17370,18 +17360,7 @@
           <w:sz w:val="32"/>
           <w:szCs w:val="32"/>
         </w:rPr>
-        <w:t>(</w:t>
-      </w:r>
-      <w:proofErr w:type="gramEnd"/>
-      <w:r>
-        <w:rPr>
-          <w:rFonts w:cstheme="minorHAnsi"/>
-          <w:color w:val="000000" w:themeColor="text1"/>
-          <w:kern w:val="0"/>
-          <w:sz w:val="32"/>
-          <w:szCs w:val="32"/>
-        </w:rPr>
-        <w:t>1)</w:t>
+        <w:t>(1)</w:t>
       </w:r>
       <w:r>
         <w:rPr>
@@ -17892,6 +17871,7 @@
           <w:sz w:val="32"/>
           <w:szCs w:val="32"/>
         </w:rPr>
+        <w:lastRenderedPageBreak/>
         <w:t xml:space="preserve">Возвращаем, в случае чего выдаём ошибку освобождения памяти </w:t>
       </w:r>
       <w:proofErr w:type="spellStart"/>
@@ -17930,18 +17910,7 @@
           <w:sz w:val="32"/>
           <w:szCs w:val="32"/>
         </w:rPr>
-        <w:t xml:space="preserve">, которая возникает из-за, опять же, неправильных </w:t>
-      </w:r>
-      <w:r>
-        <w:rPr>
-          <w:rFonts w:cstheme="minorHAnsi"/>
-          <w:color w:val="000000" w:themeColor="text1"/>
-          <w:kern w:val="0"/>
-          <w:sz w:val="32"/>
-          <w:szCs w:val="32"/>
-        </w:rPr>
-        <w:lastRenderedPageBreak/>
-        <w:t xml:space="preserve">параметров. </w:t>
+        <w:t xml:space="preserve">, которая возникает из-за, опять же, неправильных параметров. </w:t>
       </w:r>
       <w:r>
         <w:rPr>
@@ -19511,17 +19480,8 @@
                 <w:sz w:val="28"/>
                 <w:szCs w:val="28"/>
               </w:rPr>
-              <w:t>Случай полной #.</w:t>
-            </w:r>
-            <w:proofErr w:type="gramStart"/>
-            <w:r>
-              <w:rPr>
-                <w:sz w:val="28"/>
-                <w:szCs w:val="28"/>
-              </w:rPr>
-              <w:t>#.#</w:t>
-            </w:r>
-            <w:proofErr w:type="gramEnd"/>
+              <w:t>Случай полной #.#.#</w:t>
+            </w:r>
           </w:p>
         </w:tc>
       </w:tr>
@@ -19799,17 +19759,8 @@
           <w:sz w:val="28"/>
           <w:szCs w:val="28"/>
         </w:rPr>
-        <w:t>полной #.</w:t>
-      </w:r>
-      <w:proofErr w:type="gramStart"/>
-      <w:r>
-        <w:rPr>
-          <w:sz w:val="28"/>
-          <w:szCs w:val="28"/>
-        </w:rPr>
-        <w:t>#.#</w:t>
-      </w:r>
-      <w:proofErr w:type="gramEnd"/>
+        <w:t>полной #.#.#</w:t>
+      </w:r>
       <w:r>
         <w:rPr>
           <w:sz w:val="28"/>
@@ -19957,7 +19908,6 @@
           <w:sz w:val="36"/>
           <w:szCs w:val="36"/>
         </w:rPr>
-        <w:lastRenderedPageBreak/>
         <w:t>Команды</w:t>
       </w:r>
     </w:p>
@@ -21343,26 +21293,16 @@
           <w:sz w:val="32"/>
           <w:szCs w:val="32"/>
         </w:rPr>
-        <w:t xml:space="preserve"> – память (куча</w:t>
-      </w:r>
-      <w:proofErr w:type="gramStart"/>
+        <w:t xml:space="preserve"> – память (куча) </w:t>
+      </w:r>
       <w:r>
         <w:rPr>
           <w:rFonts w:cs="Calibri"/>
           <w:sz w:val="32"/>
           <w:szCs w:val="32"/>
         </w:rPr>
-        <w:t xml:space="preserve">) </w:t>
-      </w:r>
-      <w:r>
-        <w:rPr>
-          <w:rFonts w:cs="Calibri"/>
-          <w:sz w:val="32"/>
-          <w:szCs w:val="32"/>
-        </w:rPr>
         <w:t>.</w:t>
       </w:r>
-      <w:proofErr w:type="gramEnd"/>
     </w:p>
     <w:p>
       <w:pPr>
@@ -22696,6 +22636,7 @@
                 <w:highlight w:val="white"/>
                 <w:lang w:val="en-US"/>
               </w:rPr>
+              <w:lastRenderedPageBreak/>
               <w:t>DIV_RRR_INTEGER</w:t>
             </w:r>
           </w:p>
@@ -22828,7 +22769,6 @@
                 <w:highlight w:val="white"/>
                 <w:lang w:val="en-US"/>
               </w:rPr>
-              <w:lastRenderedPageBreak/>
               <w:t>MUL_RRR_INTEGER</w:t>
             </w:r>
           </w:p>
@@ -24933,27 +24873,7 @@
                 <w:sz w:val="24"/>
                 <w:szCs w:val="24"/>
               </w:rPr>
-              <w:t xml:space="preserve">Битовый сдвиг </w:t>
-            </w:r>
-            <w:proofErr w:type="gramStart"/>
-            <w:r>
-              <w:rPr>
-                <w:rFonts w:cstheme="minorHAnsi"/>
-                <w:color w:val="000000" w:themeColor="text1"/>
-                <w:sz w:val="24"/>
-                <w:szCs w:val="24"/>
-              </w:rPr>
-              <w:t>влево(</w:t>
-            </w:r>
-            <w:proofErr w:type="gramEnd"/>
-            <w:r>
-              <w:rPr>
-                <w:rFonts w:cstheme="minorHAnsi"/>
-                <w:color w:val="000000" w:themeColor="text1"/>
-                <w:sz w:val="24"/>
-                <w:szCs w:val="24"/>
-              </w:rPr>
-              <w:t>только целые + числа в качестве силы сдвига)</w:t>
+              <w:t>Битовый сдвиг влево(только целые + числа в качестве силы сдвига)</w:t>
             </w:r>
           </w:p>
         </w:tc>
@@ -25100,27 +25020,7 @@
                 <w:sz w:val="24"/>
                 <w:szCs w:val="24"/>
               </w:rPr>
-              <w:t xml:space="preserve">Битовый сдвиг </w:t>
-            </w:r>
-            <w:proofErr w:type="gramStart"/>
-            <w:r>
-              <w:rPr>
-                <w:rFonts w:cstheme="minorHAnsi"/>
-                <w:color w:val="000000" w:themeColor="text1"/>
-                <w:sz w:val="24"/>
-                <w:szCs w:val="24"/>
-              </w:rPr>
-              <w:t>вправо(</w:t>
-            </w:r>
-            <w:proofErr w:type="gramEnd"/>
-            <w:r>
-              <w:rPr>
-                <w:rFonts w:cstheme="minorHAnsi"/>
-                <w:color w:val="000000" w:themeColor="text1"/>
-                <w:sz w:val="24"/>
-                <w:szCs w:val="24"/>
-              </w:rPr>
-              <w:t>только целые + числа в качестве силы сдвига)</w:t>
+              <w:t>Битовый сдвиг вправо(только целые + числа в качестве силы сдвига)</w:t>
             </w:r>
           </w:p>
         </w:tc>
@@ -26643,7 +26543,7 @@
                 <w:sz w:val="24"/>
                 <w:szCs w:val="24"/>
               </w:rPr>
-              <w:t xml:space="preserve">Смещение в стеке относительно </w:t>
+              <w:t xml:space="preserve">Смещение в стеке </w:t>
             </w:r>
             <w:r>
               <w:rPr>
@@ -26653,7 +26553,7 @@
                 <w:szCs w:val="24"/>
               </w:rPr>
               <w:lastRenderedPageBreak/>
-              <w:t>текущего кадра</w:t>
+              <w:t>относительно текущего кадра</w:t>
             </w:r>
           </w:p>
         </w:tc>
@@ -26742,6 +26642,7 @@
                 <w:sz w:val="24"/>
                 <w:szCs w:val="24"/>
               </w:rPr>
+              <w:lastRenderedPageBreak/>
               <w:t>Загружает значение из</w:t>
             </w:r>
             <w:r>
@@ -26814,7 +26715,26 @@
                 <w:sz w:val="24"/>
                 <w:szCs w:val="24"/>
               </w:rPr>
-              <w:t>Смещение в стеке относительно текущего кадра</w:t>
+              <w:t>Откуда</w:t>
+            </w:r>
+          </w:p>
+          <w:p>
+            <w:pPr>
+              <w:rPr>
+                <w:rFonts w:cstheme="minorHAnsi"/>
+                <w:color w:val="000000" w:themeColor="text1"/>
+                <w:sz w:val="24"/>
+                <w:szCs w:val="24"/>
+              </w:rPr>
+            </w:pPr>
+            <w:r>
+              <w:rPr>
+                <w:rFonts w:cstheme="minorHAnsi"/>
+                <w:color w:val="000000" w:themeColor="text1"/>
+                <w:sz w:val="24"/>
+                <w:szCs w:val="24"/>
+              </w:rPr>
+              <w:t>(регистр)</w:t>
             </w:r>
           </w:p>
         </w:tc>
@@ -26839,26 +26759,7 @@
                 <w:sz w:val="24"/>
                 <w:szCs w:val="24"/>
               </w:rPr>
-              <w:t>Откуда</w:t>
-            </w:r>
-          </w:p>
-          <w:p>
-            <w:pPr>
-              <w:rPr>
-                <w:rFonts w:cstheme="minorHAnsi"/>
-                <w:color w:val="000000" w:themeColor="text1"/>
-                <w:sz w:val="24"/>
-                <w:szCs w:val="24"/>
-              </w:rPr>
-            </w:pPr>
-            <w:r>
-              <w:rPr>
-                <w:rFonts w:cstheme="minorHAnsi"/>
-                <w:color w:val="000000" w:themeColor="text1"/>
-                <w:sz w:val="24"/>
-                <w:szCs w:val="24"/>
-              </w:rPr>
-              <w:t>(регистр)</w:t>
+              <w:t>Смещение в стеке относительно текущего кадра</w:t>
             </w:r>
           </w:p>
         </w:tc>
@@ -26971,7 +26872,6 @@
                 <w:sz w:val="24"/>
                 <w:szCs w:val="24"/>
                 <w:highlight w:val="white"/>
-                <w:lang w:val="en-US"/>
               </w:rPr>
             </w:pPr>
             <w:r>
@@ -26982,9 +26882,8 @@
                 <w:sz w:val="24"/>
                 <w:szCs w:val="24"/>
                 <w:highlight w:val="white"/>
-                <w:lang w:val="en-US"/>
-              </w:rPr>
-              <w:t>LOAD_GLOBAL</w:t>
+              </w:rPr>
+              <w:t>LOAD_BY_ADDRESS</w:t>
             </w:r>
           </w:p>
         </w:tc>
@@ -27000,17 +26899,35 @@
                 <w:color w:val="000000" w:themeColor="text1"/>
                 <w:sz w:val="24"/>
                 <w:szCs w:val="24"/>
-                <w:lang w:val="en-US"/>
-              </w:rPr>
-            </w:pPr>
-            <w:r>
-              <w:rPr>
-                <w:rFonts w:cstheme="minorHAnsi"/>
-                <w:color w:val="000000" w:themeColor="text1"/>
-                <w:sz w:val="24"/>
-                <w:szCs w:val="24"/>
-              </w:rPr>
-              <w:t>Куда (регистр)</w:t>
+              </w:rPr>
+            </w:pPr>
+            <w:r>
+              <w:rPr>
+                <w:rFonts w:cstheme="minorHAnsi"/>
+                <w:color w:val="000000" w:themeColor="text1"/>
+                <w:sz w:val="24"/>
+                <w:szCs w:val="24"/>
+              </w:rPr>
+              <w:t>Куда</w:t>
+            </w:r>
+          </w:p>
+          <w:p>
+            <w:pPr>
+              <w:rPr>
+                <w:rFonts w:cstheme="minorHAnsi"/>
+                <w:color w:val="000000" w:themeColor="text1"/>
+                <w:sz w:val="24"/>
+                <w:szCs w:val="24"/>
+              </w:rPr>
+            </w:pPr>
+            <w:r>
+              <w:rPr>
+                <w:rFonts w:cstheme="minorHAnsi"/>
+                <w:color w:val="000000" w:themeColor="text1"/>
+                <w:sz w:val="24"/>
+                <w:szCs w:val="24"/>
+              </w:rPr>
+              <w:t>(регистр)</w:t>
             </w:r>
           </w:p>
         </w:tc>
@@ -27035,7 +26952,7 @@
                 <w:sz w:val="24"/>
                 <w:szCs w:val="24"/>
               </w:rPr>
-              <w:t>Смещение в стеке относительно начала адресации</w:t>
+              <w:t>Адрес (регистр)</w:t>
             </w:r>
           </w:p>
         </w:tc>
@@ -27104,26 +27021,25 @@
                 <w:sz w:val="24"/>
                 <w:szCs w:val="24"/>
               </w:rPr>
-              <w:t>Статическая команда.</w:t>
-            </w:r>
-          </w:p>
-          <w:p>
-            <w:pPr>
-              <w:rPr>
-                <w:rFonts w:cstheme="minorHAnsi"/>
-                <w:color w:val="000000" w:themeColor="text1"/>
-                <w:sz w:val="24"/>
-                <w:szCs w:val="24"/>
-              </w:rPr>
-            </w:pPr>
-            <w:r>
-              <w:rPr>
-                <w:rFonts w:cstheme="minorHAnsi"/>
-                <w:color w:val="000000" w:themeColor="text1"/>
-                <w:sz w:val="24"/>
-                <w:szCs w:val="24"/>
-              </w:rPr>
-              <w:t>Загружает значение из стека в регистр</w:t>
+              <w:t xml:space="preserve">Динамическая команда загрузки. Загружает значение из </w:t>
+            </w:r>
+            <w:r>
+              <w:rPr>
+                <w:rFonts w:cstheme="minorHAnsi"/>
+                <w:color w:val="000000" w:themeColor="text1"/>
+                <w:sz w:val="24"/>
+                <w:szCs w:val="24"/>
+              </w:rPr>
+              <w:t>памяти</w:t>
+            </w:r>
+            <w:r>
+              <w:rPr>
+                <w:rFonts w:cstheme="minorHAnsi"/>
+                <w:color w:val="000000" w:themeColor="text1"/>
+                <w:sz w:val="24"/>
+                <w:szCs w:val="24"/>
+              </w:rPr>
+              <w:t xml:space="preserve"> в регистр по динамически вычисленному адресу</w:t>
             </w:r>
           </w:p>
         </w:tc>
@@ -27148,7 +27064,6 @@
                 <w:sz w:val="24"/>
                 <w:szCs w:val="24"/>
                 <w:highlight w:val="white"/>
-                <w:lang w:val="en-US"/>
               </w:rPr>
             </w:pPr>
             <w:r>
@@ -27159,9 +27074,8 @@
                 <w:sz w:val="24"/>
                 <w:szCs w:val="24"/>
                 <w:highlight w:val="white"/>
-                <w:lang w:val="en-US"/>
-              </w:rPr>
-              <w:t>STORE_GLOBAL</w:t>
+              </w:rPr>
+              <w:t>STORE_BY_ADDRESS</w:t>
             </w:r>
           </w:p>
         </w:tc>
@@ -27186,7 +27100,26 @@
                 <w:sz w:val="24"/>
                 <w:szCs w:val="24"/>
               </w:rPr>
-              <w:t>Смещение в стеке относительно начала адресации</w:t>
+              <w:t>Откуда</w:t>
+            </w:r>
+          </w:p>
+          <w:p>
+            <w:pPr>
+              <w:rPr>
+                <w:rFonts w:cstheme="minorHAnsi"/>
+                <w:color w:val="000000" w:themeColor="text1"/>
+                <w:sz w:val="24"/>
+                <w:szCs w:val="24"/>
+              </w:rPr>
+            </w:pPr>
+            <w:r>
+              <w:rPr>
+                <w:rFonts w:cstheme="minorHAnsi"/>
+                <w:color w:val="000000" w:themeColor="text1"/>
+                <w:sz w:val="24"/>
+                <w:szCs w:val="24"/>
+              </w:rPr>
+              <w:t>(регистр)</w:t>
             </w:r>
           </w:p>
         </w:tc>
@@ -27211,26 +27144,16 @@
                 <w:sz w:val="24"/>
                 <w:szCs w:val="24"/>
               </w:rPr>
-              <w:t>Откуда</w:t>
-            </w:r>
-          </w:p>
-          <w:p>
-            <w:pPr>
-              <w:rPr>
-                <w:rFonts w:cstheme="minorHAnsi"/>
-                <w:color w:val="000000" w:themeColor="text1"/>
-                <w:sz w:val="24"/>
-                <w:szCs w:val="24"/>
-                <w:lang w:val="en-US"/>
-              </w:rPr>
-            </w:pPr>
-            <w:r>
-              <w:rPr>
-                <w:rFonts w:cstheme="minorHAnsi"/>
-                <w:color w:val="000000" w:themeColor="text1"/>
-                <w:sz w:val="24"/>
-                <w:szCs w:val="24"/>
-              </w:rPr>
+              <w:t>Адрес</w:t>
+            </w:r>
+            <w:r>
+              <w:rPr>
+                <w:rFonts w:cstheme="minorHAnsi"/>
+                <w:color w:val="000000" w:themeColor="text1"/>
+                <w:sz w:val="24"/>
+                <w:szCs w:val="24"/>
+              </w:rPr>
+              <w:br/>
               <w:t>(регистр)</w:t>
             </w:r>
           </w:p>
@@ -27266,7 +27189,6 @@
                 <w:color w:val="000000" w:themeColor="text1"/>
                 <w:sz w:val="24"/>
                 <w:szCs w:val="24"/>
-                <w:lang w:val="en-US"/>
               </w:rPr>
             </w:pPr>
             <w:r>
@@ -27301,16 +27223,25 @@
                 <w:sz w:val="24"/>
                 <w:szCs w:val="24"/>
               </w:rPr>
-              <w:t xml:space="preserve">Статическая команда. </w:t>
-            </w:r>
-            <w:r>
-              <w:rPr>
-                <w:rFonts w:cstheme="minorHAnsi"/>
-                <w:color w:val="000000" w:themeColor="text1"/>
-                <w:sz w:val="24"/>
-                <w:szCs w:val="24"/>
-              </w:rPr>
-              <w:t>Выгружает значение из регистра в стек</w:t>
+              <w:t xml:space="preserve">Динамическая команда загрузки. Сохраняет значение в </w:t>
+            </w:r>
+            <w:r>
+              <w:rPr>
+                <w:rFonts w:cstheme="minorHAnsi"/>
+                <w:color w:val="000000" w:themeColor="text1"/>
+                <w:sz w:val="24"/>
+                <w:szCs w:val="24"/>
+              </w:rPr>
+              <w:t>память</w:t>
+            </w:r>
+            <w:r>
+              <w:rPr>
+                <w:rFonts w:cstheme="minorHAnsi"/>
+                <w:color w:val="000000" w:themeColor="text1"/>
+                <w:sz w:val="24"/>
+                <w:szCs w:val="24"/>
+              </w:rPr>
+              <w:t xml:space="preserve"> из регистра по динамически вычисленному адресу</w:t>
             </w:r>
           </w:p>
         </w:tc>
@@ -27335,6 +27266,7 @@
                 <w:sz w:val="24"/>
                 <w:szCs w:val="24"/>
                 <w:highlight w:val="white"/>
+                <w:lang w:val="en-US"/>
               </w:rPr>
             </w:pPr>
             <w:r>
@@ -27345,8 +27277,9 @@
                 <w:sz w:val="24"/>
                 <w:szCs w:val="24"/>
                 <w:highlight w:val="white"/>
-              </w:rPr>
-              <w:t>LOAD_BY_ADDRESS</w:t>
+                <w:lang w:val="en-US"/>
+              </w:rPr>
+              <w:t>CALL_FRAME_ADDRESS</w:t>
             </w:r>
           </w:p>
         </w:tc>
@@ -27371,26 +27304,7 @@
                 <w:sz w:val="24"/>
                 <w:szCs w:val="24"/>
               </w:rPr>
-              <w:t>Куда</w:t>
-            </w:r>
-          </w:p>
-          <w:p>
-            <w:pPr>
-              <w:rPr>
-                <w:rFonts w:cstheme="minorHAnsi"/>
-                <w:color w:val="000000" w:themeColor="text1"/>
-                <w:sz w:val="24"/>
-                <w:szCs w:val="24"/>
-              </w:rPr>
-            </w:pPr>
-            <w:r>
-              <w:rPr>
-                <w:rFonts w:cstheme="minorHAnsi"/>
-                <w:color w:val="000000" w:themeColor="text1"/>
-                <w:sz w:val="24"/>
-                <w:szCs w:val="24"/>
-              </w:rPr>
-              <w:t>(регистр)</w:t>
+              <w:t>Место сохранения адреса (регистр)</w:t>
             </w:r>
           </w:p>
         </w:tc>
@@ -27415,7 +27329,16 @@
                 <w:sz w:val="24"/>
                 <w:szCs w:val="24"/>
               </w:rPr>
-              <w:t>Откуда (адрес в стеке, который находится в регистре)</w:t>
+              <w:t xml:space="preserve">Локальное смещение </w:t>
+            </w:r>
+            <w:r>
+              <w:rPr>
+                <w:rFonts w:cstheme="minorHAnsi"/>
+                <w:color w:val="000000" w:themeColor="text1"/>
+                <w:sz w:val="24"/>
+                <w:szCs w:val="24"/>
+              </w:rPr>
+              <w:t xml:space="preserve">в кадре </w:t>
             </w:r>
           </w:p>
         </w:tc>
@@ -27433,34 +27356,6 @@
                 <w:szCs w:val="24"/>
               </w:rPr>
             </w:pPr>
-            <w:r>
-              <w:rPr>
-                <w:rFonts w:cstheme="minorHAnsi"/>
-                <w:color w:val="000000" w:themeColor="text1"/>
-                <w:sz w:val="24"/>
-                <w:szCs w:val="24"/>
-              </w:rPr>
-              <w:t>Размер</w:t>
-            </w:r>
-          </w:p>
-          <w:p>
-            <w:pPr>
-              <w:rPr>
-                <w:rFonts w:cstheme="minorHAnsi"/>
-                <w:color w:val="000000" w:themeColor="text1"/>
-                <w:sz w:val="24"/>
-                <w:szCs w:val="24"/>
-              </w:rPr>
-            </w:pPr>
-            <w:r>
-              <w:rPr>
-                <w:rFonts w:cstheme="minorHAnsi"/>
-                <w:color w:val="000000" w:themeColor="text1"/>
-                <w:sz w:val="24"/>
-                <w:szCs w:val="24"/>
-              </w:rPr>
-              <w:t>(1-8 байт)</w:t>
-            </w:r>
           </w:p>
         </w:tc>
         <w:tc>
@@ -27484,7 +27379,25 @@
                 <w:sz w:val="24"/>
                 <w:szCs w:val="24"/>
               </w:rPr>
-              <w:t>Динамическая команда загрузки. Загружает значение из стека в регистр по динамически вычисленному адресу</w:t>
+              <w:t xml:space="preserve">Статическая команда. С помощью константного (как аргумент команды) смещения в стеке возвращает динамический адрес значения в </w:t>
+            </w:r>
+            <w:r>
+              <w:rPr>
+                <w:rFonts w:cstheme="minorHAnsi"/>
+                <w:color w:val="000000" w:themeColor="text1"/>
+                <w:sz w:val="24"/>
+                <w:szCs w:val="24"/>
+              </w:rPr>
+              <w:t>памяти</w:t>
+            </w:r>
+            <w:r>
+              <w:rPr>
+                <w:rFonts w:cstheme="minorHAnsi"/>
+                <w:color w:val="000000" w:themeColor="text1"/>
+                <w:sz w:val="24"/>
+                <w:szCs w:val="24"/>
+              </w:rPr>
+              <w:t xml:space="preserve">. </w:t>
             </w:r>
           </w:p>
         </w:tc>
@@ -27509,6 +27422,7 @@
                 <w:sz w:val="24"/>
                 <w:szCs w:val="24"/>
                 <w:highlight w:val="white"/>
+                <w:lang w:val="en-US"/>
               </w:rPr>
             </w:pPr>
             <w:r>
@@ -27519,8 +27433,9 @@
                 <w:sz w:val="24"/>
                 <w:szCs w:val="24"/>
                 <w:highlight w:val="white"/>
-              </w:rPr>
-              <w:t>STORE_BY_ADDRESS</w:t>
+                <w:lang w:val="en-US"/>
+              </w:rPr>
+              <w:t>ALLOCATE_MEMORY</w:t>
             </w:r>
           </w:p>
         </w:tc>
@@ -27545,7 +27460,7 @@
                 <w:sz w:val="24"/>
                 <w:szCs w:val="24"/>
               </w:rPr>
-              <w:t>Куда (адрес в стеке, который находится в регистре)</w:t>
+              <w:t>Регистр, куда будет помещён указатель</w:t>
             </w:r>
           </w:p>
         </w:tc>
@@ -27570,26 +27485,34 @@
                 <w:sz w:val="24"/>
                 <w:szCs w:val="24"/>
               </w:rPr>
-              <w:t>Откуда</w:t>
-            </w:r>
-          </w:p>
-          <w:p>
-            <w:pPr>
-              <w:rPr>
-                <w:rFonts w:cstheme="minorHAnsi"/>
-                <w:color w:val="000000" w:themeColor="text1"/>
-                <w:sz w:val="24"/>
-                <w:szCs w:val="24"/>
-              </w:rPr>
-            </w:pPr>
-            <w:r>
-              <w:rPr>
-                <w:rFonts w:cstheme="minorHAnsi"/>
-                <w:color w:val="000000" w:themeColor="text1"/>
-                <w:sz w:val="24"/>
-                <w:szCs w:val="24"/>
-              </w:rPr>
-              <w:t>(регистр)</w:t>
+              <w:t>Размер нужного интервала памяти</w:t>
+            </w:r>
+            <w:r>
+              <w:rPr>
+                <w:rFonts w:cstheme="minorHAnsi"/>
+                <w:color w:val="000000" w:themeColor="text1"/>
+                <w:sz w:val="24"/>
+                <w:szCs w:val="24"/>
+              </w:rPr>
+              <w:t xml:space="preserve"> (</w:t>
+            </w:r>
+            <w:r>
+              <w:rPr>
+                <w:rFonts w:cstheme="minorHAnsi"/>
+                <w:color w:val="000000" w:themeColor="text1"/>
+                <w:sz w:val="24"/>
+                <w:szCs w:val="24"/>
+              </w:rPr>
+              <w:t>регистр</w:t>
+            </w:r>
+            <w:r>
+              <w:rPr>
+                <w:rFonts w:cstheme="minorHAnsi"/>
+                <w:color w:val="000000" w:themeColor="text1"/>
+                <w:sz w:val="24"/>
+                <w:szCs w:val="24"/>
+              </w:rPr>
+              <w:t>)</w:t>
             </w:r>
           </w:p>
         </w:tc>
@@ -27614,26 +27537,7 @@
                 <w:sz w:val="24"/>
                 <w:szCs w:val="24"/>
               </w:rPr>
-              <w:t>Размер</w:t>
-            </w:r>
-          </w:p>
-          <w:p>
-            <w:pPr>
-              <w:rPr>
-                <w:rFonts w:cstheme="minorHAnsi"/>
-                <w:color w:val="000000" w:themeColor="text1"/>
-                <w:sz w:val="24"/>
-                <w:szCs w:val="24"/>
-              </w:rPr>
-            </w:pPr>
-            <w:r>
-              <w:rPr>
-                <w:rFonts w:cstheme="minorHAnsi"/>
-                <w:color w:val="000000" w:themeColor="text1"/>
-                <w:sz w:val="24"/>
-                <w:szCs w:val="24"/>
-              </w:rPr>
-              <w:t>(1-8 байт)</w:t>
+              <w:t>-</w:t>
             </w:r>
           </w:p>
         </w:tc>
@@ -27658,7 +27562,7 @@
                 <w:sz w:val="24"/>
                 <w:szCs w:val="24"/>
               </w:rPr>
-              <w:t>Динамическая команда загрузки. Сохраняет значение в стек из регистра по динамически вычисленному адресу</w:t>
+              <w:t>Выделяет память в куче нужного размера и помещает в регистр указатель на начало этого участка</w:t>
             </w:r>
           </w:p>
         </w:tc>
@@ -27683,6 +27587,7 @@
                 <w:sz w:val="24"/>
                 <w:szCs w:val="24"/>
                 <w:highlight w:val="white"/>
+                <w:lang w:val="en-US"/>
               </w:rPr>
             </w:pPr>
             <w:r>
@@ -27693,8 +27598,9 @@
                 <w:sz w:val="24"/>
                 <w:szCs w:val="24"/>
                 <w:highlight w:val="white"/>
-              </w:rPr>
-              <w:t>GET_GLOBAL_ADDRESS_STATIC</w:t>
+                <w:lang w:val="en-US"/>
+              </w:rPr>
+              <w:t>FREE_MEMORY</w:t>
             </w:r>
           </w:p>
         </w:tc>
@@ -27719,7 +27625,7 @@
                 <w:sz w:val="24"/>
                 <w:szCs w:val="24"/>
               </w:rPr>
-              <w:t>Место сохранения адреса (регистр)</w:t>
+              <w:t>Регистр, в котором содержится указатель</w:t>
             </w:r>
           </w:p>
         </w:tc>
@@ -27744,7 +27650,43 @@
                 <w:sz w:val="24"/>
                 <w:szCs w:val="24"/>
               </w:rPr>
-              <w:t>Локальное/ глобальное смещение в регистре</w:t>
+              <w:t>Размер освобождаемой области</w:t>
+            </w:r>
+            <w:r>
+              <w:rPr>
+                <w:rFonts w:cstheme="minorHAnsi"/>
+                <w:color w:val="000000" w:themeColor="text1"/>
+                <w:sz w:val="24"/>
+                <w:szCs w:val="24"/>
+              </w:rPr>
+              <w:t xml:space="preserve"> </w:t>
+            </w:r>
+            <w:r>
+              <w:rPr>
+                <w:rFonts w:cstheme="minorHAnsi"/>
+                <w:color w:val="000000" w:themeColor="text1"/>
+                <w:sz w:val="24"/>
+                <w:szCs w:val="24"/>
+              </w:rPr>
+              <w:t>(</w:t>
+            </w:r>
+            <w:r>
+              <w:rPr>
+                <w:rFonts w:cstheme="minorHAnsi"/>
+                <w:color w:val="000000" w:themeColor="text1"/>
+                <w:sz w:val="24"/>
+                <w:szCs w:val="24"/>
+              </w:rPr>
+              <w:t>регистр</w:t>
+            </w:r>
+            <w:r>
+              <w:rPr>
+                <w:rFonts w:cstheme="minorHAnsi"/>
+                <w:color w:val="000000" w:themeColor="text1"/>
+                <w:sz w:val="24"/>
+                <w:szCs w:val="24"/>
+              </w:rPr>
+              <w:t>)</w:t>
             </w:r>
           </w:p>
         </w:tc>
@@ -27769,46 +27711,7 @@
                 <w:sz w:val="24"/>
                 <w:szCs w:val="24"/>
               </w:rPr>
-              <w:t>Тип смещения</w:t>
-            </w:r>
-            <w:r>
-              <w:rPr>
-                <w:rFonts w:cstheme="minorHAnsi"/>
-                <w:color w:val="000000" w:themeColor="text1"/>
-                <w:sz w:val="24"/>
-                <w:szCs w:val="24"/>
-                <w:lang w:val="en-US"/>
-              </w:rPr>
-              <w:t>:</w:t>
-            </w:r>
-            <w:r>
-              <w:rPr>
-                <w:rFonts w:cstheme="minorHAnsi"/>
-                <w:color w:val="000000" w:themeColor="text1"/>
-                <w:sz w:val="24"/>
-                <w:szCs w:val="24"/>
-                <w:lang w:val="en-US"/>
-              </w:rPr>
-              <w:br/>
-            </w:r>
-            <w:r>
-              <w:rPr>
-                <w:rFonts w:cstheme="minorHAnsi"/>
-                <w:color w:val="000000" w:themeColor="text1"/>
-                <w:sz w:val="24"/>
-                <w:szCs w:val="24"/>
-              </w:rPr>
-              <w:t>Локальное – 0.</w:t>
-            </w:r>
-            <w:r>
-              <w:rPr>
-                <w:rFonts w:cstheme="minorHAnsi"/>
-                <w:color w:val="000000" w:themeColor="text1"/>
-                <w:sz w:val="24"/>
-                <w:szCs w:val="24"/>
-              </w:rPr>
-              <w:br/>
-              <w:t>Глобальное - 1</w:t>
+              <w:t>-</w:t>
             </w:r>
           </w:p>
         </w:tc>
@@ -27833,56 +27736,222 @@
                 <w:sz w:val="24"/>
                 <w:szCs w:val="24"/>
               </w:rPr>
-              <w:t xml:space="preserve">Статическая команда. С помощью константного (как аргумент команды) смещения в стеке возвращает динамический адрес значения в стеке. В компиляторе стоит ручная </w:t>
-            </w:r>
-            <w:proofErr w:type="gramStart"/>
-            <w:r>
-              <w:rPr>
-                <w:rFonts w:cstheme="minorHAnsi"/>
-                <w:color w:val="000000" w:themeColor="text1"/>
-                <w:sz w:val="24"/>
-                <w:szCs w:val="24"/>
-              </w:rPr>
-              <w:t>оптимизация(</w:t>
-            </w:r>
-            <w:proofErr w:type="gramEnd"/>
-            <w:r>
-              <w:rPr>
-                <w:rFonts w:cstheme="minorHAnsi"/>
-                <w:color w:val="000000" w:themeColor="text1"/>
-                <w:sz w:val="24"/>
-                <w:szCs w:val="24"/>
-                <w:lang w:val="en-US"/>
-              </w:rPr>
-              <w:t>Clang</w:t>
-            </w:r>
-            <w:r>
-              <w:rPr>
-                <w:rFonts w:cstheme="minorHAnsi"/>
-                <w:color w:val="000000" w:themeColor="text1"/>
-                <w:sz w:val="24"/>
-                <w:szCs w:val="24"/>
-              </w:rPr>
-              <w:t>/</w:t>
-            </w:r>
-            <w:r>
-              <w:rPr>
-                <w:rFonts w:cstheme="minorHAnsi"/>
-                <w:color w:val="000000" w:themeColor="text1"/>
-                <w:sz w:val="24"/>
-                <w:szCs w:val="24"/>
-                <w:lang w:val="en-US"/>
-              </w:rPr>
-              <w:t>GCC</w:t>
-            </w:r>
-            <w:r>
-              <w:rPr>
-                <w:rFonts w:cstheme="minorHAnsi"/>
-                <w:color w:val="000000" w:themeColor="text1"/>
-                <w:sz w:val="24"/>
-                <w:szCs w:val="24"/>
-              </w:rPr>
-              <w:t>): локальные смещения работают быстрее.</w:t>
+              <w:t>Освобождает память в куче нужного размера</w:t>
+            </w:r>
+          </w:p>
+        </w:tc>
+      </w:tr>
+      <w:tr>
+        <w:trPr>
+          <w:gridAfter w:val="2"/>
+          <w:wAfter w:w="8363" w:type="dxa"/>
+          <w:trHeight w:val="303"/>
+        </w:trPr>
+        <w:tc>
+          <w:tcPr>
+            <w:tcW w:w="2552" w:type="dxa"/>
+            <w:vAlign w:val="center"/>
+          </w:tcPr>
+          <w:p>
+            <w:pPr>
+              <w:rPr>
+                <w:rFonts w:cstheme="minorHAnsi"/>
+                <w:color w:val="000000" w:themeColor="text1"/>
+                <w:kern w:val="0"/>
+                <w:sz w:val="24"/>
+                <w:szCs w:val="24"/>
+                <w:highlight w:val="white"/>
+                <w:lang w:val="en-US"/>
+              </w:rPr>
+            </w:pPr>
+            <w:r>
+              <w:rPr>
+                <w:rFonts w:cstheme="minorHAnsi"/>
+                <w:color w:val="000000" w:themeColor="text1"/>
+                <w:kern w:val="0"/>
+                <w:sz w:val="24"/>
+                <w:szCs w:val="24"/>
+                <w:highlight w:val="white"/>
+                <w:lang w:val="en-US"/>
+              </w:rPr>
+              <w:t>GRAB_FRAME</w:t>
+            </w:r>
+          </w:p>
+        </w:tc>
+        <w:tc>
+          <w:tcPr>
+            <w:tcW w:w="1276" w:type="dxa"/>
+            <w:vAlign w:val="center"/>
+          </w:tcPr>
+          <w:p>
+            <w:pPr>
+              <w:rPr>
+                <w:rFonts w:cstheme="minorHAnsi"/>
+                <w:color w:val="000000" w:themeColor="text1"/>
+                <w:sz w:val="24"/>
+                <w:szCs w:val="24"/>
+              </w:rPr>
+            </w:pPr>
+            <w:r>
+              <w:rPr>
+                <w:rFonts w:cstheme="minorHAnsi"/>
+                <w:color w:val="000000" w:themeColor="text1"/>
+                <w:sz w:val="24"/>
+                <w:szCs w:val="24"/>
+              </w:rPr>
+              <w:t>размер</w:t>
+            </w:r>
+          </w:p>
+        </w:tc>
+        <w:tc>
+          <w:tcPr>
+            <w:tcW w:w="1707" w:type="dxa"/>
+            <w:vAlign w:val="center"/>
+          </w:tcPr>
+          <w:p>
+            <w:pPr>
+              <w:rPr>
+                <w:rFonts w:cstheme="minorHAnsi"/>
+                <w:color w:val="000000" w:themeColor="text1"/>
+                <w:sz w:val="24"/>
+                <w:szCs w:val="24"/>
+              </w:rPr>
+            </w:pPr>
+            <w:r>
+              <w:rPr>
+                <w:rFonts w:cstheme="minorHAnsi"/>
+                <w:color w:val="000000" w:themeColor="text1"/>
+                <w:sz w:val="24"/>
+                <w:szCs w:val="24"/>
+              </w:rPr>
+              <w:t>-</w:t>
+            </w:r>
+          </w:p>
+        </w:tc>
+        <w:tc>
+          <w:tcPr>
+            <w:tcW w:w="1411" w:type="dxa"/>
+            <w:vAlign w:val="center"/>
+          </w:tcPr>
+          <w:p>
+            <w:pPr>
+              <w:rPr>
+                <w:rFonts w:cstheme="minorHAnsi"/>
+                <w:color w:val="000000" w:themeColor="text1"/>
+                <w:sz w:val="24"/>
+                <w:szCs w:val="24"/>
+              </w:rPr>
+            </w:pPr>
+            <w:r>
+              <w:rPr>
+                <w:rFonts w:cstheme="minorHAnsi"/>
+                <w:color w:val="000000" w:themeColor="text1"/>
+                <w:sz w:val="24"/>
+                <w:szCs w:val="24"/>
+              </w:rPr>
+              <w:t>-</w:t>
+            </w:r>
+          </w:p>
+        </w:tc>
+        <w:tc>
+          <w:tcPr>
+            <w:tcW w:w="3544" w:type="dxa"/>
+            <w:vAlign w:val="center"/>
+          </w:tcPr>
+          <w:p>
+            <w:pPr>
+              <w:rPr>
+                <w:rFonts w:cstheme="minorHAnsi"/>
+                <w:color w:val="000000" w:themeColor="text1"/>
+                <w:sz w:val="24"/>
+                <w:szCs w:val="24"/>
+              </w:rPr>
+            </w:pPr>
+            <w:r>
+              <w:rPr>
+                <w:rFonts w:cstheme="minorHAnsi"/>
+                <w:color w:val="000000" w:themeColor="text1"/>
+                <w:sz w:val="24"/>
+                <w:szCs w:val="24"/>
+              </w:rPr>
+              <w:t xml:space="preserve">Смещает </w:t>
+            </w:r>
+            <w:r>
+              <w:rPr>
+                <w:rFonts w:cstheme="minorHAnsi"/>
+                <w:color w:val="000000" w:themeColor="text1"/>
+                <w:sz w:val="24"/>
+                <w:szCs w:val="24"/>
+                <w:lang w:val="en-US"/>
+              </w:rPr>
+              <w:t>FP</w:t>
+            </w:r>
+            <w:r>
+              <w:rPr>
+                <w:rFonts w:cstheme="minorHAnsi"/>
+                <w:color w:val="000000" w:themeColor="text1"/>
+                <w:sz w:val="24"/>
+                <w:szCs w:val="24"/>
+              </w:rPr>
+              <w:t xml:space="preserve"> текущего кадра и </w:t>
+            </w:r>
+            <w:r>
+              <w:rPr>
+                <w:rFonts w:cstheme="minorHAnsi"/>
+                <w:color w:val="000000" w:themeColor="text1"/>
+                <w:sz w:val="24"/>
+                <w:szCs w:val="24"/>
+                <w:lang w:val="en-US"/>
+              </w:rPr>
+              <w:t>SP</w:t>
+            </w:r>
+            <w:r>
+              <w:rPr>
+                <w:rFonts w:cstheme="minorHAnsi"/>
+                <w:color w:val="000000" w:themeColor="text1"/>
+                <w:sz w:val="24"/>
+                <w:szCs w:val="24"/>
+              </w:rPr>
+              <w:t xml:space="preserve"> нижележащего на</w:t>
+            </w:r>
+            <w:r>
+              <w:rPr>
+                <w:rFonts w:cstheme="minorHAnsi"/>
+                <w:color w:val="000000" w:themeColor="text1"/>
+                <w:sz w:val="24"/>
+                <w:szCs w:val="24"/>
+              </w:rPr>
+              <w:t xml:space="preserve"> </w:t>
+            </w:r>
+            <w:proofErr w:type="spellStart"/>
+            <w:r>
+              <w:rPr>
+                <w:rFonts w:cstheme="minorHAnsi"/>
+                <w:color w:val="000000" w:themeColor="text1"/>
+                <w:sz w:val="24"/>
+                <w:szCs w:val="24"/>
+                <w:lang w:val="en-US"/>
+              </w:rPr>
+              <w:t>arg</w:t>
+            </w:r>
+            <w:proofErr w:type="spellEnd"/>
+            <w:r>
+              <w:rPr>
+                <w:rFonts w:cstheme="minorHAnsi"/>
+                <w:color w:val="000000" w:themeColor="text1"/>
+                <w:sz w:val="24"/>
+                <w:szCs w:val="24"/>
+              </w:rPr>
+              <w:t>0</w:t>
+            </w:r>
+            <w:r>
+              <w:rPr>
+                <w:rFonts w:cstheme="minorHAnsi"/>
+                <w:color w:val="000000" w:themeColor="text1"/>
+                <w:sz w:val="24"/>
+                <w:szCs w:val="24"/>
+              </w:rPr>
+              <w:t xml:space="preserve"> байт(ячеек). </w:t>
             </w:r>
           </w:p>
         </w:tc>
@@ -27895,189 +27964,29 @@
         </w:trPr>
         <w:tc>
           <w:tcPr>
-            <w:tcW w:w="2552" w:type="dxa"/>
+            <w:tcW w:w="10490" w:type="dxa"/>
+            <w:gridSpan w:val="5"/>
+            <w:shd w:val="clear" w:color="auto" w:fill="F7CAAC" w:themeFill="accent2" w:themeFillTint="66"/>
             <w:vAlign w:val="center"/>
           </w:tcPr>
           <w:p>
             <w:pPr>
-              <w:rPr>
-                <w:rFonts w:cstheme="minorHAnsi"/>
-                <w:color w:val="000000" w:themeColor="text1"/>
-                <w:kern w:val="0"/>
-                <w:sz w:val="24"/>
-                <w:szCs w:val="24"/>
-                <w:highlight w:val="white"/>
-                <w:lang w:val="en-US"/>
-              </w:rPr>
-            </w:pPr>
-            <w:r>
-              <w:rPr>
-                <w:rFonts w:cstheme="minorHAnsi"/>
-                <w:color w:val="000000" w:themeColor="text1"/>
-                <w:kern w:val="0"/>
-                <w:sz w:val="24"/>
-                <w:szCs w:val="24"/>
-                <w:highlight w:val="white"/>
-                <w:lang w:val="en-US"/>
-              </w:rPr>
-              <w:t>LOAD_RM</w:t>
-            </w:r>
-          </w:p>
-        </w:tc>
-        <w:tc>
-          <w:tcPr>
-            <w:tcW w:w="1276" w:type="dxa"/>
-            <w:vAlign w:val="center"/>
-          </w:tcPr>
-          <w:p>
-            <w:pPr>
-              <w:rPr>
-                <w:rFonts w:cstheme="minorHAnsi"/>
-                <w:color w:val="000000" w:themeColor="text1"/>
-                <w:sz w:val="24"/>
-                <w:szCs w:val="24"/>
-                <w:lang w:val="en-US"/>
-              </w:rPr>
-            </w:pPr>
-            <w:r>
-              <w:rPr>
-                <w:rFonts w:cstheme="minorHAnsi"/>
-                <w:color w:val="000000" w:themeColor="text1"/>
-                <w:sz w:val="24"/>
-                <w:szCs w:val="24"/>
-              </w:rPr>
-              <w:t>Куда (регистр)</w:t>
-            </w:r>
-          </w:p>
-        </w:tc>
-        <w:tc>
-          <w:tcPr>
-            <w:tcW w:w="1707" w:type="dxa"/>
-            <w:vAlign w:val="center"/>
-          </w:tcPr>
-          <w:p>
-            <w:pPr>
-              <w:rPr>
-                <w:rFonts w:cstheme="minorHAnsi"/>
-                <w:color w:val="000000" w:themeColor="text1"/>
-                <w:sz w:val="24"/>
-                <w:szCs w:val="24"/>
-              </w:rPr>
-            </w:pPr>
-            <w:r>
-              <w:rPr>
-                <w:rFonts w:cstheme="minorHAnsi"/>
-                <w:color w:val="000000" w:themeColor="text1"/>
-                <w:sz w:val="24"/>
-                <w:szCs w:val="24"/>
-              </w:rPr>
-              <w:t>Смещение(адрес) в куче</w:t>
-            </w:r>
-            <w:r>
-              <w:rPr>
-                <w:rFonts w:cstheme="minorHAnsi"/>
-                <w:color w:val="000000" w:themeColor="text1"/>
-                <w:sz w:val="24"/>
-                <w:szCs w:val="24"/>
-              </w:rPr>
-              <w:t xml:space="preserve"> </w:t>
-            </w:r>
-            <w:r>
-              <w:rPr>
-                <w:rFonts w:cstheme="minorHAnsi"/>
-                <w:color w:val="000000" w:themeColor="text1"/>
-                <w:sz w:val="24"/>
-                <w:szCs w:val="24"/>
-              </w:rPr>
-              <w:t>(</w:t>
-            </w:r>
-            <w:r>
-              <w:rPr>
-                <w:rFonts w:cstheme="minorHAnsi"/>
-                <w:color w:val="000000" w:themeColor="text1"/>
-                <w:sz w:val="24"/>
-                <w:szCs w:val="24"/>
-              </w:rPr>
-              <w:t>регистр</w:t>
-            </w:r>
-            <w:r>
-              <w:rPr>
-                <w:rFonts w:cstheme="minorHAnsi"/>
-                <w:color w:val="000000" w:themeColor="text1"/>
-                <w:sz w:val="24"/>
-                <w:szCs w:val="24"/>
-              </w:rPr>
-              <w:t>)</w:t>
-            </w:r>
-          </w:p>
-        </w:tc>
-        <w:tc>
-          <w:tcPr>
-            <w:tcW w:w="1411" w:type="dxa"/>
-            <w:vAlign w:val="center"/>
-          </w:tcPr>
-          <w:p>
-            <w:pPr>
-              <w:rPr>
-                <w:rFonts w:cstheme="minorHAnsi"/>
-                <w:color w:val="000000" w:themeColor="text1"/>
-                <w:sz w:val="24"/>
-                <w:szCs w:val="24"/>
-              </w:rPr>
-            </w:pPr>
-            <w:r>
-              <w:rPr>
-                <w:rFonts w:cstheme="minorHAnsi"/>
-                <w:color w:val="000000" w:themeColor="text1"/>
-                <w:sz w:val="24"/>
-                <w:szCs w:val="24"/>
-              </w:rPr>
-              <w:t>Размер</w:t>
-            </w:r>
-          </w:p>
-          <w:p>
-            <w:pPr>
-              <w:rPr>
-                <w:rFonts w:cstheme="minorHAnsi"/>
-                <w:color w:val="000000" w:themeColor="text1"/>
-                <w:sz w:val="24"/>
-                <w:szCs w:val="24"/>
-                <w:lang w:val="en-US"/>
-              </w:rPr>
-            </w:pPr>
-            <w:r>
-              <w:rPr>
-                <w:rFonts w:cstheme="minorHAnsi"/>
-                <w:color w:val="000000" w:themeColor="text1"/>
-                <w:sz w:val="24"/>
-                <w:szCs w:val="24"/>
-              </w:rPr>
-              <w:t>(1-8 байт)</w:t>
-            </w:r>
-          </w:p>
-        </w:tc>
-        <w:tc>
-          <w:tcPr>
-            <w:tcW w:w="3544" w:type="dxa"/>
-            <w:vAlign w:val="center"/>
-          </w:tcPr>
-          <w:p>
-            <w:pPr>
-              <w:rPr>
-                <w:rFonts w:cstheme="minorHAnsi"/>
-                <w:color w:val="000000" w:themeColor="text1"/>
-                <w:sz w:val="24"/>
-                <w:szCs w:val="24"/>
-              </w:rPr>
-            </w:pPr>
-            <w:r>
-              <w:rPr>
-                <w:rFonts w:cstheme="minorHAnsi"/>
-                <w:color w:val="000000" w:themeColor="text1"/>
-                <w:sz w:val="24"/>
-                <w:szCs w:val="24"/>
-              </w:rPr>
-              <w:t>Загружает в регистр значение из кучи</w:t>
+              <w:jc w:val="center"/>
+              <w:rPr>
+                <w:rFonts w:cstheme="minorHAnsi"/>
+                <w:color w:val="000000" w:themeColor="text1"/>
+                <w:sz w:val="24"/>
+                <w:szCs w:val="24"/>
+              </w:rPr>
+            </w:pPr>
+            <w:r>
+              <w:rPr>
+                <w:rFonts w:cstheme="minorHAnsi"/>
+                <w:color w:val="000000" w:themeColor="text1"/>
+                <w:sz w:val="24"/>
+                <w:szCs w:val="24"/>
+              </w:rPr>
+              <w:t>Операции контроля потока выполнения</w:t>
             </w:r>
           </w:p>
         </w:tc>
@@ -28095,6 +28004,9 @@
           </w:tcPr>
           <w:p>
             <w:pPr>
+              <w:autoSpaceDE w:val="0"/>
+              <w:autoSpaceDN w:val="0"/>
+              <w:adjustRightInd w:val="0"/>
               <w:rPr>
                 <w:rFonts w:cstheme="minorHAnsi"/>
                 <w:color w:val="000000" w:themeColor="text1"/>
@@ -28115,13 +28027,14 @@
                 <w:highlight w:val="white"/>
                 <w:lang w:val="en-US"/>
               </w:rPr>
-              <w:t>STORE_MR</w:t>
+              <w:t>JMP</w:t>
             </w:r>
           </w:p>
         </w:tc>
         <w:tc>
           <w:tcPr>
             <w:tcW w:w="1276" w:type="dxa"/>
+            <w:vMerge w:val="restart"/>
             <w:vAlign w:val="center"/>
           </w:tcPr>
           <w:p>
@@ -28140,34 +28053,7 @@
                 <w:sz w:val="24"/>
                 <w:szCs w:val="24"/>
               </w:rPr>
-              <w:t>Смещение(адрес) в куче</w:t>
-            </w:r>
-            <w:r>
-              <w:rPr>
-                <w:rFonts w:cstheme="minorHAnsi"/>
-                <w:color w:val="000000" w:themeColor="text1"/>
-                <w:sz w:val="24"/>
-                <w:szCs w:val="24"/>
-              </w:rPr>
-              <w:t xml:space="preserve"> (</w:t>
-            </w:r>
-            <w:r>
-              <w:rPr>
-                <w:rFonts w:cstheme="minorHAnsi"/>
-                <w:color w:val="000000" w:themeColor="text1"/>
-                <w:sz w:val="24"/>
-                <w:szCs w:val="24"/>
-              </w:rPr>
-              <w:t>регистр</w:t>
-            </w:r>
-            <w:r>
-              <w:rPr>
-                <w:rFonts w:cstheme="minorHAnsi"/>
-                <w:color w:val="000000" w:themeColor="text1"/>
-                <w:sz w:val="24"/>
-                <w:szCs w:val="24"/>
-              </w:rPr>
-              <w:t>)</w:t>
+              <w:t>Указатель (индекс) инструкции</w:t>
             </w:r>
           </w:p>
         </w:tc>
@@ -28183,17 +28069,16 @@
                 <w:color w:val="000000" w:themeColor="text1"/>
                 <w:sz w:val="24"/>
                 <w:szCs w:val="24"/>
-                <w:lang w:val="en-US"/>
-              </w:rPr>
-            </w:pPr>
-            <w:r>
-              <w:rPr>
-                <w:rFonts w:cstheme="minorHAnsi"/>
-                <w:color w:val="000000" w:themeColor="text1"/>
-                <w:sz w:val="24"/>
-                <w:szCs w:val="24"/>
-              </w:rPr>
-              <w:t>Откуда (регистр)</w:t>
+              </w:rPr>
+            </w:pPr>
+            <w:r>
+              <w:rPr>
+                <w:rFonts w:cstheme="minorHAnsi"/>
+                <w:color w:val="000000" w:themeColor="text1"/>
+                <w:sz w:val="24"/>
+                <w:szCs w:val="24"/>
+              </w:rPr>
+              <w:t>-</w:t>
             </w:r>
           </w:p>
         </w:tc>
@@ -28218,27 +28103,7 @@
                 <w:sz w:val="24"/>
                 <w:szCs w:val="24"/>
               </w:rPr>
-              <w:t>Размер</w:t>
-            </w:r>
-          </w:p>
-          <w:p>
-            <w:pPr>
-              <w:rPr>
-                <w:rFonts w:cstheme="minorHAnsi"/>
-                <w:color w:val="000000" w:themeColor="text1"/>
-                <w:sz w:val="24"/>
-                <w:szCs w:val="24"/>
-                <w:lang w:val="en-US"/>
-              </w:rPr>
-            </w:pPr>
-            <w:r>
-              <w:rPr>
-                <w:rFonts w:cstheme="minorHAnsi"/>
-                <w:color w:val="000000" w:themeColor="text1"/>
-                <w:sz w:val="24"/>
-                <w:szCs w:val="24"/>
-              </w:rPr>
-              <w:t>(1-8 байт)</w:t>
+              <w:t>-</w:t>
             </w:r>
           </w:p>
         </w:tc>
@@ -28254,18 +28119,272 @@
                 <w:color w:val="000000" w:themeColor="text1"/>
                 <w:sz w:val="24"/>
                 <w:szCs w:val="24"/>
-              </w:rPr>
-            </w:pPr>
-            <w:r>
-              <w:rPr>
-                <w:rFonts w:cstheme="minorHAnsi"/>
-                <w:color w:val="000000" w:themeColor="text1"/>
-                <w:sz w:val="24"/>
-                <w:szCs w:val="24"/>
-              </w:rPr>
-              <w:t>Выгружает значение из регистра в кучу</w:t>
-            </w:r>
-          </w:p>
+                <w:lang w:val="en-US"/>
+              </w:rPr>
+            </w:pPr>
+            <w:r>
+              <w:rPr>
+                <w:rFonts w:cstheme="minorHAnsi"/>
+                <w:color w:val="000000" w:themeColor="text1"/>
+                <w:sz w:val="24"/>
+                <w:szCs w:val="24"/>
+              </w:rPr>
+              <w:t xml:space="preserve">В регистр </w:t>
+            </w:r>
+            <w:r>
+              <w:rPr>
+                <w:rFonts w:cstheme="minorHAnsi"/>
+                <w:color w:val="000000" w:themeColor="text1"/>
+                <w:sz w:val="24"/>
+                <w:szCs w:val="24"/>
+                <w:lang w:val="en-US"/>
+              </w:rPr>
+              <w:t>IP</w:t>
+            </w:r>
+            <w:r>
+              <w:rPr>
+                <w:rFonts w:cstheme="minorHAnsi"/>
+                <w:color w:val="000000" w:themeColor="text1"/>
+                <w:sz w:val="24"/>
+                <w:szCs w:val="24"/>
+              </w:rPr>
+              <w:t xml:space="preserve"> ставится индекс операции, на которую следует “прыгнуть”. Ставит флаг </w:t>
+            </w:r>
+            <w:r>
+              <w:rPr>
+                <w:rFonts w:cstheme="minorHAnsi"/>
+                <w:color w:val="000000" w:themeColor="text1"/>
+                <w:sz w:val="24"/>
+                <w:szCs w:val="24"/>
+                <w:lang w:val="en-US"/>
+              </w:rPr>
+              <w:t>JUMPED</w:t>
+            </w:r>
+            <w:r>
+              <w:rPr>
+                <w:rFonts w:cstheme="minorHAnsi"/>
+                <w:color w:val="000000" w:themeColor="text1"/>
+                <w:sz w:val="24"/>
+                <w:szCs w:val="24"/>
+              </w:rPr>
+              <w:t>.</w:t>
+            </w:r>
+          </w:p>
+        </w:tc>
+      </w:tr>
+      <w:tr>
+        <w:trPr>
+          <w:trHeight w:val="287"/>
+        </w:trPr>
+        <w:tc>
+          <w:tcPr>
+            <w:tcW w:w="2552" w:type="dxa"/>
+            <w:vAlign w:val="center"/>
+          </w:tcPr>
+          <w:p>
+            <w:pPr>
+              <w:autoSpaceDE w:val="0"/>
+              <w:autoSpaceDN w:val="0"/>
+              <w:adjustRightInd w:val="0"/>
+              <w:rPr>
+                <w:rFonts w:cstheme="minorHAnsi"/>
+                <w:color w:val="000000" w:themeColor="text1"/>
+                <w:kern w:val="0"/>
+                <w:sz w:val="24"/>
+                <w:szCs w:val="24"/>
+                <w:highlight w:val="white"/>
+                <w:lang w:val="en-US"/>
+              </w:rPr>
+            </w:pPr>
+            <w:r>
+              <w:rPr>
+                <w:rFonts w:cstheme="minorHAnsi"/>
+                <w:color w:val="000000" w:themeColor="text1"/>
+                <w:kern w:val="0"/>
+                <w:sz w:val="24"/>
+                <w:szCs w:val="24"/>
+                <w:highlight w:val="white"/>
+                <w:lang w:val="en-US"/>
+              </w:rPr>
+              <w:t>JMP_CV</w:t>
+            </w:r>
+          </w:p>
+        </w:tc>
+        <w:tc>
+          <w:tcPr>
+            <w:tcW w:w="1276" w:type="dxa"/>
+            <w:vMerge/>
+            <w:vAlign w:val="center"/>
+          </w:tcPr>
+          <w:p>
+            <w:pPr>
+              <w:rPr>
+                <w:rFonts w:cstheme="minorHAnsi"/>
+                <w:color w:val="000000" w:themeColor="text1"/>
+                <w:sz w:val="24"/>
+                <w:szCs w:val="24"/>
+              </w:rPr>
+            </w:pPr>
+          </w:p>
+        </w:tc>
+        <w:tc>
+          <w:tcPr>
+            <w:tcW w:w="1707" w:type="dxa"/>
+            <w:vMerge w:val="restart"/>
+            <w:vAlign w:val="center"/>
+          </w:tcPr>
+          <w:p>
+            <w:pPr>
+              <w:rPr>
+                <w:rFonts w:cstheme="minorHAnsi"/>
+                <w:color w:val="000000" w:themeColor="text1"/>
+                <w:sz w:val="24"/>
+                <w:szCs w:val="24"/>
+              </w:rPr>
+            </w:pPr>
+            <w:r>
+              <w:rPr>
+                <w:rFonts w:cstheme="minorHAnsi"/>
+                <w:color w:val="000000" w:themeColor="text1"/>
+                <w:sz w:val="24"/>
+                <w:szCs w:val="24"/>
+              </w:rPr>
+              <w:t>Регистр с булевым значением</w:t>
+            </w:r>
+          </w:p>
+          <w:p>
+            <w:pPr>
+              <w:rPr>
+                <w:rFonts w:cstheme="minorHAnsi"/>
+                <w:color w:val="000000" w:themeColor="text1"/>
+                <w:sz w:val="24"/>
+                <w:szCs w:val="24"/>
+              </w:rPr>
+            </w:pPr>
+          </w:p>
+        </w:tc>
+        <w:tc>
+          <w:tcPr>
+            <w:tcW w:w="1411" w:type="dxa"/>
+            <w:vAlign w:val="center"/>
+          </w:tcPr>
+          <w:p>
+            <w:pPr>
+              <w:rPr>
+                <w:rFonts w:cstheme="minorHAnsi"/>
+                <w:color w:val="000000" w:themeColor="text1"/>
+                <w:sz w:val="24"/>
+                <w:szCs w:val="24"/>
+              </w:rPr>
+            </w:pPr>
+            <w:r>
+              <w:rPr>
+                <w:rFonts w:cstheme="minorHAnsi"/>
+                <w:color w:val="000000" w:themeColor="text1"/>
+                <w:sz w:val="24"/>
+                <w:szCs w:val="24"/>
+              </w:rPr>
+              <w:t>-</w:t>
+            </w:r>
+          </w:p>
+        </w:tc>
+        <w:tc>
+          <w:tcPr>
+            <w:tcW w:w="3544" w:type="dxa"/>
+            <w:vAlign w:val="center"/>
+          </w:tcPr>
+          <w:p>
+            <w:pPr>
+              <w:rPr>
+                <w:rFonts w:cstheme="minorHAnsi"/>
+                <w:color w:val="000000" w:themeColor="text1"/>
+                <w:sz w:val="24"/>
+                <w:szCs w:val="24"/>
+              </w:rPr>
+            </w:pPr>
+            <w:r>
+              <w:rPr>
+                <w:rFonts w:cstheme="minorHAnsi"/>
+                <w:color w:val="000000" w:themeColor="text1"/>
+                <w:sz w:val="24"/>
+                <w:szCs w:val="24"/>
+              </w:rPr>
+              <w:t xml:space="preserve">В регистр </w:t>
+            </w:r>
+            <w:r>
+              <w:rPr>
+                <w:rFonts w:cstheme="minorHAnsi"/>
+                <w:color w:val="000000" w:themeColor="text1"/>
+                <w:sz w:val="24"/>
+                <w:szCs w:val="24"/>
+                <w:lang w:val="en-US"/>
+              </w:rPr>
+              <w:t>IP</w:t>
+            </w:r>
+            <w:r>
+              <w:rPr>
+                <w:rFonts w:cstheme="minorHAnsi"/>
+                <w:color w:val="000000" w:themeColor="text1"/>
+                <w:sz w:val="24"/>
+                <w:szCs w:val="24"/>
+              </w:rPr>
+              <w:t xml:space="preserve"> ставится индекс операции, на которую следует “прыгнуть”, если значение регистра </w:t>
+            </w:r>
+            <w:proofErr w:type="spellStart"/>
+            <w:r>
+              <w:rPr>
+                <w:rFonts w:cstheme="minorHAnsi"/>
+                <w:color w:val="000000" w:themeColor="text1"/>
+                <w:sz w:val="24"/>
+                <w:szCs w:val="24"/>
+                <w:lang w:val="en-US"/>
+              </w:rPr>
+              <w:t>arg</w:t>
+            </w:r>
+            <w:proofErr w:type="spellEnd"/>
+            <w:r>
+              <w:rPr>
+                <w:rFonts w:cstheme="minorHAnsi"/>
+                <w:color w:val="000000" w:themeColor="text1"/>
+                <w:sz w:val="24"/>
+                <w:szCs w:val="24"/>
+              </w:rPr>
+              <w:t xml:space="preserve">1 не равно 0. Ставит флаг </w:t>
+            </w:r>
+            <w:r>
+              <w:rPr>
+                <w:rFonts w:cstheme="minorHAnsi"/>
+                <w:color w:val="000000" w:themeColor="text1"/>
+                <w:sz w:val="24"/>
+                <w:szCs w:val="24"/>
+                <w:lang w:val="en-US"/>
+              </w:rPr>
+              <w:t>JUMPED</w:t>
+            </w:r>
+            <w:r>
+              <w:rPr>
+                <w:rFonts w:cstheme="minorHAnsi"/>
+                <w:color w:val="000000" w:themeColor="text1"/>
+                <w:sz w:val="24"/>
+                <w:szCs w:val="24"/>
+              </w:rPr>
+              <w:t>.</w:t>
+            </w:r>
+          </w:p>
+        </w:tc>
+        <w:tc>
+          <w:tcPr>
+            <w:tcW w:w="4394" w:type="dxa"/>
+            <w:vAlign w:val="center"/>
+          </w:tcPr>
+          <w:p/>
+        </w:tc>
+        <w:tc>
+          <w:tcPr>
+            <w:tcW w:w="3969" w:type="dxa"/>
+            <w:vAlign w:val="center"/>
+          </w:tcPr>
+          <w:p/>
         </w:tc>
       </w:tr>
       <w:tr>
@@ -28288,7 +28407,6 @@
                 <w:sz w:val="24"/>
                 <w:szCs w:val="24"/>
                 <w:highlight w:val="white"/>
-                <w:lang w:val="en-US"/>
               </w:rPr>
             </w:pPr>
             <w:r>
@@ -28301,13 +28419,14 @@
                 <w:highlight w:val="white"/>
                 <w:lang w:val="en-US"/>
               </w:rPr>
-              <w:t>ALLOCATE_MEMORY</w:t>
+              <w:t>JMP_CNV</w:t>
             </w:r>
           </w:p>
         </w:tc>
         <w:tc>
           <w:tcPr>
             <w:tcW w:w="1276" w:type="dxa"/>
+            <w:vMerge/>
             <w:vAlign w:val="center"/>
           </w:tcPr>
           <w:p>
@@ -28319,30 +28438,12 @@
                 <w:szCs w:val="24"/>
               </w:rPr>
             </w:pPr>
-            <w:r>
-              <w:rPr>
-                <w:rFonts w:cstheme="minorHAnsi"/>
-                <w:color w:val="000000" w:themeColor="text1"/>
-                <w:sz w:val="24"/>
-                <w:szCs w:val="24"/>
-              </w:rPr>
-              <w:t xml:space="preserve">Регистр, куда будет </w:t>
-            </w:r>
-            <w:r>
-              <w:rPr>
-                <w:rFonts w:cstheme="minorHAnsi"/>
-                <w:color w:val="000000" w:themeColor="text1"/>
-                <w:sz w:val="24"/>
-                <w:szCs w:val="24"/>
-              </w:rPr>
-              <w:lastRenderedPageBreak/>
-              <w:t>помещён указатель</w:t>
-            </w:r>
           </w:p>
         </w:tc>
         <w:tc>
           <w:tcPr>
             <w:tcW w:w="1707" w:type="dxa"/>
+            <w:vMerge/>
             <w:vAlign w:val="center"/>
           </w:tcPr>
           <w:p>
@@ -28354,53 +28455,6 @@
                 <w:szCs w:val="24"/>
               </w:rPr>
             </w:pPr>
-            <w:r>
-              <w:rPr>
-                <w:rFonts w:cstheme="minorHAnsi"/>
-                <w:color w:val="000000" w:themeColor="text1"/>
-                <w:sz w:val="24"/>
-                <w:szCs w:val="24"/>
-              </w:rPr>
-              <w:lastRenderedPageBreak/>
-              <w:t xml:space="preserve">Размер нужного интервала </w:t>
-            </w:r>
-            <w:r>
-              <w:rPr>
-                <w:rFonts w:cstheme="minorHAnsi"/>
-                <w:color w:val="000000" w:themeColor="text1"/>
-                <w:sz w:val="24"/>
-                <w:szCs w:val="24"/>
-              </w:rPr>
-              <w:lastRenderedPageBreak/>
-              <w:t>памяти</w:t>
-            </w:r>
-            <w:r>
-              <w:rPr>
-                <w:rFonts w:cstheme="minorHAnsi"/>
-                <w:color w:val="000000" w:themeColor="text1"/>
-                <w:sz w:val="24"/>
-                <w:szCs w:val="24"/>
-              </w:rPr>
-              <w:t xml:space="preserve"> (</w:t>
-            </w:r>
-            <w:r>
-              <w:rPr>
-                <w:rFonts w:cstheme="minorHAnsi"/>
-                <w:color w:val="000000" w:themeColor="text1"/>
-                <w:sz w:val="24"/>
-                <w:szCs w:val="24"/>
-              </w:rPr>
-              <w:t>регистр</w:t>
-            </w:r>
-            <w:r>
-              <w:rPr>
-                <w:rFonts w:cstheme="minorHAnsi"/>
-                <w:color w:val="000000" w:themeColor="text1"/>
-                <w:sz w:val="24"/>
-                <w:szCs w:val="24"/>
-              </w:rPr>
-              <w:t>)</w:t>
-            </w:r>
           </w:p>
         </w:tc>
         <w:tc>
@@ -28424,7 +28478,6 @@
                 <w:sz w:val="24"/>
                 <w:szCs w:val="24"/>
               </w:rPr>
-              <w:lastRenderedPageBreak/>
               <w:t>-</w:t>
             </w:r>
           </w:p>
@@ -28450,17 +28503,66 @@
                 <w:sz w:val="24"/>
                 <w:szCs w:val="24"/>
               </w:rPr>
-              <w:t xml:space="preserve">Выделяет память в куче нужного размера и помещает в </w:t>
-            </w:r>
-            <w:r>
-              <w:rPr>
-                <w:rFonts w:cstheme="minorHAnsi"/>
-                <w:color w:val="000000" w:themeColor="text1"/>
-                <w:sz w:val="24"/>
-                <w:szCs w:val="24"/>
-              </w:rPr>
-              <w:lastRenderedPageBreak/>
-              <w:t>регистр указатель на начало этого участка</w:t>
+              <w:t xml:space="preserve">В регистр </w:t>
+            </w:r>
+            <w:r>
+              <w:rPr>
+                <w:rFonts w:cstheme="minorHAnsi"/>
+                <w:color w:val="000000" w:themeColor="text1"/>
+                <w:sz w:val="24"/>
+                <w:szCs w:val="24"/>
+                <w:lang w:val="en-US"/>
+              </w:rPr>
+              <w:t>IP</w:t>
+            </w:r>
+            <w:r>
+              <w:rPr>
+                <w:rFonts w:cstheme="minorHAnsi"/>
+                <w:color w:val="000000" w:themeColor="text1"/>
+                <w:sz w:val="24"/>
+                <w:szCs w:val="24"/>
+              </w:rPr>
+              <w:t xml:space="preserve"> ставится индекс операции, на которую следует “прыгнуть”, если значение регистра </w:t>
+            </w:r>
+            <w:proofErr w:type="spellStart"/>
+            <w:r>
+              <w:rPr>
+                <w:rFonts w:cstheme="minorHAnsi"/>
+                <w:color w:val="000000" w:themeColor="text1"/>
+                <w:sz w:val="24"/>
+                <w:szCs w:val="24"/>
+                <w:lang w:val="en-US"/>
+              </w:rPr>
+              <w:t>arg</w:t>
+            </w:r>
+            <w:proofErr w:type="spellEnd"/>
+            <w:r>
+              <w:rPr>
+                <w:rFonts w:cstheme="minorHAnsi"/>
+                <w:color w:val="000000" w:themeColor="text1"/>
+                <w:sz w:val="24"/>
+                <w:szCs w:val="24"/>
+              </w:rPr>
+              <w:t xml:space="preserve">1 равно 0. Ставит флаг </w:t>
+            </w:r>
+            <w:r>
+              <w:rPr>
+                <w:rFonts w:cstheme="minorHAnsi"/>
+                <w:color w:val="000000" w:themeColor="text1"/>
+                <w:sz w:val="24"/>
+                <w:szCs w:val="24"/>
+                <w:lang w:val="en-US"/>
+              </w:rPr>
+              <w:t>JUMPED</w:t>
+            </w:r>
+            <w:r>
+              <w:rPr>
+                <w:rFonts w:cstheme="minorHAnsi"/>
+                <w:color w:val="000000" w:themeColor="text1"/>
+                <w:sz w:val="24"/>
+                <w:szCs w:val="24"/>
+              </w:rPr>
+              <w:t>.</w:t>
             </w:r>
           </w:p>
         </w:tc>
@@ -28485,7 +28587,6 @@
                 <w:sz w:val="24"/>
                 <w:szCs w:val="24"/>
                 <w:highlight w:val="white"/>
-                <w:lang w:val="en-US"/>
               </w:rPr>
             </w:pPr>
             <w:r>
@@ -28496,1007 +28597,8 @@
                 <w:sz w:val="24"/>
                 <w:szCs w:val="24"/>
                 <w:highlight w:val="white"/>
-                <w:lang w:val="en-US"/>
               </w:rPr>
               <w:lastRenderedPageBreak/>
-              <w:t>FREE_MEMORY</w:t>
-            </w:r>
-          </w:p>
-        </w:tc>
-        <w:tc>
-          <w:tcPr>
-            <w:tcW w:w="1276" w:type="dxa"/>
-            <w:vAlign w:val="center"/>
-          </w:tcPr>
-          <w:p>
-            <w:pPr>
-              <w:rPr>
-                <w:rFonts w:cstheme="minorHAnsi"/>
-                <w:color w:val="000000" w:themeColor="text1"/>
-                <w:sz w:val="24"/>
-                <w:szCs w:val="24"/>
-              </w:rPr>
-            </w:pPr>
-            <w:r>
-              <w:rPr>
-                <w:rFonts w:cstheme="minorHAnsi"/>
-                <w:color w:val="000000" w:themeColor="text1"/>
-                <w:sz w:val="24"/>
-                <w:szCs w:val="24"/>
-              </w:rPr>
-              <w:t>Регистр, в котором содержится указатель</w:t>
-            </w:r>
-          </w:p>
-        </w:tc>
-        <w:tc>
-          <w:tcPr>
-            <w:tcW w:w="1707" w:type="dxa"/>
-            <w:vAlign w:val="center"/>
-          </w:tcPr>
-          <w:p>
-            <w:pPr>
-              <w:rPr>
-                <w:rFonts w:cstheme="minorHAnsi"/>
-                <w:color w:val="000000" w:themeColor="text1"/>
-                <w:sz w:val="24"/>
-                <w:szCs w:val="24"/>
-              </w:rPr>
-            </w:pPr>
-            <w:r>
-              <w:rPr>
-                <w:rFonts w:cstheme="minorHAnsi"/>
-                <w:color w:val="000000" w:themeColor="text1"/>
-                <w:sz w:val="24"/>
-                <w:szCs w:val="24"/>
-              </w:rPr>
-              <w:t>Размер освобождаемой области</w:t>
-            </w:r>
-            <w:r>
-              <w:rPr>
-                <w:rFonts w:cstheme="minorHAnsi"/>
-                <w:color w:val="000000" w:themeColor="text1"/>
-                <w:sz w:val="24"/>
-                <w:szCs w:val="24"/>
-              </w:rPr>
-              <w:t xml:space="preserve"> </w:t>
-            </w:r>
-            <w:r>
-              <w:rPr>
-                <w:rFonts w:cstheme="minorHAnsi"/>
-                <w:color w:val="000000" w:themeColor="text1"/>
-                <w:sz w:val="24"/>
-                <w:szCs w:val="24"/>
-              </w:rPr>
-              <w:t>(</w:t>
-            </w:r>
-            <w:r>
-              <w:rPr>
-                <w:rFonts w:cstheme="minorHAnsi"/>
-                <w:color w:val="000000" w:themeColor="text1"/>
-                <w:sz w:val="24"/>
-                <w:szCs w:val="24"/>
-              </w:rPr>
-              <w:t>регистр</w:t>
-            </w:r>
-            <w:r>
-              <w:rPr>
-                <w:rFonts w:cstheme="minorHAnsi"/>
-                <w:color w:val="000000" w:themeColor="text1"/>
-                <w:sz w:val="24"/>
-                <w:szCs w:val="24"/>
-              </w:rPr>
-              <w:t>)</w:t>
-            </w:r>
-          </w:p>
-        </w:tc>
-        <w:tc>
-          <w:tcPr>
-            <w:tcW w:w="1411" w:type="dxa"/>
-            <w:vAlign w:val="center"/>
-          </w:tcPr>
-          <w:p>
-            <w:pPr>
-              <w:rPr>
-                <w:rFonts w:cstheme="minorHAnsi"/>
-                <w:color w:val="000000" w:themeColor="text1"/>
-                <w:sz w:val="24"/>
-                <w:szCs w:val="24"/>
-              </w:rPr>
-            </w:pPr>
-            <w:r>
-              <w:rPr>
-                <w:rFonts w:cstheme="minorHAnsi"/>
-                <w:color w:val="000000" w:themeColor="text1"/>
-                <w:sz w:val="24"/>
-                <w:szCs w:val="24"/>
-              </w:rPr>
-              <w:t>-</w:t>
-            </w:r>
-          </w:p>
-        </w:tc>
-        <w:tc>
-          <w:tcPr>
-            <w:tcW w:w="3544" w:type="dxa"/>
-            <w:vAlign w:val="center"/>
-          </w:tcPr>
-          <w:p>
-            <w:pPr>
-              <w:rPr>
-                <w:rFonts w:cstheme="minorHAnsi"/>
-                <w:color w:val="000000" w:themeColor="text1"/>
-                <w:sz w:val="24"/>
-                <w:szCs w:val="24"/>
-              </w:rPr>
-            </w:pPr>
-            <w:r>
-              <w:rPr>
-                <w:rFonts w:cstheme="minorHAnsi"/>
-                <w:color w:val="000000" w:themeColor="text1"/>
-                <w:sz w:val="24"/>
-                <w:szCs w:val="24"/>
-              </w:rPr>
-              <w:t>Освобождает память в куче нужного размера</w:t>
-            </w:r>
-          </w:p>
-        </w:tc>
-      </w:tr>
-      <w:tr>
-        <w:trPr>
-          <w:gridAfter w:val="2"/>
-          <w:wAfter w:w="8363" w:type="dxa"/>
-          <w:trHeight w:val="303"/>
-        </w:trPr>
-        <w:tc>
-          <w:tcPr>
-            <w:tcW w:w="2552" w:type="dxa"/>
-            <w:vAlign w:val="center"/>
-          </w:tcPr>
-          <w:p>
-            <w:pPr>
-              <w:rPr>
-                <w:rFonts w:cstheme="minorHAnsi"/>
-                <w:color w:val="000000" w:themeColor="text1"/>
-                <w:kern w:val="0"/>
-                <w:sz w:val="24"/>
-                <w:szCs w:val="24"/>
-                <w:highlight w:val="white"/>
-                <w:lang w:val="en-US"/>
-              </w:rPr>
-            </w:pPr>
-            <w:r>
-              <w:rPr>
-                <w:rFonts w:cstheme="minorHAnsi"/>
-                <w:color w:val="000000" w:themeColor="text1"/>
-                <w:kern w:val="0"/>
-                <w:sz w:val="24"/>
-                <w:szCs w:val="24"/>
-                <w:highlight w:val="white"/>
-                <w:lang w:val="en-US"/>
-              </w:rPr>
-              <w:t>GRAB_FRAME</w:t>
-            </w:r>
-          </w:p>
-        </w:tc>
-        <w:tc>
-          <w:tcPr>
-            <w:tcW w:w="1276" w:type="dxa"/>
-            <w:vAlign w:val="center"/>
-          </w:tcPr>
-          <w:p>
-            <w:pPr>
-              <w:rPr>
-                <w:rFonts w:cstheme="minorHAnsi"/>
-                <w:color w:val="000000" w:themeColor="text1"/>
-                <w:sz w:val="24"/>
-                <w:szCs w:val="24"/>
-              </w:rPr>
-            </w:pPr>
-            <w:r>
-              <w:rPr>
-                <w:rFonts w:cstheme="minorHAnsi"/>
-                <w:color w:val="000000" w:themeColor="text1"/>
-                <w:sz w:val="24"/>
-                <w:szCs w:val="24"/>
-              </w:rPr>
-              <w:t>размер</w:t>
-            </w:r>
-          </w:p>
-        </w:tc>
-        <w:tc>
-          <w:tcPr>
-            <w:tcW w:w="1707" w:type="dxa"/>
-            <w:vAlign w:val="center"/>
-          </w:tcPr>
-          <w:p>
-            <w:pPr>
-              <w:rPr>
-                <w:rFonts w:cstheme="minorHAnsi"/>
-                <w:color w:val="000000" w:themeColor="text1"/>
-                <w:sz w:val="24"/>
-                <w:szCs w:val="24"/>
-              </w:rPr>
-            </w:pPr>
-            <w:r>
-              <w:rPr>
-                <w:rFonts w:cstheme="minorHAnsi"/>
-                <w:color w:val="000000" w:themeColor="text1"/>
-                <w:sz w:val="24"/>
-                <w:szCs w:val="24"/>
-              </w:rPr>
-              <w:t>-</w:t>
-            </w:r>
-          </w:p>
-        </w:tc>
-        <w:tc>
-          <w:tcPr>
-            <w:tcW w:w="1411" w:type="dxa"/>
-            <w:vAlign w:val="center"/>
-          </w:tcPr>
-          <w:p>
-            <w:pPr>
-              <w:rPr>
-                <w:rFonts w:cstheme="minorHAnsi"/>
-                <w:color w:val="000000" w:themeColor="text1"/>
-                <w:sz w:val="24"/>
-                <w:szCs w:val="24"/>
-              </w:rPr>
-            </w:pPr>
-            <w:r>
-              <w:rPr>
-                <w:rFonts w:cstheme="minorHAnsi"/>
-                <w:color w:val="000000" w:themeColor="text1"/>
-                <w:sz w:val="24"/>
-                <w:szCs w:val="24"/>
-              </w:rPr>
-              <w:t>-</w:t>
-            </w:r>
-          </w:p>
-        </w:tc>
-        <w:tc>
-          <w:tcPr>
-            <w:tcW w:w="3544" w:type="dxa"/>
-            <w:vAlign w:val="center"/>
-          </w:tcPr>
-          <w:p>
-            <w:pPr>
-              <w:rPr>
-                <w:rFonts w:cstheme="minorHAnsi"/>
-                <w:color w:val="000000" w:themeColor="text1"/>
-                <w:sz w:val="24"/>
-                <w:szCs w:val="24"/>
-              </w:rPr>
-            </w:pPr>
-            <w:r>
-              <w:rPr>
-                <w:rFonts w:cstheme="minorHAnsi"/>
-                <w:color w:val="000000" w:themeColor="text1"/>
-                <w:sz w:val="24"/>
-                <w:szCs w:val="24"/>
-              </w:rPr>
-              <w:t xml:space="preserve">Смещает </w:t>
-            </w:r>
-            <w:r>
-              <w:rPr>
-                <w:rFonts w:cstheme="minorHAnsi"/>
-                <w:color w:val="000000" w:themeColor="text1"/>
-                <w:sz w:val="24"/>
-                <w:szCs w:val="24"/>
-                <w:lang w:val="en-US"/>
-              </w:rPr>
-              <w:t>FP</w:t>
-            </w:r>
-            <w:r>
-              <w:rPr>
-                <w:rFonts w:cstheme="minorHAnsi"/>
-                <w:color w:val="000000" w:themeColor="text1"/>
-                <w:sz w:val="24"/>
-                <w:szCs w:val="24"/>
-              </w:rPr>
-              <w:t xml:space="preserve"> текущего кадра и </w:t>
-            </w:r>
-            <w:r>
-              <w:rPr>
-                <w:rFonts w:cstheme="minorHAnsi"/>
-                <w:color w:val="000000" w:themeColor="text1"/>
-                <w:sz w:val="24"/>
-                <w:szCs w:val="24"/>
-                <w:lang w:val="en-US"/>
-              </w:rPr>
-              <w:t>SP</w:t>
-            </w:r>
-            <w:r>
-              <w:rPr>
-                <w:rFonts w:cstheme="minorHAnsi"/>
-                <w:color w:val="000000" w:themeColor="text1"/>
-                <w:sz w:val="24"/>
-                <w:szCs w:val="24"/>
-              </w:rPr>
-              <w:t xml:space="preserve"> нижележащего на</w:t>
-            </w:r>
-            <w:r>
-              <w:rPr>
-                <w:rFonts w:cstheme="minorHAnsi"/>
-                <w:color w:val="000000" w:themeColor="text1"/>
-                <w:sz w:val="24"/>
-                <w:szCs w:val="24"/>
-              </w:rPr>
-              <w:t xml:space="preserve"> </w:t>
-            </w:r>
-            <w:proofErr w:type="spellStart"/>
-            <w:r>
-              <w:rPr>
-                <w:rFonts w:cstheme="minorHAnsi"/>
-                <w:color w:val="000000" w:themeColor="text1"/>
-                <w:sz w:val="24"/>
-                <w:szCs w:val="24"/>
-                <w:lang w:val="en-US"/>
-              </w:rPr>
-              <w:t>arg</w:t>
-            </w:r>
-            <w:proofErr w:type="spellEnd"/>
-            <w:r>
-              <w:rPr>
-                <w:rFonts w:cstheme="minorHAnsi"/>
-                <w:color w:val="000000" w:themeColor="text1"/>
-                <w:sz w:val="24"/>
-                <w:szCs w:val="24"/>
-              </w:rPr>
-              <w:t>0</w:t>
-            </w:r>
-            <w:r>
-              <w:rPr>
-                <w:rFonts w:cstheme="minorHAnsi"/>
-                <w:color w:val="000000" w:themeColor="text1"/>
-                <w:sz w:val="24"/>
-                <w:szCs w:val="24"/>
-              </w:rPr>
-              <w:t xml:space="preserve"> байт(ячеек). </w:t>
-            </w:r>
-          </w:p>
-        </w:tc>
-      </w:tr>
-      <w:tr>
-        <w:trPr>
-          <w:gridAfter w:val="2"/>
-          <w:wAfter w:w="8363" w:type="dxa"/>
-          <w:trHeight w:val="287"/>
-        </w:trPr>
-        <w:tc>
-          <w:tcPr>
-            <w:tcW w:w="10490" w:type="dxa"/>
-            <w:gridSpan w:val="5"/>
-            <w:shd w:val="clear" w:color="auto" w:fill="F7CAAC" w:themeFill="accent2" w:themeFillTint="66"/>
-            <w:vAlign w:val="center"/>
-          </w:tcPr>
-          <w:p>
-            <w:pPr>
-              <w:jc w:val="center"/>
-              <w:rPr>
-                <w:rFonts w:cstheme="minorHAnsi"/>
-                <w:color w:val="000000" w:themeColor="text1"/>
-                <w:sz w:val="24"/>
-                <w:szCs w:val="24"/>
-              </w:rPr>
-            </w:pPr>
-            <w:r>
-              <w:rPr>
-                <w:rFonts w:cstheme="minorHAnsi"/>
-                <w:color w:val="000000" w:themeColor="text1"/>
-                <w:sz w:val="24"/>
-                <w:szCs w:val="24"/>
-              </w:rPr>
-              <w:t>Операции контроля потока выполнения</w:t>
-            </w:r>
-          </w:p>
-        </w:tc>
-      </w:tr>
-      <w:tr>
-        <w:trPr>
-          <w:gridAfter w:val="2"/>
-          <w:wAfter w:w="8363" w:type="dxa"/>
-          <w:trHeight w:val="287"/>
-        </w:trPr>
-        <w:tc>
-          <w:tcPr>
-            <w:tcW w:w="2552" w:type="dxa"/>
-            <w:vAlign w:val="center"/>
-          </w:tcPr>
-          <w:p>
-            <w:pPr>
-              <w:autoSpaceDE w:val="0"/>
-              <w:autoSpaceDN w:val="0"/>
-              <w:adjustRightInd w:val="0"/>
-              <w:rPr>
-                <w:rFonts w:cstheme="minorHAnsi"/>
-                <w:color w:val="000000" w:themeColor="text1"/>
-                <w:kern w:val="0"/>
-                <w:sz w:val="24"/>
-                <w:szCs w:val="24"/>
-                <w:highlight w:val="white"/>
-                <w:lang w:val="en-US"/>
-              </w:rPr>
-            </w:pPr>
-            <w:r>
-              <w:rPr>
-                <w:rFonts w:cstheme="minorHAnsi"/>
-                <w:color w:val="000000" w:themeColor="text1"/>
-                <w:kern w:val="0"/>
-                <w:sz w:val="24"/>
-                <w:szCs w:val="24"/>
-                <w:highlight w:val="white"/>
-                <w:lang w:val="en-US"/>
-              </w:rPr>
-              <w:t>JMP</w:t>
-            </w:r>
-          </w:p>
-        </w:tc>
-        <w:tc>
-          <w:tcPr>
-            <w:tcW w:w="1276" w:type="dxa"/>
-            <w:vMerge w:val="restart"/>
-            <w:vAlign w:val="center"/>
-          </w:tcPr>
-          <w:p>
-            <w:pPr>
-              <w:rPr>
-                <w:rFonts w:cstheme="minorHAnsi"/>
-                <w:color w:val="000000" w:themeColor="text1"/>
-                <w:sz w:val="24"/>
-                <w:szCs w:val="24"/>
-              </w:rPr>
-            </w:pPr>
-            <w:r>
-              <w:rPr>
-                <w:rFonts w:cstheme="minorHAnsi"/>
-                <w:color w:val="000000" w:themeColor="text1"/>
-                <w:sz w:val="24"/>
-                <w:szCs w:val="24"/>
-              </w:rPr>
-              <w:t>Указатель (индекс) инструкции</w:t>
-            </w:r>
-          </w:p>
-        </w:tc>
-        <w:tc>
-          <w:tcPr>
-            <w:tcW w:w="1707" w:type="dxa"/>
-            <w:vAlign w:val="center"/>
-          </w:tcPr>
-          <w:p>
-            <w:pPr>
-              <w:rPr>
-                <w:rFonts w:cstheme="minorHAnsi"/>
-                <w:color w:val="000000" w:themeColor="text1"/>
-                <w:sz w:val="24"/>
-                <w:szCs w:val="24"/>
-              </w:rPr>
-            </w:pPr>
-            <w:r>
-              <w:rPr>
-                <w:rFonts w:cstheme="minorHAnsi"/>
-                <w:color w:val="000000" w:themeColor="text1"/>
-                <w:sz w:val="24"/>
-                <w:szCs w:val="24"/>
-              </w:rPr>
-              <w:t>-</w:t>
-            </w:r>
-          </w:p>
-        </w:tc>
-        <w:tc>
-          <w:tcPr>
-            <w:tcW w:w="1411" w:type="dxa"/>
-            <w:vAlign w:val="center"/>
-          </w:tcPr>
-          <w:p>
-            <w:pPr>
-              <w:rPr>
-                <w:rFonts w:cstheme="minorHAnsi"/>
-                <w:color w:val="000000" w:themeColor="text1"/>
-                <w:sz w:val="24"/>
-                <w:szCs w:val="24"/>
-              </w:rPr>
-            </w:pPr>
-            <w:r>
-              <w:rPr>
-                <w:rFonts w:cstheme="minorHAnsi"/>
-                <w:color w:val="000000" w:themeColor="text1"/>
-                <w:sz w:val="24"/>
-                <w:szCs w:val="24"/>
-              </w:rPr>
-              <w:t>-</w:t>
-            </w:r>
-          </w:p>
-        </w:tc>
-        <w:tc>
-          <w:tcPr>
-            <w:tcW w:w="3544" w:type="dxa"/>
-            <w:vAlign w:val="center"/>
-          </w:tcPr>
-          <w:p>
-            <w:pPr>
-              <w:rPr>
-                <w:rFonts w:cstheme="minorHAnsi"/>
-                <w:color w:val="000000" w:themeColor="text1"/>
-                <w:sz w:val="24"/>
-                <w:szCs w:val="24"/>
-                <w:lang w:val="en-US"/>
-              </w:rPr>
-            </w:pPr>
-            <w:r>
-              <w:rPr>
-                <w:rFonts w:cstheme="minorHAnsi"/>
-                <w:color w:val="000000" w:themeColor="text1"/>
-                <w:sz w:val="24"/>
-                <w:szCs w:val="24"/>
-              </w:rPr>
-              <w:t xml:space="preserve">В регистр </w:t>
-            </w:r>
-            <w:r>
-              <w:rPr>
-                <w:rFonts w:cstheme="minorHAnsi"/>
-                <w:color w:val="000000" w:themeColor="text1"/>
-                <w:sz w:val="24"/>
-                <w:szCs w:val="24"/>
-                <w:lang w:val="en-US"/>
-              </w:rPr>
-              <w:t>IP</w:t>
-            </w:r>
-            <w:r>
-              <w:rPr>
-                <w:rFonts w:cstheme="minorHAnsi"/>
-                <w:color w:val="000000" w:themeColor="text1"/>
-                <w:sz w:val="24"/>
-                <w:szCs w:val="24"/>
-              </w:rPr>
-              <w:t xml:space="preserve"> ставится индекс операции, на которую следует “прыгнуть”. Ставит флаг </w:t>
-            </w:r>
-            <w:r>
-              <w:rPr>
-                <w:rFonts w:cstheme="minorHAnsi"/>
-                <w:color w:val="000000" w:themeColor="text1"/>
-                <w:sz w:val="24"/>
-                <w:szCs w:val="24"/>
-                <w:lang w:val="en-US"/>
-              </w:rPr>
-              <w:t>JUMPED</w:t>
-            </w:r>
-            <w:r>
-              <w:rPr>
-                <w:rFonts w:cstheme="minorHAnsi"/>
-                <w:color w:val="000000" w:themeColor="text1"/>
-                <w:sz w:val="24"/>
-                <w:szCs w:val="24"/>
-              </w:rPr>
-              <w:t>.</w:t>
-            </w:r>
-          </w:p>
-        </w:tc>
-      </w:tr>
-      <w:tr>
-        <w:trPr>
-          <w:trHeight w:val="287"/>
-        </w:trPr>
-        <w:tc>
-          <w:tcPr>
-            <w:tcW w:w="2552" w:type="dxa"/>
-            <w:vAlign w:val="center"/>
-          </w:tcPr>
-          <w:p>
-            <w:pPr>
-              <w:autoSpaceDE w:val="0"/>
-              <w:autoSpaceDN w:val="0"/>
-              <w:adjustRightInd w:val="0"/>
-              <w:rPr>
-                <w:rFonts w:cstheme="minorHAnsi"/>
-                <w:color w:val="000000" w:themeColor="text1"/>
-                <w:kern w:val="0"/>
-                <w:sz w:val="24"/>
-                <w:szCs w:val="24"/>
-                <w:highlight w:val="white"/>
-                <w:lang w:val="en-US"/>
-              </w:rPr>
-            </w:pPr>
-            <w:r>
-              <w:rPr>
-                <w:rFonts w:cstheme="minorHAnsi"/>
-                <w:color w:val="000000" w:themeColor="text1"/>
-                <w:kern w:val="0"/>
-                <w:sz w:val="24"/>
-                <w:szCs w:val="24"/>
-                <w:highlight w:val="white"/>
-                <w:lang w:val="en-US"/>
-              </w:rPr>
-              <w:t>JMP_CV</w:t>
-            </w:r>
-          </w:p>
-        </w:tc>
-        <w:tc>
-          <w:tcPr>
-            <w:tcW w:w="1276" w:type="dxa"/>
-            <w:vMerge/>
-            <w:vAlign w:val="center"/>
-          </w:tcPr>
-          <w:p>
-            <w:pPr>
-              <w:rPr>
-                <w:rFonts w:cstheme="minorHAnsi"/>
-                <w:color w:val="000000" w:themeColor="text1"/>
-                <w:sz w:val="24"/>
-                <w:szCs w:val="24"/>
-              </w:rPr>
-            </w:pPr>
-          </w:p>
-        </w:tc>
-        <w:tc>
-          <w:tcPr>
-            <w:tcW w:w="1707" w:type="dxa"/>
-            <w:vMerge w:val="restart"/>
-            <w:vAlign w:val="center"/>
-          </w:tcPr>
-          <w:p>
-            <w:pPr>
-              <w:rPr>
-                <w:rFonts w:cstheme="minorHAnsi"/>
-                <w:color w:val="000000" w:themeColor="text1"/>
-                <w:sz w:val="24"/>
-                <w:szCs w:val="24"/>
-              </w:rPr>
-            </w:pPr>
-            <w:r>
-              <w:rPr>
-                <w:rFonts w:cstheme="minorHAnsi"/>
-                <w:color w:val="000000" w:themeColor="text1"/>
-                <w:sz w:val="24"/>
-                <w:szCs w:val="24"/>
-              </w:rPr>
-              <w:t>Регистр с булевым значением</w:t>
-            </w:r>
-          </w:p>
-          <w:p>
-            <w:pPr>
-              <w:rPr>
-                <w:rFonts w:cstheme="minorHAnsi"/>
-                <w:color w:val="000000" w:themeColor="text1"/>
-                <w:sz w:val="24"/>
-                <w:szCs w:val="24"/>
-              </w:rPr>
-            </w:pPr>
-          </w:p>
-        </w:tc>
-        <w:tc>
-          <w:tcPr>
-            <w:tcW w:w="1411" w:type="dxa"/>
-            <w:vAlign w:val="center"/>
-          </w:tcPr>
-          <w:p>
-            <w:pPr>
-              <w:rPr>
-                <w:rFonts w:cstheme="minorHAnsi"/>
-                <w:color w:val="000000" w:themeColor="text1"/>
-                <w:sz w:val="24"/>
-                <w:szCs w:val="24"/>
-              </w:rPr>
-            </w:pPr>
-            <w:r>
-              <w:rPr>
-                <w:rFonts w:cstheme="minorHAnsi"/>
-                <w:color w:val="000000" w:themeColor="text1"/>
-                <w:sz w:val="24"/>
-                <w:szCs w:val="24"/>
-              </w:rPr>
-              <w:t>-</w:t>
-            </w:r>
-          </w:p>
-        </w:tc>
-        <w:tc>
-          <w:tcPr>
-            <w:tcW w:w="3544" w:type="dxa"/>
-            <w:vAlign w:val="center"/>
-          </w:tcPr>
-          <w:p>
-            <w:pPr>
-              <w:rPr>
-                <w:rFonts w:cstheme="minorHAnsi"/>
-                <w:color w:val="000000" w:themeColor="text1"/>
-                <w:sz w:val="24"/>
-                <w:szCs w:val="24"/>
-              </w:rPr>
-            </w:pPr>
-            <w:r>
-              <w:rPr>
-                <w:rFonts w:cstheme="minorHAnsi"/>
-                <w:color w:val="000000" w:themeColor="text1"/>
-                <w:sz w:val="24"/>
-                <w:szCs w:val="24"/>
-              </w:rPr>
-              <w:t xml:space="preserve">В регистр </w:t>
-            </w:r>
-            <w:r>
-              <w:rPr>
-                <w:rFonts w:cstheme="minorHAnsi"/>
-                <w:color w:val="000000" w:themeColor="text1"/>
-                <w:sz w:val="24"/>
-                <w:szCs w:val="24"/>
-                <w:lang w:val="en-US"/>
-              </w:rPr>
-              <w:t>IP</w:t>
-            </w:r>
-            <w:r>
-              <w:rPr>
-                <w:rFonts w:cstheme="minorHAnsi"/>
-                <w:color w:val="000000" w:themeColor="text1"/>
-                <w:sz w:val="24"/>
-                <w:szCs w:val="24"/>
-              </w:rPr>
-              <w:t xml:space="preserve"> ставится индекс операции, на которую следует “прыгнуть”, если значение регистра </w:t>
-            </w:r>
-            <w:proofErr w:type="spellStart"/>
-            <w:r>
-              <w:rPr>
-                <w:rFonts w:cstheme="minorHAnsi"/>
-                <w:color w:val="000000" w:themeColor="text1"/>
-                <w:sz w:val="24"/>
-                <w:szCs w:val="24"/>
-                <w:lang w:val="en-US"/>
-              </w:rPr>
-              <w:t>arg</w:t>
-            </w:r>
-            <w:proofErr w:type="spellEnd"/>
-            <w:r>
-              <w:rPr>
-                <w:rFonts w:cstheme="minorHAnsi"/>
-                <w:color w:val="000000" w:themeColor="text1"/>
-                <w:sz w:val="24"/>
-                <w:szCs w:val="24"/>
-              </w:rPr>
-              <w:t xml:space="preserve">1 не равно 0. Ставит флаг </w:t>
-            </w:r>
-            <w:r>
-              <w:rPr>
-                <w:rFonts w:cstheme="minorHAnsi"/>
-                <w:color w:val="000000" w:themeColor="text1"/>
-                <w:sz w:val="24"/>
-                <w:szCs w:val="24"/>
-                <w:lang w:val="en-US"/>
-              </w:rPr>
-              <w:t>JUMPED</w:t>
-            </w:r>
-            <w:r>
-              <w:rPr>
-                <w:rFonts w:cstheme="minorHAnsi"/>
-                <w:color w:val="000000" w:themeColor="text1"/>
-                <w:sz w:val="24"/>
-                <w:szCs w:val="24"/>
-              </w:rPr>
-              <w:t>.</w:t>
-            </w:r>
-          </w:p>
-        </w:tc>
-        <w:tc>
-          <w:tcPr>
-            <w:tcW w:w="4394" w:type="dxa"/>
-            <w:vAlign w:val="center"/>
-          </w:tcPr>
-          <w:p/>
-        </w:tc>
-        <w:tc>
-          <w:tcPr>
-            <w:tcW w:w="3969" w:type="dxa"/>
-            <w:vAlign w:val="center"/>
-          </w:tcPr>
-          <w:p/>
-        </w:tc>
-      </w:tr>
-      <w:tr>
-        <w:trPr>
-          <w:gridAfter w:val="2"/>
-          <w:wAfter w:w="8363" w:type="dxa"/>
-          <w:trHeight w:val="287"/>
-        </w:trPr>
-        <w:tc>
-          <w:tcPr>
-            <w:tcW w:w="2552" w:type="dxa"/>
-            <w:vAlign w:val="center"/>
-          </w:tcPr>
-          <w:p>
-            <w:pPr>
-              <w:rPr>
-                <w:rFonts w:cstheme="minorHAnsi"/>
-                <w:color w:val="000000" w:themeColor="text1"/>
-                <w:kern w:val="0"/>
-                <w:sz w:val="24"/>
-                <w:szCs w:val="24"/>
-                <w:highlight w:val="white"/>
-              </w:rPr>
-            </w:pPr>
-            <w:r>
-              <w:rPr>
-                <w:rFonts w:cstheme="minorHAnsi"/>
-                <w:color w:val="000000" w:themeColor="text1"/>
-                <w:kern w:val="0"/>
-                <w:sz w:val="24"/>
-                <w:szCs w:val="24"/>
-                <w:highlight w:val="white"/>
-                <w:lang w:val="en-US"/>
-              </w:rPr>
-              <w:t>JMP_CNV</w:t>
-            </w:r>
-          </w:p>
-        </w:tc>
-        <w:tc>
-          <w:tcPr>
-            <w:tcW w:w="1276" w:type="dxa"/>
-            <w:vMerge/>
-            <w:vAlign w:val="center"/>
-          </w:tcPr>
-          <w:p>
-            <w:pPr>
-              <w:rPr>
-                <w:rFonts w:cstheme="minorHAnsi"/>
-                <w:color w:val="000000" w:themeColor="text1"/>
-                <w:sz w:val="24"/>
-                <w:szCs w:val="24"/>
-              </w:rPr>
-            </w:pPr>
-          </w:p>
-        </w:tc>
-        <w:tc>
-          <w:tcPr>
-            <w:tcW w:w="1707" w:type="dxa"/>
-            <w:vMerge/>
-            <w:vAlign w:val="center"/>
-          </w:tcPr>
-          <w:p>
-            <w:pPr>
-              <w:rPr>
-                <w:rFonts w:cstheme="minorHAnsi"/>
-                <w:color w:val="000000" w:themeColor="text1"/>
-                <w:sz w:val="24"/>
-                <w:szCs w:val="24"/>
-              </w:rPr>
-            </w:pPr>
-          </w:p>
-        </w:tc>
-        <w:tc>
-          <w:tcPr>
-            <w:tcW w:w="1411" w:type="dxa"/>
-            <w:vAlign w:val="center"/>
-          </w:tcPr>
-          <w:p>
-            <w:pPr>
-              <w:rPr>
-                <w:rFonts w:cstheme="minorHAnsi"/>
-                <w:color w:val="000000" w:themeColor="text1"/>
-                <w:sz w:val="24"/>
-                <w:szCs w:val="24"/>
-              </w:rPr>
-            </w:pPr>
-            <w:r>
-              <w:rPr>
-                <w:rFonts w:cstheme="minorHAnsi"/>
-                <w:color w:val="000000" w:themeColor="text1"/>
-                <w:sz w:val="24"/>
-                <w:szCs w:val="24"/>
-              </w:rPr>
-              <w:t>-</w:t>
-            </w:r>
-          </w:p>
-        </w:tc>
-        <w:tc>
-          <w:tcPr>
-            <w:tcW w:w="3544" w:type="dxa"/>
-            <w:vAlign w:val="center"/>
-          </w:tcPr>
-          <w:p>
-            <w:pPr>
-              <w:rPr>
-                <w:rFonts w:cstheme="minorHAnsi"/>
-                <w:color w:val="000000" w:themeColor="text1"/>
-                <w:sz w:val="24"/>
-                <w:szCs w:val="24"/>
-              </w:rPr>
-            </w:pPr>
-            <w:r>
-              <w:rPr>
-                <w:rFonts w:cstheme="minorHAnsi"/>
-                <w:color w:val="000000" w:themeColor="text1"/>
-                <w:sz w:val="24"/>
-                <w:szCs w:val="24"/>
-              </w:rPr>
-              <w:t xml:space="preserve">В регистр </w:t>
-            </w:r>
-            <w:r>
-              <w:rPr>
-                <w:rFonts w:cstheme="minorHAnsi"/>
-                <w:color w:val="000000" w:themeColor="text1"/>
-                <w:sz w:val="24"/>
-                <w:szCs w:val="24"/>
-                <w:lang w:val="en-US"/>
-              </w:rPr>
-              <w:t>IP</w:t>
-            </w:r>
-            <w:r>
-              <w:rPr>
-                <w:rFonts w:cstheme="minorHAnsi"/>
-                <w:color w:val="000000" w:themeColor="text1"/>
-                <w:sz w:val="24"/>
-                <w:szCs w:val="24"/>
-              </w:rPr>
-              <w:t xml:space="preserve"> ставится индекс операции, на которую следует “прыгнуть”, если значение регистра </w:t>
-            </w:r>
-            <w:proofErr w:type="spellStart"/>
-            <w:r>
-              <w:rPr>
-                <w:rFonts w:cstheme="minorHAnsi"/>
-                <w:color w:val="000000" w:themeColor="text1"/>
-                <w:sz w:val="24"/>
-                <w:szCs w:val="24"/>
-                <w:lang w:val="en-US"/>
-              </w:rPr>
-              <w:t>arg</w:t>
-            </w:r>
-            <w:proofErr w:type="spellEnd"/>
-            <w:r>
-              <w:rPr>
-                <w:rFonts w:cstheme="minorHAnsi"/>
-                <w:color w:val="000000" w:themeColor="text1"/>
-                <w:sz w:val="24"/>
-                <w:szCs w:val="24"/>
-              </w:rPr>
-              <w:t xml:space="preserve">1 равно 0. Ставит флаг </w:t>
-            </w:r>
-            <w:r>
-              <w:rPr>
-                <w:rFonts w:cstheme="minorHAnsi"/>
-                <w:color w:val="000000" w:themeColor="text1"/>
-                <w:sz w:val="24"/>
-                <w:szCs w:val="24"/>
-                <w:lang w:val="en-US"/>
-              </w:rPr>
-              <w:t>JUMPED</w:t>
-            </w:r>
-            <w:r>
-              <w:rPr>
-                <w:rFonts w:cstheme="minorHAnsi"/>
-                <w:color w:val="000000" w:themeColor="text1"/>
-                <w:sz w:val="24"/>
-                <w:szCs w:val="24"/>
-              </w:rPr>
-              <w:t>.</w:t>
-            </w:r>
-          </w:p>
-        </w:tc>
-      </w:tr>
-      <w:tr>
-        <w:trPr>
-          <w:gridAfter w:val="2"/>
-          <w:wAfter w:w="8363" w:type="dxa"/>
-          <w:trHeight w:val="287"/>
-        </w:trPr>
-        <w:tc>
-          <w:tcPr>
-            <w:tcW w:w="2552" w:type="dxa"/>
-            <w:vAlign w:val="center"/>
-          </w:tcPr>
-          <w:p>
-            <w:pPr>
-              <w:rPr>
-                <w:rFonts w:cstheme="minorHAnsi"/>
-                <w:color w:val="000000" w:themeColor="text1"/>
-                <w:kern w:val="0"/>
-                <w:sz w:val="24"/>
-                <w:szCs w:val="24"/>
-                <w:highlight w:val="white"/>
-              </w:rPr>
-            </w:pPr>
-            <w:r>
-              <w:rPr>
-                <w:rFonts w:cstheme="minorHAnsi"/>
-                <w:color w:val="000000" w:themeColor="text1"/>
-                <w:kern w:val="0"/>
-                <w:sz w:val="24"/>
-                <w:szCs w:val="24"/>
-                <w:highlight w:val="white"/>
-              </w:rPr>
               <w:t>CALL</w:t>
             </w:r>
           </w:p>

--- a/Documentation/MSLVM_DocumentationRU.docx
+++ b/Documentation/MSLVM_DocumentationRU.docx
@@ -1904,14 +1904,25 @@
                 <w:lang w:val="en-US"/>
               </w:rPr>
             </w:pPr>
-            <w:r>
-              <w:rPr>
-                <w:rFonts w:cstheme="minorHAnsi"/>
-                <w:sz w:val="32"/>
-                <w:szCs w:val="32"/>
-                <w:lang w:val="en-US"/>
-              </w:rPr>
-              <w:t>Register[]</w:t>
+            <w:proofErr w:type="gramStart"/>
+            <w:r>
+              <w:rPr>
+                <w:rFonts w:cstheme="minorHAnsi"/>
+                <w:sz w:val="32"/>
+                <w:szCs w:val="32"/>
+                <w:lang w:val="en-US"/>
+              </w:rPr>
+              <w:t>Register[</w:t>
+            </w:r>
+            <w:proofErr w:type="gramEnd"/>
+            <w:r>
+              <w:rPr>
+                <w:rFonts w:cstheme="minorHAnsi"/>
+                <w:sz w:val="32"/>
+                <w:szCs w:val="32"/>
+                <w:lang w:val="en-US"/>
+              </w:rPr>
+              <w:t>]</w:t>
             </w:r>
           </w:p>
         </w:tc>
@@ -2226,6 +2237,7 @@
           <w:szCs w:val="32"/>
         </w:rPr>
       </w:pPr>
+      <w:proofErr w:type="gramStart"/>
       <w:r>
         <w:rPr>
           <w:rFonts w:cs="Calibri"/>
@@ -2241,7 +2253,16 @@
           <w:sz w:val="32"/>
           <w:szCs w:val="32"/>
         </w:rPr>
-        <w:t xml:space="preserve">[] – </w:t>
+        <w:t>[</w:t>
+      </w:r>
+      <w:proofErr w:type="gramEnd"/>
+      <w:r>
+        <w:rPr>
+          <w:rFonts w:cs="Calibri"/>
+          <w:sz w:val="32"/>
+          <w:szCs w:val="32"/>
+        </w:rPr>
+        <w:t xml:space="preserve">] – </w:t>
       </w:r>
       <w:r>
         <w:rPr>
@@ -3521,7 +3542,6 @@
           <w:rFonts w:cs="Calibri"/>
           <w:sz w:val="32"/>
           <w:szCs w:val="32"/>
-          <w:lang w:val="en-US"/>
         </w:rPr>
         <w:t xml:space="preserve"> </w:t>
       </w:r>
@@ -6371,6 +6391,7 @@
         <w:lastRenderedPageBreak/>
         <w:t xml:space="preserve">последующего восстановления при надобности. Им управляют команды </w:t>
       </w:r>
+      <w:proofErr w:type="gramStart"/>
       <w:r>
         <w:rPr>
           <w:i/>
@@ -6386,7 +6407,15 @@
           <w:sz w:val="32"/>
           <w:szCs w:val="32"/>
         </w:rPr>
-        <w:t>(вызов функции)</w:t>
+        <w:t>(</w:t>
+      </w:r>
+      <w:proofErr w:type="gramEnd"/>
+      <w:r>
+        <w:rPr>
+          <w:sz w:val="32"/>
+          <w:szCs w:val="32"/>
+        </w:rPr>
+        <w:t>вызов функции)</w:t>
       </w:r>
       <w:r>
         <w:rPr>
@@ -12034,7 +12063,37 @@
           <w:sz w:val="32"/>
           <w:szCs w:val="32"/>
         </w:rPr>
-        <w:t xml:space="preserve"> предыдущего вниз на </w:t>
+        <w:t xml:space="preserve"> предыдущего вниз</w:t>
+      </w:r>
+      <w:r>
+        <w:rPr>
+          <w:sz w:val="32"/>
+          <w:szCs w:val="32"/>
+        </w:rPr>
+        <w:t>(+)/</w:t>
+      </w:r>
+      <w:proofErr w:type="gramStart"/>
+      <w:r>
+        <w:rPr>
+          <w:sz w:val="32"/>
+          <w:szCs w:val="32"/>
+        </w:rPr>
+        <w:t>вверх(</w:t>
+      </w:r>
+      <w:proofErr w:type="gramEnd"/>
+      <w:r>
+        <w:rPr>
+          <w:sz w:val="32"/>
+          <w:szCs w:val="32"/>
+        </w:rPr>
+        <w:t>-)</w:t>
+      </w:r>
+      <w:r>
+        <w:rPr>
+          <w:sz w:val="32"/>
+          <w:szCs w:val="32"/>
+        </w:rPr>
+        <w:t xml:space="preserve"> на </w:t>
       </w:r>
       <w:r>
         <w:rPr>
@@ -12049,7 +12108,49 @@
           <w:sz w:val="32"/>
           <w:szCs w:val="32"/>
         </w:rPr>
-        <w:t xml:space="preserve"> байт, то есть мы воруем данные у старого кадра. Вернёмся к предыдущему примеру, только 4-байтное значение будет аргументом функции.</w:t>
+        <w:t xml:space="preserve"> байт, то есть мы воруем</w:t>
+      </w:r>
+      <w:r>
+        <w:rPr>
+          <w:sz w:val="32"/>
+          <w:szCs w:val="32"/>
+        </w:rPr>
+        <w:t>/отдаём</w:t>
+      </w:r>
+      <w:r>
+        <w:rPr>
+          <w:sz w:val="32"/>
+          <w:szCs w:val="32"/>
+        </w:rPr>
+        <w:t xml:space="preserve"> данные у старого</w:t>
+      </w:r>
+      <w:r>
+        <w:rPr>
+          <w:sz w:val="32"/>
+          <w:szCs w:val="32"/>
+        </w:rPr>
+        <w:t>/-му</w:t>
+      </w:r>
+      <w:r>
+        <w:rPr>
+          <w:sz w:val="32"/>
+          <w:szCs w:val="32"/>
+        </w:rPr>
+        <w:t xml:space="preserve"> кадра</w:t>
+      </w:r>
+      <w:r>
+        <w:rPr>
+          <w:sz w:val="32"/>
+          <w:szCs w:val="32"/>
+        </w:rPr>
+        <w:t>/-у</w:t>
+      </w:r>
+      <w:r>
+        <w:rPr>
+          <w:sz w:val="32"/>
+          <w:szCs w:val="32"/>
+        </w:rPr>
+        <w:t>. Вернёмся к предыдущему примеру, только 4-байтное значение будет аргументом функции.</w:t>
       </w:r>
     </w:p>
     <w:p>
@@ -16129,7 +16230,21 @@
           <w:sz w:val="32"/>
           <w:szCs w:val="32"/>
         </w:rPr>
-        <w:t xml:space="preserve"> все объекты, объявленные пользователем, будут динамическим, хотя тут будет так, как я компилятор напишу (</w:t>
+        <w:t xml:space="preserve"> все объекты, объявленные пользователем, будут динамическим</w:t>
+      </w:r>
+      <w:r>
+        <w:rPr>
+          <w:sz w:val="32"/>
+          <w:szCs w:val="32"/>
+        </w:rPr>
+        <w:t>и</w:t>
+      </w:r>
+      <w:r>
+        <w:rPr>
+          <w:sz w:val="32"/>
+          <w:szCs w:val="32"/>
+        </w:rPr>
+        <w:t>, хотя тут будет так, как я компилятор напишу (</w:t>
       </w:r>
       <w:r>
         <w:rPr>
@@ -16213,6 +16328,7 @@
               <w:t xml:space="preserve"> </w:t>
             </w:r>
             <w:proofErr w:type="spellStart"/>
+            <w:proofErr w:type="gramStart"/>
             <w:r>
               <w:rPr>
                 <w:rFonts w:ascii="Cascadia Mono" w:hAnsi="Cascadia Mono" w:cs="Cascadia Mono"/>
@@ -16236,7 +16352,20 @@
                 <w:highlight w:val="white"/>
                 <w:lang w:val="en-US"/>
               </w:rPr>
-              <w:t xml:space="preserve">(8) </w:t>
+              <w:t>(</w:t>
+            </w:r>
+            <w:proofErr w:type="gramEnd"/>
+            <w:r>
+              <w:rPr>
+                <w:rFonts w:ascii="Cascadia Mono" w:hAnsi="Cascadia Mono" w:cs="Cascadia Mono"/>
+                <w:color w:val="000000"/>
+                <w:kern w:val="0"/>
+                <w:sz w:val="19"/>
+                <w:szCs w:val="19"/>
+                <w:highlight w:val="white"/>
+                <w:lang w:val="en-US"/>
+              </w:rPr>
+              <w:t xml:space="preserve">8) </w:t>
             </w:r>
             <w:proofErr w:type="spellStart"/>
             <w:r>
@@ -16332,14 +16461,10 @@
                 <w:highlight w:val="white"/>
                 <w:lang w:val="en-US"/>
               </w:rPr>
-              <w:t xml:space="preserve"> memory[STACK_SIZE + HEAP_SIZE]{};</w:t>
-            </w:r>
-          </w:p>
-          <w:p>
-            <w:pPr>
-              <w:autoSpaceDE w:val="0"/>
-              <w:autoSpaceDN w:val="0"/>
-              <w:adjustRightInd w:val="0"/>
+              <w:t xml:space="preserve"> </w:t>
+            </w:r>
+            <w:proofErr w:type="gramStart"/>
+            <w:r>
               <w:rPr>
                 <w:rFonts w:ascii="Cascadia Mono" w:hAnsi="Cascadia Mono" w:cs="Cascadia Mono"/>
                 <w:color w:val="000000"/>
@@ -16349,7 +16474,9 @@
                 <w:highlight w:val="white"/>
                 <w:lang w:val="en-US"/>
               </w:rPr>
-            </w:pPr>
+              <w:t>memory[</w:t>
+            </w:r>
+            <w:proofErr w:type="gramEnd"/>
             <w:r>
               <w:rPr>
                 <w:rFonts w:ascii="Cascadia Mono" w:hAnsi="Cascadia Mono" w:cs="Cascadia Mono"/>
@@ -16360,6 +16487,34 @@
                 <w:highlight w:val="white"/>
                 <w:lang w:val="en-US"/>
               </w:rPr>
+              <w:t>STACK_SIZE + HEAP_SIZE]{};</w:t>
+            </w:r>
+          </w:p>
+          <w:p>
+            <w:pPr>
+              <w:autoSpaceDE w:val="0"/>
+              <w:autoSpaceDN w:val="0"/>
+              <w:adjustRightInd w:val="0"/>
+              <w:rPr>
+                <w:rFonts w:ascii="Cascadia Mono" w:hAnsi="Cascadia Mono" w:cs="Cascadia Mono"/>
+                <w:color w:val="000000"/>
+                <w:kern w:val="0"/>
+                <w:sz w:val="19"/>
+                <w:szCs w:val="19"/>
+                <w:highlight w:val="white"/>
+                <w:lang w:val="en-US"/>
+              </w:rPr>
+            </w:pPr>
+            <w:r>
+              <w:rPr>
+                <w:rFonts w:ascii="Cascadia Mono" w:hAnsi="Cascadia Mono" w:cs="Cascadia Mono"/>
+                <w:color w:val="000000"/>
+                <w:kern w:val="0"/>
+                <w:sz w:val="19"/>
+                <w:szCs w:val="19"/>
+                <w:highlight w:val="white"/>
+                <w:lang w:val="en-US"/>
+              </w:rPr>
               <w:tab/>
             </w:r>
             <w:proofErr w:type="spellStart"/>
@@ -16386,7 +16541,33 @@
                 <w:highlight w:val="white"/>
                 <w:lang w:val="en-US"/>
               </w:rPr>
-              <w:t xml:space="preserve"> HFI{HEAP_START, HEAP_END};</w:t>
+              <w:t xml:space="preserve"> </w:t>
+            </w:r>
+            <w:proofErr w:type="gramStart"/>
+            <w:r>
+              <w:rPr>
+                <w:rFonts w:ascii="Cascadia Mono" w:hAnsi="Cascadia Mono" w:cs="Cascadia Mono"/>
+                <w:color w:val="000000"/>
+                <w:kern w:val="0"/>
+                <w:sz w:val="19"/>
+                <w:szCs w:val="19"/>
+                <w:highlight w:val="white"/>
+                <w:lang w:val="en-US"/>
+              </w:rPr>
+              <w:t>HFI{</w:t>
+            </w:r>
+            <w:proofErr w:type="gramEnd"/>
+            <w:r>
+              <w:rPr>
+                <w:rFonts w:ascii="Cascadia Mono" w:hAnsi="Cascadia Mono" w:cs="Cascadia Mono"/>
+                <w:color w:val="000000"/>
+                <w:kern w:val="0"/>
+                <w:sz w:val="19"/>
+                <w:szCs w:val="19"/>
+                <w:highlight w:val="white"/>
+                <w:lang w:val="en-US"/>
+              </w:rPr>
+              <w:t>HEAP_START, HEAP_END};</w:t>
             </w:r>
           </w:p>
           <w:p>
@@ -17341,6 +17522,7 @@
         </w:rPr>
         <w:t xml:space="preserve">Сложность поиска свободной структуры, особенно, если размер её будет равен степени двойки (если настроено выравнивание), будет равна </w:t>
       </w:r>
+      <w:proofErr w:type="gramStart"/>
       <w:r>
         <w:rPr>
           <w:rFonts w:cstheme="minorHAnsi"/>
@@ -17360,7 +17542,18 @@
           <w:sz w:val="32"/>
           <w:szCs w:val="32"/>
         </w:rPr>
-        <w:t>(1)</w:t>
+        <w:t>(</w:t>
+      </w:r>
+      <w:proofErr w:type="gramEnd"/>
+      <w:r>
+        <w:rPr>
+          <w:rFonts w:cstheme="minorHAnsi"/>
+          <w:color w:val="000000" w:themeColor="text1"/>
+          <w:kern w:val="0"/>
+          <w:sz w:val="32"/>
+          <w:szCs w:val="32"/>
+        </w:rPr>
+        <w:t>1)</w:t>
       </w:r>
       <w:r>
         <w:rPr>
@@ -19480,8 +19673,17 @@
                 <w:sz w:val="28"/>
                 <w:szCs w:val="28"/>
               </w:rPr>
-              <w:t>Случай полной #.#.#</w:t>
-            </w:r>
+              <w:t>Случай полной #.</w:t>
+            </w:r>
+            <w:proofErr w:type="gramStart"/>
+            <w:r>
+              <w:rPr>
+                <w:sz w:val="28"/>
+                <w:szCs w:val="28"/>
+              </w:rPr>
+              <w:t>#.#</w:t>
+            </w:r>
+            <w:proofErr w:type="gramEnd"/>
           </w:p>
         </w:tc>
       </w:tr>
@@ -19759,8 +19961,17 @@
           <w:sz w:val="28"/>
           <w:szCs w:val="28"/>
         </w:rPr>
-        <w:t>полной #.#.#</w:t>
-      </w:r>
+        <w:t>полной #.</w:t>
+      </w:r>
+      <w:proofErr w:type="gramStart"/>
+      <w:r>
+        <w:rPr>
+          <w:sz w:val="28"/>
+          <w:szCs w:val="28"/>
+        </w:rPr>
+        <w:t>#.#</w:t>
+      </w:r>
+      <w:proofErr w:type="gramEnd"/>
       <w:r>
         <w:rPr>
           <w:sz w:val="28"/>
@@ -21293,16 +21504,26 @@
           <w:sz w:val="32"/>
           <w:szCs w:val="32"/>
         </w:rPr>
-        <w:t xml:space="preserve"> – память (куча) </w:t>
-      </w:r>
+        <w:t xml:space="preserve"> – память (куча</w:t>
+      </w:r>
+      <w:proofErr w:type="gramStart"/>
       <w:r>
         <w:rPr>
           <w:rFonts w:cs="Calibri"/>
           <w:sz w:val="32"/>
           <w:szCs w:val="32"/>
         </w:rPr>
+        <w:t xml:space="preserve">) </w:t>
+      </w:r>
+      <w:r>
+        <w:rPr>
+          <w:rFonts w:cs="Calibri"/>
+          <w:sz w:val="32"/>
+          <w:szCs w:val="32"/>
+        </w:rPr>
         <w:t>.</w:t>
       </w:r>
+      <w:proofErr w:type="gramEnd"/>
     </w:p>
     <w:p>
       <w:pPr>
@@ -24873,7 +25094,27 @@
                 <w:sz w:val="24"/>
                 <w:szCs w:val="24"/>
               </w:rPr>
-              <w:t>Битовый сдвиг влево(только целые + числа в качестве силы сдвига)</w:t>
+              <w:t xml:space="preserve">Битовый сдвиг </w:t>
+            </w:r>
+            <w:proofErr w:type="gramStart"/>
+            <w:r>
+              <w:rPr>
+                <w:rFonts w:cstheme="minorHAnsi"/>
+                <w:color w:val="000000" w:themeColor="text1"/>
+                <w:sz w:val="24"/>
+                <w:szCs w:val="24"/>
+              </w:rPr>
+              <w:t>влево(</w:t>
+            </w:r>
+            <w:proofErr w:type="gramEnd"/>
+            <w:r>
+              <w:rPr>
+                <w:rFonts w:cstheme="minorHAnsi"/>
+                <w:color w:val="000000" w:themeColor="text1"/>
+                <w:sz w:val="24"/>
+                <w:szCs w:val="24"/>
+              </w:rPr>
+              <w:t>только целые + числа в качестве силы сдвига)</w:t>
             </w:r>
           </w:p>
         </w:tc>
@@ -25020,7 +25261,27 @@
                 <w:sz w:val="24"/>
                 <w:szCs w:val="24"/>
               </w:rPr>
-              <w:t>Битовый сдвиг вправо(только целые + числа в качестве силы сдвига)</w:t>
+              <w:t xml:space="preserve">Битовый сдвиг </w:t>
+            </w:r>
+            <w:proofErr w:type="gramStart"/>
+            <w:r>
+              <w:rPr>
+                <w:rFonts w:cstheme="minorHAnsi"/>
+                <w:color w:val="000000" w:themeColor="text1"/>
+                <w:sz w:val="24"/>
+                <w:szCs w:val="24"/>
+              </w:rPr>
+              <w:t>вправо(</w:t>
+            </w:r>
+            <w:proofErr w:type="gramEnd"/>
+            <w:r>
+              <w:rPr>
+                <w:rFonts w:cstheme="minorHAnsi"/>
+                <w:color w:val="000000" w:themeColor="text1"/>
+                <w:sz w:val="24"/>
+                <w:szCs w:val="24"/>
+              </w:rPr>
+              <w:t>только целые + числа в качестве силы сдвига)</w:t>
             </w:r>
           </w:p>
         </w:tc>
@@ -26690,6 +26951,7 @@
                 <w:highlight w:val="white"/>
                 <w:lang w:val="en-US"/>
               </w:rPr>
+              <w:lastRenderedPageBreak/>
               <w:t>STORE_LOCAL</w:t>
             </w:r>
           </w:p>
@@ -27279,7 +27541,31 @@
                 <w:highlight w:val="white"/>
                 <w:lang w:val="en-US"/>
               </w:rPr>
-              <w:t>CALL_FRAME_ADDRESS</w:t>
+              <w:t>CAL</w:t>
+            </w:r>
+            <w:r>
+              <w:rPr>
+                <w:rFonts w:cstheme="minorHAnsi"/>
+                <w:color w:val="000000" w:themeColor="text1"/>
+                <w:kern w:val="0"/>
+                <w:sz w:val="24"/>
+                <w:szCs w:val="24"/>
+                <w:highlight w:val="white"/>
+                <w:lang w:val="en-US"/>
+              </w:rPr>
+              <w:t>C</w:t>
+            </w:r>
+            <w:r>
+              <w:rPr>
+                <w:rFonts w:cstheme="minorHAnsi"/>
+                <w:color w:val="000000" w:themeColor="text1"/>
+                <w:kern w:val="0"/>
+                <w:sz w:val="24"/>
+                <w:szCs w:val="24"/>
+                <w:highlight w:val="white"/>
+                <w:lang w:val="en-US"/>
+              </w:rPr>
+              <w:t>_FRAME_ADDRESS</w:t>
             </w:r>
           </w:p>
         </w:tc>
@@ -27951,7 +28237,25 @@
                 <w:sz w:val="24"/>
                 <w:szCs w:val="24"/>
               </w:rPr>
-              <w:t xml:space="preserve"> байт(ячеек). </w:t>
+              <w:t xml:space="preserve"> байт(ячеек)</w:t>
+            </w:r>
+            <w:r>
+              <w:rPr>
+                <w:rFonts w:cstheme="minorHAnsi"/>
+                <w:color w:val="000000" w:themeColor="text1"/>
+                <w:sz w:val="24"/>
+                <w:szCs w:val="24"/>
+              </w:rPr>
+              <w:t xml:space="preserve"> в вниз, если размер положительный, и вверх, если размер отрицательный</w:t>
+            </w:r>
+            <w:r>
+              <w:rPr>
+                <w:rFonts w:cstheme="minorHAnsi"/>
+                <w:color w:val="000000" w:themeColor="text1"/>
+                <w:sz w:val="24"/>
+                <w:szCs w:val="24"/>
+              </w:rPr>
+              <w:t xml:space="preserve">. </w:t>
             </w:r>
           </w:p>
         </w:tc>
@@ -28522,7 +28826,17 @@
                 <w:sz w:val="24"/>
                 <w:szCs w:val="24"/>
               </w:rPr>
-              <w:t xml:space="preserve"> ставится индекс операции, на которую следует “прыгнуть”, если значение регистра </w:t>
+              <w:t xml:space="preserve"> ставится индекс операции, на которую следует “прыгнуть”, если значение </w:t>
+            </w:r>
+            <w:r>
+              <w:rPr>
+                <w:rFonts w:cstheme="minorHAnsi"/>
+                <w:color w:val="000000" w:themeColor="text1"/>
+                <w:sz w:val="24"/>
+                <w:szCs w:val="24"/>
+              </w:rPr>
+              <w:lastRenderedPageBreak/>
+              <w:t xml:space="preserve">регистра </w:t>
             </w:r>
             <w:proofErr w:type="spellStart"/>
             <w:r>

--- a/Documentation/MSLVM_DocumentationRU.docx
+++ b/Documentation/MSLVM_DocumentationRU.docx
@@ -16142,6 +16142,470 @@
         <w:t>.</w:t>
       </w:r>
     </w:p>
+    <w:tbl>
+      <w:tblPr>
+        <w:tblStyle w:val="a4"/>
+        <w:tblW w:w="0" w:type="auto"/>
+        <w:tblLook w:val="04A0" w:firstRow="1" w:lastRow="0" w:firstColumn="1" w:lastColumn="0" w:noHBand="0" w:noVBand="1"/>
+      </w:tblPr>
+      <w:tblGrid>
+        <w:gridCol w:w="10456"/>
+      </w:tblGrid>
+      <w:tr>
+        <w:tc>
+          <w:tcPr>
+            <w:tcW w:w="10456" w:type="dxa"/>
+          </w:tcPr>
+          <w:p>
+            <w:pPr>
+              <w:jc w:val="both"/>
+              <w:rPr>
+                <w:sz w:val="32"/>
+                <w:szCs w:val="32"/>
+              </w:rPr>
+            </w:pPr>
+            <w:r>
+              <w:rPr>
+                <w:b/>
+                <w:bCs/>
+                <w:sz w:val="32"/>
+                <w:szCs w:val="32"/>
+              </w:rPr>
+              <w:lastRenderedPageBreak/>
+              <w:t>Рубрика</w:t>
+            </w:r>
+            <w:r>
+              <w:rPr>
+                <w:sz w:val="32"/>
+                <w:szCs w:val="32"/>
+                <w:lang w:val="en-US"/>
+              </w:rPr>
+              <w:t xml:space="preserve">: </w:t>
+            </w:r>
+            <w:r>
+              <w:rPr>
+                <w:sz w:val="32"/>
+                <w:szCs w:val="32"/>
+              </w:rPr>
+              <w:t>Нюансы разработки.</w:t>
+            </w:r>
+          </w:p>
+        </w:tc>
+      </w:tr>
+      <w:tr>
+        <w:tc>
+          <w:tcPr>
+            <w:tcW w:w="10456" w:type="dxa"/>
+          </w:tcPr>
+          <w:p>
+            <w:pPr>
+              <w:jc w:val="both"/>
+              <w:rPr>
+                <w:sz w:val="32"/>
+                <w:szCs w:val="32"/>
+              </w:rPr>
+            </w:pPr>
+            <w:r>
+              <w:rPr>
+                <w:b/>
+                <w:bCs/>
+                <w:sz w:val="32"/>
+                <w:szCs w:val="32"/>
+              </w:rPr>
+              <w:t>Проблема</w:t>
+            </w:r>
+            <w:r>
+              <w:rPr>
+                <w:sz w:val="32"/>
+                <w:szCs w:val="32"/>
+              </w:rPr>
+              <w:t xml:space="preserve">: </w:t>
+            </w:r>
+            <w:r>
+              <w:rPr>
+                <w:sz w:val="32"/>
+                <w:szCs w:val="32"/>
+              </w:rPr>
+              <w:t xml:space="preserve">если возвращаемое значение больше по размеру, чем сумма аргументов, то </w:t>
+            </w:r>
+            <w:r>
+              <w:rPr>
+                <w:sz w:val="32"/>
+                <w:szCs w:val="32"/>
+              </w:rPr>
+              <w:t>хрен пойми, что делать, так как вместо параметров мы его уже поместить не сможем.</w:t>
+            </w:r>
+          </w:p>
+          <w:p>
+            <w:pPr>
+              <w:jc w:val="both"/>
+              <w:rPr>
+                <w:sz w:val="32"/>
+                <w:szCs w:val="32"/>
+              </w:rPr>
+            </w:pPr>
+            <w:r>
+              <w:rPr>
+                <w:b/>
+                <w:bCs/>
+                <w:sz w:val="32"/>
+                <w:szCs w:val="32"/>
+              </w:rPr>
+              <w:t>Решение</w:t>
+            </w:r>
+            <w:r>
+              <w:rPr>
+                <w:sz w:val="32"/>
+                <w:szCs w:val="32"/>
+              </w:rPr>
+              <w:t>:</w:t>
+            </w:r>
+          </w:p>
+          <w:p>
+            <w:pPr>
+              <w:jc w:val="both"/>
+              <w:rPr>
+                <w:sz w:val="32"/>
+                <w:szCs w:val="32"/>
+              </w:rPr>
+            </w:pPr>
+            <w:r>
+              <w:rPr>
+                <w:sz w:val="32"/>
+                <w:szCs w:val="32"/>
+              </w:rPr>
+              <w:t xml:space="preserve">Компилятор создаёт команду выделения места под возвращаемое значение (PUSH </w:t>
+            </w:r>
+            <w:r>
+              <w:rPr>
+                <w:sz w:val="32"/>
+                <w:szCs w:val="32"/>
+                <w:lang w:val="en-US"/>
+              </w:rPr>
+              <w:t>RETURNED</w:t>
+            </w:r>
+            <w:r>
+              <w:rPr>
+                <w:sz w:val="32"/>
+                <w:szCs w:val="32"/>
+              </w:rPr>
+              <w:t>_</w:t>
+            </w:r>
+            <w:r>
+              <w:rPr>
+                <w:sz w:val="32"/>
+                <w:szCs w:val="32"/>
+                <w:lang w:val="en-US"/>
+              </w:rPr>
+              <w:t>TYPE</w:t>
+            </w:r>
+            <w:r>
+              <w:rPr>
+                <w:sz w:val="32"/>
+                <w:szCs w:val="32"/>
+              </w:rPr>
+              <w:t>_SIZE), потом сверху кладутся параметры (PUSH/ ARGS_</w:t>
+            </w:r>
+            <w:r>
+              <w:rPr>
+                <w:sz w:val="32"/>
+                <w:szCs w:val="32"/>
+                <w:lang w:val="en-US"/>
+              </w:rPr>
+              <w:t>TYPES</w:t>
+            </w:r>
+            <w:r>
+              <w:rPr>
+                <w:sz w:val="32"/>
+                <w:szCs w:val="32"/>
+              </w:rPr>
+              <w:t>_SIZE) + MEMCOPY</w:t>
+            </w:r>
+            <w:r>
+              <w:rPr>
+                <w:sz w:val="32"/>
+                <w:szCs w:val="32"/>
+              </w:rPr>
+              <w:t xml:space="preserve"> (</w:t>
+            </w:r>
+            <w:r>
+              <w:rPr>
+                <w:sz w:val="32"/>
+                <w:szCs w:val="32"/>
+              </w:rPr>
+              <w:t>в будущем</w:t>
+            </w:r>
+            <w:r>
+              <w:rPr>
+                <w:sz w:val="32"/>
+                <w:szCs w:val="32"/>
+              </w:rPr>
+              <w:t>)</w:t>
+            </w:r>
+            <w:r>
+              <w:rPr>
+                <w:sz w:val="32"/>
+                <w:szCs w:val="32"/>
+              </w:rPr>
+              <w:t xml:space="preserve">, функция </w:t>
+            </w:r>
+            <w:r>
+              <w:rPr>
+                <w:i/>
+                <w:iCs/>
+                <w:sz w:val="32"/>
+                <w:szCs w:val="32"/>
+              </w:rPr>
+              <w:t>ворует</w:t>
+            </w:r>
+            <w:r>
+              <w:rPr>
+                <w:sz w:val="32"/>
+                <w:szCs w:val="32"/>
+              </w:rPr>
+              <w:t xml:space="preserve"> </w:t>
+            </w:r>
+            <w:r>
+              <w:rPr>
+                <w:i/>
+                <w:iCs/>
+                <w:sz w:val="32"/>
+                <w:szCs w:val="32"/>
+              </w:rPr>
+              <w:t>часть</w:t>
+            </w:r>
+            <w:r>
+              <w:rPr>
+                <w:sz w:val="32"/>
+                <w:szCs w:val="32"/>
+              </w:rPr>
+              <w:t xml:space="preserve"> фрейма видимости с помощью GRAB_FRAME(</w:t>
+            </w:r>
+            <w:r>
+              <w:rPr>
+                <w:sz w:val="32"/>
+                <w:szCs w:val="32"/>
+                <w:lang w:val="en-US"/>
+              </w:rPr>
+              <w:t>RETURNED</w:t>
+            </w:r>
+            <w:r>
+              <w:rPr>
+                <w:sz w:val="32"/>
+                <w:szCs w:val="32"/>
+              </w:rPr>
+              <w:t>_</w:t>
+            </w:r>
+            <w:r>
+              <w:rPr>
+                <w:sz w:val="32"/>
+                <w:szCs w:val="32"/>
+                <w:lang w:val="en-US"/>
+              </w:rPr>
+              <w:t>TYPE</w:t>
+            </w:r>
+            <w:r>
+              <w:rPr>
+                <w:sz w:val="32"/>
+                <w:szCs w:val="32"/>
+              </w:rPr>
+              <w:t>_SIZE + ARGS</w:t>
+            </w:r>
+            <w:r>
+              <w:rPr>
+                <w:sz w:val="32"/>
+                <w:szCs w:val="32"/>
+              </w:rPr>
+              <w:t>_</w:t>
+            </w:r>
+            <w:r>
+              <w:rPr>
+                <w:sz w:val="32"/>
+                <w:szCs w:val="32"/>
+                <w:lang w:val="en-US"/>
+              </w:rPr>
+              <w:t>TYPES</w:t>
+            </w:r>
+            <w:r>
+              <w:rPr>
+                <w:sz w:val="32"/>
+                <w:szCs w:val="32"/>
+              </w:rPr>
+              <w:t>_SIZE), а потом в случае возврата значение кладёт его в нулевой адрес фрейма функции и вызывает GRAB_FRAME в режиме возврата кадра видимости, но уже только размера параметров (-ARGS_</w:t>
+            </w:r>
+            <w:r>
+              <w:rPr>
+                <w:sz w:val="32"/>
+                <w:szCs w:val="32"/>
+                <w:lang w:val="en-US"/>
+              </w:rPr>
+              <w:t>TYPES</w:t>
+            </w:r>
+            <w:r>
+              <w:rPr>
+                <w:sz w:val="32"/>
+                <w:szCs w:val="32"/>
+              </w:rPr>
+              <w:t>_SIZE). В этом случае родительский кадр получает обратно только возвращаемое значение, причём адреса не сбиваются, так как данные никуда не "переместились"</w:t>
+            </w:r>
+            <w:r>
+              <w:rPr>
+                <w:sz w:val="32"/>
+                <w:szCs w:val="32"/>
+              </w:rPr>
+              <w:t>, а кадр стека находиться в стабильном состоянии</w:t>
+            </w:r>
+            <w:r>
+              <w:rPr>
+                <w:sz w:val="32"/>
+                <w:szCs w:val="32"/>
+              </w:rPr>
+              <w:t>.</w:t>
+            </w:r>
+          </w:p>
+        </w:tc>
+      </w:tr>
+      <w:tr>
+        <w:tc>
+          <w:tcPr>
+            <w:tcW w:w="10456" w:type="dxa"/>
+          </w:tcPr>
+          <w:p>
+            <w:pPr>
+              <w:jc w:val="both"/>
+              <w:rPr>
+                <w:sz w:val="32"/>
+                <w:szCs w:val="32"/>
+              </w:rPr>
+            </w:pPr>
+            <w:r>
+              <w:rPr>
+                <w:b/>
+                <w:bCs/>
+                <w:sz w:val="32"/>
+                <w:szCs w:val="32"/>
+              </w:rPr>
+              <w:t>Итог</w:t>
+            </w:r>
+            <w:r>
+              <w:rPr>
+                <w:sz w:val="32"/>
+                <w:szCs w:val="32"/>
+              </w:rPr>
+              <w:t xml:space="preserve">: </w:t>
+            </w:r>
+            <w:r>
+              <w:rPr>
+                <w:sz w:val="32"/>
+                <w:szCs w:val="32"/>
+                <w:lang w:val="en-US"/>
+              </w:rPr>
+              <w:t>GRAB</w:t>
+            </w:r>
+            <w:r>
+              <w:rPr>
+                <w:sz w:val="32"/>
+                <w:szCs w:val="32"/>
+              </w:rPr>
+              <w:t>_</w:t>
+            </w:r>
+            <w:r>
+              <w:rPr>
+                <w:sz w:val="32"/>
+                <w:szCs w:val="32"/>
+                <w:lang w:val="en-US"/>
+              </w:rPr>
+              <w:t>FRAME</w:t>
+            </w:r>
+            <w:r>
+              <w:rPr>
+                <w:sz w:val="32"/>
+                <w:szCs w:val="32"/>
+              </w:rPr>
+              <w:t xml:space="preserve"> + </w:t>
+            </w:r>
+            <w:r>
+              <w:rPr>
+                <w:sz w:val="32"/>
+                <w:szCs w:val="32"/>
+                <w:lang w:val="en-US"/>
+              </w:rPr>
+              <w:t>PUSH</w:t>
+            </w:r>
+            <w:r>
+              <w:rPr>
+                <w:sz w:val="32"/>
+                <w:szCs w:val="32"/>
+              </w:rPr>
+              <w:t xml:space="preserve"> + </w:t>
+            </w:r>
+            <w:r>
+              <w:rPr>
+                <w:i/>
+                <w:iCs/>
+                <w:sz w:val="32"/>
+                <w:szCs w:val="32"/>
+              </w:rPr>
+              <w:t>(возможно)</w:t>
+            </w:r>
+            <w:r>
+              <w:rPr>
+                <w:sz w:val="32"/>
+                <w:szCs w:val="32"/>
+              </w:rPr>
+              <w:t xml:space="preserve"> + </w:t>
+            </w:r>
+            <w:r>
+              <w:rPr>
+                <w:sz w:val="32"/>
+                <w:szCs w:val="32"/>
+                <w:lang w:val="en-US"/>
+              </w:rPr>
+              <w:t>MEMCOPY</w:t>
+            </w:r>
+            <w:r>
+              <w:rPr>
+                <w:sz w:val="32"/>
+                <w:szCs w:val="32"/>
+              </w:rPr>
+              <w:t xml:space="preserve"> </w:t>
+            </w:r>
+            <w:proofErr w:type="spellStart"/>
+            <w:r>
+              <w:rPr>
+                <w:sz w:val="32"/>
+                <w:szCs w:val="32"/>
+              </w:rPr>
+              <w:t>имба</w:t>
+            </w:r>
+            <w:proofErr w:type="spellEnd"/>
+            <w:r>
+              <w:rPr>
+                <w:sz w:val="32"/>
+                <w:szCs w:val="32"/>
+              </w:rPr>
+              <w:t xml:space="preserve"> </w:t>
+            </w:r>
+            <w:proofErr w:type="spellStart"/>
+            <w:r>
+              <w:rPr>
+                <w:sz w:val="32"/>
+                <w:szCs w:val="32"/>
+              </w:rPr>
+              <w:t>комбуха</w:t>
+            </w:r>
+            <w:proofErr w:type="spellEnd"/>
+            <w:r>
+              <w:rPr>
+                <w:sz w:val="32"/>
+                <w:szCs w:val="32"/>
+              </w:rPr>
+              <w:t>, не иначе.</w:t>
+            </w:r>
+          </w:p>
+        </w:tc>
+      </w:tr>
+    </w:tbl>
     <w:p>
       <w:pPr>
         <w:jc w:val="both"/>
@@ -16150,12 +16614,20 @@
           <w:szCs w:val="32"/>
         </w:rPr>
       </w:pPr>
-      <w:r>
-        <w:rPr>
-          <w:sz w:val="32"/>
-          <w:szCs w:val="32"/>
-        </w:rPr>
-        <w:lastRenderedPageBreak/>
+    </w:p>
+    <w:p>
+      <w:pPr>
+        <w:jc w:val="both"/>
+        <w:rPr>
+          <w:sz w:val="32"/>
+          <w:szCs w:val="32"/>
+        </w:rPr>
+      </w:pPr>
+      <w:r>
+        <w:rPr>
+          <w:sz w:val="32"/>
+          <w:szCs w:val="32"/>
+        </w:rPr>
         <w:t>По стеку вроде всё.</w:t>
       </w:r>
     </w:p>
@@ -16757,6 +17229,7 @@
           <w:sz w:val="32"/>
           <w:szCs w:val="32"/>
         </w:rPr>
+        <w:lastRenderedPageBreak/>
         <w:t>переаллокацию</w:t>
       </w:r>
       <w:proofErr w:type="spellEnd"/>
@@ -17276,18 +17749,7 @@
           <w:sz w:val="32"/>
           <w:szCs w:val="32"/>
         </w:rPr>
-        <w:t xml:space="preserve">, я, естественно, не могу за него полностью ручаться, </w:t>
-      </w:r>
-      <w:r>
-        <w:rPr>
-          <w:rFonts w:cstheme="minorHAnsi"/>
-          <w:color w:val="000000" w:themeColor="text1"/>
-          <w:kern w:val="0"/>
-          <w:sz w:val="32"/>
-          <w:szCs w:val="32"/>
-        </w:rPr>
-        <w:lastRenderedPageBreak/>
-        <w:t xml:space="preserve">да-да, я </w:t>
+        <w:t xml:space="preserve">, я, естественно, не могу за него полностью ручаться, да-да, я </w:t>
       </w:r>
       <w:proofErr w:type="spellStart"/>
       <w:r>
@@ -17631,6 +18093,7 @@
           <w:sz w:val="32"/>
           <w:szCs w:val="32"/>
         </w:rPr>
+        <w:lastRenderedPageBreak/>
         <w:t>Потом возвращаем указатель на занятую область и загружаем его в требуемый регистр.</w:t>
       </w:r>
     </w:p>
@@ -18064,7 +18527,6 @@
           <w:sz w:val="32"/>
           <w:szCs w:val="32"/>
         </w:rPr>
-        <w:lastRenderedPageBreak/>
         <w:t xml:space="preserve">Возвращаем, в случае чего выдаём ошибку освобождения памяти </w:t>
       </w:r>
       <w:proofErr w:type="spellStart"/>
@@ -18997,6 +19459,7 @@
                 <w:sz w:val="28"/>
                 <w:szCs w:val="28"/>
               </w:rPr>
+              <w:lastRenderedPageBreak/>
               <w:t>Запрос 4KB</w:t>
             </w:r>
           </w:p>
@@ -20950,6 +21413,7 @@
           <w:sz w:val="32"/>
           <w:szCs w:val="32"/>
         </w:rPr>
+        <w:lastRenderedPageBreak/>
         <w:t xml:space="preserve">Размер </w:t>
       </w:r>
       <w:proofErr w:type="spellStart"/>
@@ -22857,7 +23321,6 @@
                 <w:highlight w:val="white"/>
                 <w:lang w:val="en-US"/>
               </w:rPr>
-              <w:lastRenderedPageBreak/>
               <w:t>DIV_RRR_INTEGER</w:t>
             </w:r>
           </w:p>
@@ -24096,6 +24559,7 @@
                 <w:sz w:val="24"/>
                 <w:szCs w:val="24"/>
               </w:rPr>
+              <w:lastRenderedPageBreak/>
               <w:t>Логические операции (все аргументы – номера регистров)</w:t>
             </w:r>
           </w:p>
@@ -26804,17 +27268,7 @@
                 <w:sz w:val="24"/>
                 <w:szCs w:val="24"/>
               </w:rPr>
-              <w:t xml:space="preserve">Смещение в стеке </w:t>
-            </w:r>
-            <w:r>
-              <w:rPr>
-                <w:rFonts w:cstheme="minorHAnsi"/>
-                <w:color w:val="000000" w:themeColor="text1"/>
-                <w:sz w:val="24"/>
-                <w:szCs w:val="24"/>
-              </w:rPr>
-              <w:lastRenderedPageBreak/>
-              <w:t>относительно текущего кадра</w:t>
+              <w:t>Смещение в стеке относительно текущего кадра</w:t>
             </w:r>
           </w:p>
         </w:tc>
@@ -26839,7 +27293,6 @@
                 <w:sz w:val="24"/>
                 <w:szCs w:val="24"/>
               </w:rPr>
-              <w:lastRenderedPageBreak/>
               <w:t>Размер</w:t>
             </w:r>
           </w:p>
@@ -26903,7 +27356,6 @@
                 <w:sz w:val="24"/>
                 <w:szCs w:val="24"/>
               </w:rPr>
-              <w:lastRenderedPageBreak/>
               <w:t>Загружает значение из</w:t>
             </w:r>
             <w:r>
@@ -26951,7 +27403,6 @@
                 <w:highlight w:val="white"/>
                 <w:lang w:val="en-US"/>
               </w:rPr>
-              <w:lastRenderedPageBreak/>
               <w:t>STORE_LOCAL</w:t>
             </w:r>
           </w:p>
@@ -27541,6 +27992,7 @@
                 <w:highlight w:val="white"/>
                 <w:lang w:val="en-US"/>
               </w:rPr>
+              <w:lastRenderedPageBreak/>
               <w:t>CAL</w:t>
             </w:r>
             <w:r>
@@ -28826,17 +29278,7 @@
                 <w:sz w:val="24"/>
                 <w:szCs w:val="24"/>
               </w:rPr>
-              <w:t xml:space="preserve"> ставится индекс операции, на которую следует “прыгнуть”, если значение </w:t>
-            </w:r>
-            <w:r>
-              <w:rPr>
-                <w:rFonts w:cstheme="minorHAnsi"/>
-                <w:color w:val="000000" w:themeColor="text1"/>
-                <w:sz w:val="24"/>
-                <w:szCs w:val="24"/>
-              </w:rPr>
-              <w:lastRenderedPageBreak/>
-              <w:t xml:space="preserve">регистра </w:t>
+              <w:t xml:space="preserve"> ставится индекс операции, на которую следует “прыгнуть”, если значение регистра </w:t>
             </w:r>
             <w:proofErr w:type="spellStart"/>
             <w:r>
@@ -28912,7 +29354,6 @@
                 <w:szCs w:val="24"/>
                 <w:highlight w:val="white"/>
               </w:rPr>
-              <w:lastRenderedPageBreak/>
               <w:t>CALL</w:t>
             </w:r>
           </w:p>
@@ -29816,6 +30257,7 @@
                 <w:highlight w:val="white"/>
                 <w:lang w:val="en-US"/>
               </w:rPr>
+              <w:lastRenderedPageBreak/>
               <w:t>TC_UTI_R</w:t>
             </w:r>
           </w:p>

--- a/Documentation/MSLVM_DocumentationRU.docx
+++ b/Documentation/MSLVM_DocumentationRU.docx
@@ -16219,14 +16219,7 @@
                 <w:sz w:val="32"/>
                 <w:szCs w:val="32"/>
               </w:rPr>
-              <w:t xml:space="preserve">: </w:t>
-            </w:r>
-            <w:r>
-              <w:rPr>
-                <w:sz w:val="32"/>
-                <w:szCs w:val="32"/>
-              </w:rPr>
-              <w:t xml:space="preserve">если возвращаемое значение больше по размеру, чем сумма аргументов, то </w:t>
+              <w:t xml:space="preserve">: если возвращаемое значение больше по размеру, чем сумма аргументов, то </w:t>
             </w:r>
             <w:r>
               <w:rPr>
@@ -16319,14 +16312,7 @@
                 <w:sz w:val="32"/>
                 <w:szCs w:val="32"/>
               </w:rPr>
-              <w:t>_SIZE) + MEMCOPY</w:t>
-            </w:r>
-            <w:r>
-              <w:rPr>
-                <w:sz w:val="32"/>
-                <w:szCs w:val="32"/>
-              </w:rPr>
-              <w:t xml:space="preserve"> (</w:t>
+              <w:t>_SIZE) + MEMCOPY (</w:t>
             </w:r>
             <w:r>
               <w:rPr>
@@ -16340,14 +16326,7 @@
                 <w:sz w:val="32"/>
                 <w:szCs w:val="32"/>
               </w:rPr>
-              <w:t>)</w:t>
-            </w:r>
-            <w:r>
-              <w:rPr>
-                <w:sz w:val="32"/>
-                <w:szCs w:val="32"/>
-              </w:rPr>
-              <w:t xml:space="preserve">, функция </w:t>
+              <w:t xml:space="preserve">), функция </w:t>
             </w:r>
             <w:r>
               <w:rPr>
@@ -16409,14 +16388,7 @@
                 <w:sz w:val="32"/>
                 <w:szCs w:val="32"/>
               </w:rPr>
-              <w:t>_SIZE + ARGS</w:t>
-            </w:r>
-            <w:r>
-              <w:rPr>
-                <w:sz w:val="32"/>
-                <w:szCs w:val="32"/>
-              </w:rPr>
-              <w:t>_</w:t>
+              <w:t>_SIZE + ARGS_</w:t>
             </w:r>
             <w:r>
               <w:rPr>
@@ -27101,7 +27073,6 @@
                 <w:color w:val="000000" w:themeColor="text1"/>
                 <w:sz w:val="24"/>
                 <w:szCs w:val="24"/>
-                <w:lang w:val="en-US"/>
               </w:rPr>
             </w:pPr>
             <w:r>

--- a/Documentation/MSLVM_DocumentationRU.docx
+++ b/Documentation/MSLVM_DocumentationRU.docx
@@ -329,9 +329,8 @@
           <w:szCs w:val="48"/>
           <w:lang w:val="en-US"/>
         </w:rPr>
-        <w:t xml:space="preserve">By </w:t>
-      </w:r>
-      <w:proofErr w:type="spellStart"/>
+        <w:t>By nirinis</w:t>
+      </w:r>
       <w:r>
         <w:rPr>
           <w:rFonts w:ascii="Agency FB" w:hAnsi="Agency FB"/>
@@ -343,20 +342,6 @@
           <w:szCs w:val="48"/>
           <w:lang w:val="en-US"/>
         </w:rPr>
-        <w:t>nirinis</w:t>
-      </w:r>
-      <w:proofErr w:type="spellEnd"/>
-      <w:r>
-        <w:rPr>
-          <w:rFonts w:ascii="Agency FB" w:hAnsi="Agency FB"/>
-          <w:b/>
-          <w:bCs/>
-          <w:i/>
-          <w:iCs/>
-          <w:sz w:val="48"/>
-          <w:szCs w:val="48"/>
-          <w:lang w:val="en-US"/>
-        </w:rPr>
         <w:br w:type="page"/>
       </w:r>
     </w:p>
@@ -461,7 +446,6 @@
         </w:rPr>
         <w:t xml:space="preserve"> </w:t>
       </w:r>
-      <w:proofErr w:type="spellStart"/>
       <w:r>
         <w:rPr>
           <w:rFonts w:ascii="Calibri" w:hAnsi="Calibri" w:cs="Calibri"/>
@@ -470,7 +454,6 @@
         </w:rPr>
         <w:t>байткода</w:t>
       </w:r>
-      <w:proofErr w:type="spellEnd"/>
       <w:r>
         <w:rPr>
           <w:rFonts w:ascii="Agency FB" w:hAnsi="Agency FB"/>
@@ -1033,7 +1016,6 @@
           <w:szCs w:val="32"/>
         </w:rPr>
       </w:pPr>
-      <w:proofErr w:type="spellStart"/>
       <w:r>
         <w:rPr>
           <w:rFonts w:cs="Cascadia Mono"/>
@@ -1045,7 +1027,6 @@
         </w:rPr>
         <w:t>StackPointer</w:t>
       </w:r>
-      <w:proofErr w:type="spellEnd"/>
       <w:r>
         <w:rPr>
           <w:rFonts w:cs="Cascadia Mono"/>
@@ -1074,7 +1055,6 @@
           <w:lang w:val="en-US"/>
         </w:rPr>
       </w:pPr>
-      <w:proofErr w:type="spellStart"/>
       <w:r>
         <w:rPr>
           <w:rFonts w:cs="Cascadia Mono"/>
@@ -1086,7 +1066,6 @@
         </w:rPr>
         <w:t>FramePointer</w:t>
       </w:r>
-      <w:proofErr w:type="spellEnd"/>
       <w:r>
         <w:rPr>
           <w:rFonts w:cs="Cascadia Mono"/>
@@ -1148,7 +1127,6 @@
           <w:lang w:val="en-US"/>
         </w:rPr>
       </w:pPr>
-      <w:proofErr w:type="spellStart"/>
       <w:r>
         <w:rPr>
           <w:rFonts w:cs="Cascadia Mono"/>
@@ -1160,7 +1138,6 @@
         </w:rPr>
         <w:t>InstructionPointer</w:t>
       </w:r>
-      <w:proofErr w:type="spellEnd"/>
       <w:r>
         <w:rPr>
           <w:rFonts w:cs="Cascadia Mono"/>
@@ -1364,7 +1341,6 @@
           <w:lang w:val="en-US"/>
         </w:rPr>
       </w:pPr>
-      <w:proofErr w:type="spellStart"/>
       <w:r>
         <w:rPr>
           <w:rFonts w:cs="Cascadia Mono"/>
@@ -1376,7 +1352,6 @@
         </w:rPr>
         <w:t>ReturnValueTemporary</w:t>
       </w:r>
-      <w:proofErr w:type="spellEnd"/>
       <w:r>
         <w:rPr>
           <w:rFonts w:cs="Cascadia Mono"/>
@@ -1627,7 +1602,6 @@
         </w:rPr>
         <w:t xml:space="preserve">в реализации </w:t>
       </w:r>
-      <w:proofErr w:type="spellStart"/>
       <w:r>
         <w:rPr>
           <w:rFonts w:cs="Calibri"/>
@@ -1637,7 +1611,6 @@
         </w:rPr>
         <w:t>uint</w:t>
       </w:r>
-      <w:proofErr w:type="spellEnd"/>
       <w:r>
         <w:rPr>
           <w:rFonts w:cs="Calibri"/>
@@ -1753,7 +1726,6 @@
         </w:rPr>
         <w:t xml:space="preserve">Состояние виртуальной машины хранится в структуре </w:t>
       </w:r>
-      <w:proofErr w:type="spellStart"/>
       <w:r>
         <w:rPr>
           <w:rFonts w:cstheme="minorHAnsi"/>
@@ -1763,7 +1735,6 @@
         </w:rPr>
         <w:t>VMState</w:t>
       </w:r>
-      <w:proofErr w:type="spellEnd"/>
       <w:r>
         <w:rPr>
           <w:rFonts w:cstheme="minorHAnsi"/>
@@ -1802,7 +1773,6 @@
                 <w:szCs w:val="32"/>
               </w:rPr>
             </w:pPr>
-            <w:proofErr w:type="spellStart"/>
             <w:r>
               <w:rPr>
                 <w:rFonts w:cstheme="minorHAnsi"/>
@@ -1814,7 +1784,6 @@
               </w:rPr>
               <w:t>VMState</w:t>
             </w:r>
-            <w:proofErr w:type="spellEnd"/>
           </w:p>
         </w:tc>
       </w:tr>
@@ -1904,25 +1873,14 @@
                 <w:lang w:val="en-US"/>
               </w:rPr>
             </w:pPr>
-            <w:proofErr w:type="gramStart"/>
-            <w:r>
-              <w:rPr>
-                <w:rFonts w:cstheme="minorHAnsi"/>
-                <w:sz w:val="32"/>
-                <w:szCs w:val="32"/>
-                <w:lang w:val="en-US"/>
-              </w:rPr>
-              <w:t>Register[</w:t>
-            </w:r>
-            <w:proofErr w:type="gramEnd"/>
-            <w:r>
-              <w:rPr>
-                <w:rFonts w:cstheme="minorHAnsi"/>
-                <w:sz w:val="32"/>
-                <w:szCs w:val="32"/>
-                <w:lang w:val="en-US"/>
-              </w:rPr>
-              <w:t>]</w:t>
+            <w:r>
+              <w:rPr>
+                <w:rFonts w:cstheme="minorHAnsi"/>
+                <w:sz w:val="32"/>
+                <w:szCs w:val="32"/>
+                <w:lang w:val="en-US"/>
+              </w:rPr>
+              <w:t>Register[]</w:t>
             </w:r>
           </w:p>
         </w:tc>
@@ -2007,7 +1965,6 @@
                 <w:lang w:val="en-US"/>
               </w:rPr>
             </w:pPr>
-            <w:proofErr w:type="spellStart"/>
             <w:r>
               <w:rPr>
                 <w:rFonts w:cstheme="minorHAnsi"/>
@@ -2017,7 +1974,6 @@
               </w:rPr>
               <w:t>LinearMemory</w:t>
             </w:r>
-            <w:proofErr w:type="spellEnd"/>
           </w:p>
         </w:tc>
         <w:tc>
@@ -2084,7 +2040,6 @@
                 <w:lang w:val="en-US"/>
               </w:rPr>
             </w:pPr>
-            <w:proofErr w:type="spellStart"/>
             <w:r>
               <w:rPr>
                 <w:rFonts w:cstheme="minorHAnsi"/>
@@ -2094,7 +2049,6 @@
               </w:rPr>
               <w:t>CallStack</w:t>
             </w:r>
-            <w:proofErr w:type="spellEnd"/>
           </w:p>
         </w:tc>
         <w:tc>
@@ -2111,7 +2065,6 @@
                 <w:lang w:val="en-US"/>
               </w:rPr>
             </w:pPr>
-            <w:proofErr w:type="spellStart"/>
             <w:r>
               <w:rPr>
                 <w:rFonts w:cstheme="minorHAnsi"/>
@@ -2121,7 +2074,6 @@
               </w:rPr>
               <w:t>call_stack</w:t>
             </w:r>
-            <w:proofErr w:type="spellEnd"/>
           </w:p>
         </w:tc>
         <w:tc>
@@ -2163,7 +2115,6 @@
                 <w:lang w:val="en-US"/>
               </w:rPr>
             </w:pPr>
-            <w:proofErr w:type="spellStart"/>
             <w:r>
               <w:rPr>
                 <w:rFonts w:cstheme="minorHAnsi"/>
@@ -2173,7 +2124,6 @@
               </w:rPr>
               <w:t>ErrorStack</w:t>
             </w:r>
-            <w:proofErr w:type="spellEnd"/>
           </w:p>
         </w:tc>
         <w:tc>
@@ -2190,7 +2140,6 @@
                 <w:lang w:val="en-US"/>
               </w:rPr>
             </w:pPr>
-            <w:proofErr w:type="spellStart"/>
             <w:r>
               <w:rPr>
                 <w:rFonts w:cstheme="minorHAnsi"/>
@@ -2200,7 +2149,6 @@
               </w:rPr>
               <w:t>error_stack</w:t>
             </w:r>
-            <w:proofErr w:type="spellEnd"/>
           </w:p>
         </w:tc>
         <w:tc>
@@ -2237,7 +2185,6 @@
           <w:szCs w:val="32"/>
         </w:rPr>
       </w:pPr>
-      <w:proofErr w:type="gramStart"/>
       <w:r>
         <w:rPr>
           <w:rFonts w:cs="Calibri"/>
@@ -2253,16 +2200,7 @@
           <w:sz w:val="32"/>
           <w:szCs w:val="32"/>
         </w:rPr>
-        <w:t>[</w:t>
-      </w:r>
-      <w:proofErr w:type="gramEnd"/>
-      <w:r>
-        <w:rPr>
-          <w:rFonts w:cs="Calibri"/>
-          <w:sz w:val="32"/>
-          <w:szCs w:val="32"/>
-        </w:rPr>
-        <w:t xml:space="preserve">] – </w:t>
+        <w:t xml:space="preserve">[] – </w:t>
       </w:r>
       <w:r>
         <w:rPr>
@@ -2372,7 +2310,6 @@
           <w:szCs w:val="32"/>
         </w:rPr>
       </w:pPr>
-      <w:proofErr w:type="spellStart"/>
       <w:r>
         <w:rPr>
           <w:rFonts w:cs="Calibri"/>
@@ -2382,7 +2319,6 @@
         </w:rPr>
         <w:t>LinearMemory</w:t>
       </w:r>
-      <w:proofErr w:type="spellEnd"/>
       <w:r>
         <w:rPr>
           <w:rFonts w:cs="Calibri"/>
@@ -2419,7 +2355,6 @@
           <w:szCs w:val="32"/>
         </w:rPr>
       </w:pPr>
-      <w:proofErr w:type="spellStart"/>
       <w:r>
         <w:rPr>
           <w:rFonts w:cs="Calibri"/>
@@ -2430,7 +2365,6 @@
         <w:lastRenderedPageBreak/>
         <w:t>CallStack</w:t>
       </w:r>
-      <w:proofErr w:type="spellEnd"/>
       <w:r>
         <w:rPr>
           <w:rFonts w:cs="Calibri"/>
@@ -2522,7 +2456,6 @@
         </w:rPr>
         <w:t xml:space="preserve">с </w:t>
       </w:r>
-      <w:proofErr w:type="spellStart"/>
       <w:r>
         <w:rPr>
           <w:rFonts w:cs="Calibri"/>
@@ -2532,7 +2465,6 @@
         </w:rPr>
         <w:t>CallFrame</w:t>
       </w:r>
-      <w:proofErr w:type="spellEnd"/>
       <w:r>
         <w:rPr>
           <w:rFonts w:cs="Calibri"/>
@@ -2551,7 +2483,6 @@
           <w:szCs w:val="32"/>
         </w:rPr>
       </w:pPr>
-      <w:proofErr w:type="spellStart"/>
       <w:r>
         <w:rPr>
           <w:rFonts w:cs="Calibri"/>
@@ -2561,7 +2492,6 @@
         </w:rPr>
         <w:t>ErrorStack</w:t>
       </w:r>
-      <w:proofErr w:type="spellEnd"/>
       <w:r>
         <w:rPr>
           <w:rFonts w:cs="Calibri"/>
@@ -2627,25 +2557,7 @@
           <w:sz w:val="32"/>
           <w:szCs w:val="32"/>
         </w:rPr>
-        <w:t xml:space="preserve">. Нужен для вывода сообщений об ошибках и </w:t>
-      </w:r>
-      <w:proofErr w:type="spellStart"/>
-      <w:r>
-        <w:rPr>
-          <w:rFonts w:cs="Calibri"/>
-          <w:sz w:val="32"/>
-          <w:szCs w:val="32"/>
-        </w:rPr>
-        <w:t>дебаге</w:t>
-      </w:r>
-      <w:proofErr w:type="spellEnd"/>
-      <w:r>
-        <w:rPr>
-          <w:rFonts w:cs="Calibri"/>
-          <w:sz w:val="32"/>
-          <w:szCs w:val="32"/>
-        </w:rPr>
-        <w:t xml:space="preserve">, правда, сейчас </w:t>
+        <w:t xml:space="preserve">. Нужен для вывода сообщений об ошибках и дебаге, правда, сейчас </w:t>
       </w:r>
       <w:r>
         <w:rPr>
@@ -3336,7 +3248,6 @@
         </w:rPr>
         <w:t xml:space="preserve">представлена структурой </w:t>
       </w:r>
-      <w:proofErr w:type="spellStart"/>
       <w:r>
         <w:rPr>
           <w:rFonts w:cs="Calibri"/>
@@ -3346,7 +3257,6 @@
         </w:rPr>
         <w:t>LinearMemory</w:t>
       </w:r>
-      <w:proofErr w:type="spellEnd"/>
       <w:r>
         <w:rPr>
           <w:rFonts w:cs="Calibri"/>
@@ -3373,7 +3283,6 @@
           <w:szCs w:val="32"/>
         </w:rPr>
       </w:pPr>
-      <w:proofErr w:type="spellStart"/>
       <w:r>
         <w:rPr>
           <w:rFonts w:cs="Calibri"/>
@@ -3383,7 +3292,6 @@
         </w:rPr>
         <w:t>LinearMemory</w:t>
       </w:r>
-      <w:proofErr w:type="spellEnd"/>
       <w:r>
         <w:rPr>
           <w:rFonts w:cs="Calibri"/>
@@ -3518,7 +3426,6 @@
         </w:rPr>
         <w:t xml:space="preserve"> Также есть специальная структура </w:t>
       </w:r>
-      <w:proofErr w:type="spellStart"/>
       <w:r>
         <w:rPr>
           <w:rFonts w:cs="Calibri"/>
@@ -3528,7 +3435,6 @@
         </w:rPr>
         <w:t>HeapFreeIntervals</w:t>
       </w:r>
-      <w:proofErr w:type="spellEnd"/>
       <w:r>
         <w:rPr>
           <w:rFonts w:cs="Calibri"/>
@@ -6164,23 +6070,7 @@
           <w:sz w:val="32"/>
           <w:szCs w:val="32"/>
         </w:rPr>
-        <w:t xml:space="preserve">. Учитывая, что стек </w:t>
-      </w:r>
-      <w:proofErr w:type="spellStart"/>
-      <w:r>
-        <w:rPr>
-          <w:sz w:val="32"/>
-          <w:szCs w:val="32"/>
-        </w:rPr>
-        <w:t>переиспользуется</w:t>
-      </w:r>
-      <w:proofErr w:type="spellEnd"/>
-      <w:r>
-        <w:rPr>
-          <w:sz w:val="32"/>
-          <w:szCs w:val="32"/>
-        </w:rPr>
-        <w:t xml:space="preserve">, то в ячейке может быть мусорное значение, но в данный момент времени оно ничем не </w:t>
+        <w:t xml:space="preserve">. Учитывая, что стек переиспользуется, то в ячейке может быть мусорное значение, но в данный момент времени оно ничем не </w:t>
       </w:r>
       <w:r>
         <w:rPr>
@@ -6290,39 +6180,7 @@
           <w:sz w:val="32"/>
           <w:szCs w:val="32"/>
         </w:rPr>
-        <w:t xml:space="preserve">Для функции важно, чтобы в стеке создавалась новая область видимости для переменных, иначе сломался бы </w:t>
-      </w:r>
-      <w:proofErr w:type="spellStart"/>
-      <w:r>
-        <w:rPr>
-          <w:sz w:val="32"/>
-          <w:szCs w:val="32"/>
-        </w:rPr>
-        <w:t>аллокация</w:t>
-      </w:r>
-      <w:proofErr w:type="spellEnd"/>
-      <w:r>
-        <w:rPr>
-          <w:sz w:val="32"/>
-          <w:szCs w:val="32"/>
-        </w:rPr>
-        <w:t xml:space="preserve"> по смещению и </w:t>
-      </w:r>
-      <w:proofErr w:type="spellStart"/>
-      <w:r>
-        <w:rPr>
-          <w:sz w:val="32"/>
-          <w:szCs w:val="32"/>
-        </w:rPr>
-        <w:t>тд</w:t>
-      </w:r>
-      <w:proofErr w:type="spellEnd"/>
-      <w:r>
-        <w:rPr>
-          <w:sz w:val="32"/>
-          <w:szCs w:val="32"/>
-        </w:rPr>
-        <w:t>.  Поэтому используется система со стеком вызовов</w:t>
+        <w:t>Для функции важно, чтобы в стеке создавалась новая область видимости для переменных, иначе сломался бы аллокация по смещению и тд.  Поэтому используется система со стеком вызовов</w:t>
       </w:r>
       <w:r>
         <w:rPr>
@@ -6391,7 +6249,6 @@
         <w:lastRenderedPageBreak/>
         <w:t xml:space="preserve">последующего восстановления при надобности. Им управляют команды </w:t>
       </w:r>
-      <w:proofErr w:type="gramStart"/>
       <w:r>
         <w:rPr>
           <w:i/>
@@ -6407,15 +6264,7 @@
           <w:sz w:val="32"/>
           <w:szCs w:val="32"/>
         </w:rPr>
-        <w:t>(</w:t>
-      </w:r>
-      <w:proofErr w:type="gramEnd"/>
-      <w:r>
-        <w:rPr>
-          <w:sz w:val="32"/>
-          <w:szCs w:val="32"/>
-        </w:rPr>
-        <w:t>вызов функции)</w:t>
+        <w:t>(вызов функции)</w:t>
       </w:r>
       <w:r>
         <w:rPr>
@@ -6552,23 +6401,7 @@
           <w:sz w:val="32"/>
           <w:szCs w:val="32"/>
         </w:rPr>
-        <w:t xml:space="preserve"> В дальнейшем </w:t>
-      </w:r>
-      <w:proofErr w:type="spellStart"/>
-      <w:r>
-        <w:rPr>
-          <w:sz w:val="32"/>
-          <w:szCs w:val="32"/>
-        </w:rPr>
-        <w:t>аллокация</w:t>
-      </w:r>
-      <w:proofErr w:type="spellEnd"/>
-      <w:r>
-        <w:rPr>
-          <w:sz w:val="32"/>
-          <w:szCs w:val="32"/>
-        </w:rPr>
-        <w:t xml:space="preserve"> в текущем фрейме идёт от нового </w:t>
+        <w:t xml:space="preserve"> В дальнейшем аллокация в текущем фрейме идёт от нового </w:t>
       </w:r>
       <w:r>
         <w:rPr>
@@ -6583,23 +6416,7 @@
           <w:sz w:val="32"/>
           <w:szCs w:val="32"/>
         </w:rPr>
-        <w:t xml:space="preserve">. Однако существует способ </w:t>
-      </w:r>
-      <w:proofErr w:type="spellStart"/>
-      <w:r>
-        <w:rPr>
-          <w:sz w:val="32"/>
-          <w:szCs w:val="32"/>
-        </w:rPr>
-        <w:t>аллокации</w:t>
-      </w:r>
-      <w:proofErr w:type="spellEnd"/>
-      <w:r>
-        <w:rPr>
-          <w:sz w:val="32"/>
-          <w:szCs w:val="32"/>
-        </w:rPr>
-        <w:t xml:space="preserve"> от начала стека – команды </w:t>
+        <w:t xml:space="preserve">. Однако существует способ аллокации от начала стека – команды </w:t>
       </w:r>
       <w:r>
         <w:rPr>
@@ -12070,23 +11887,7 @@
           <w:sz w:val="32"/>
           <w:szCs w:val="32"/>
         </w:rPr>
-        <w:t>(+)/</w:t>
-      </w:r>
-      <w:proofErr w:type="gramStart"/>
-      <w:r>
-        <w:rPr>
-          <w:sz w:val="32"/>
-          <w:szCs w:val="32"/>
-        </w:rPr>
-        <w:t>вверх(</w:t>
-      </w:r>
-      <w:proofErr w:type="gramEnd"/>
-      <w:r>
-        <w:rPr>
-          <w:sz w:val="32"/>
-          <w:szCs w:val="32"/>
-        </w:rPr>
-        <w:t>-)</w:t>
+        <w:t>(+)/вверх(-)</w:t>
       </w:r>
       <w:r>
         <w:rPr>
@@ -14598,7 +14399,6 @@
         </w:rPr>
         <w:t xml:space="preserve"> из </w:t>
       </w:r>
-      <w:proofErr w:type="spellStart"/>
       <w:r>
         <w:rPr>
           <w:sz w:val="32"/>
@@ -14607,7 +14407,6 @@
         </w:rPr>
         <w:t>CallStack</w:t>
       </w:r>
-      <w:proofErr w:type="spellEnd"/>
       <w:r>
         <w:rPr>
           <w:sz w:val="32"/>
@@ -14615,7 +14414,6 @@
         </w:rPr>
         <w:t xml:space="preserve"> (стек вызовов) структуру </w:t>
       </w:r>
-      <w:proofErr w:type="spellStart"/>
       <w:r>
         <w:rPr>
           <w:sz w:val="32"/>
@@ -14624,7 +14422,6 @@
         </w:rPr>
         <w:t>CallFrame</w:t>
       </w:r>
-      <w:proofErr w:type="spellEnd"/>
       <w:r>
         <w:rPr>
           <w:sz w:val="32"/>
@@ -14632,7 +14429,6 @@
         </w:rPr>
         <w:t xml:space="preserve"> (кадр вызова) и </w:t>
       </w:r>
-      <w:proofErr w:type="spellStart"/>
       <w:r>
         <w:rPr>
           <w:sz w:val="32"/>
@@ -14641,7 +14437,6 @@
         </w:rPr>
         <w:t>CallFrame</w:t>
       </w:r>
-      <w:proofErr w:type="spellEnd"/>
       <w:r>
         <w:rPr>
           <w:sz w:val="32"/>
@@ -14649,7 +14444,6 @@
         </w:rPr>
         <w:t>.</w:t>
       </w:r>
-      <w:proofErr w:type="spellStart"/>
       <w:r>
         <w:rPr>
           <w:sz w:val="32"/>
@@ -14658,7 +14452,6 @@
         </w:rPr>
         <w:t>sp</w:t>
       </w:r>
-      <w:proofErr w:type="spellEnd"/>
       <w:r>
         <w:rPr>
           <w:sz w:val="32"/>
@@ -16542,37 +16335,12 @@
               </w:rPr>
               <w:t xml:space="preserve"> </w:t>
             </w:r>
-            <w:proofErr w:type="spellStart"/>
-            <w:r>
-              <w:rPr>
-                <w:sz w:val="32"/>
-                <w:szCs w:val="32"/>
-              </w:rPr>
-              <w:t>имба</w:t>
-            </w:r>
-            <w:proofErr w:type="spellEnd"/>
-            <w:r>
-              <w:rPr>
-                <w:sz w:val="32"/>
-                <w:szCs w:val="32"/>
-              </w:rPr>
-              <w:t xml:space="preserve"> </w:t>
-            </w:r>
-            <w:proofErr w:type="spellStart"/>
-            <w:r>
-              <w:rPr>
-                <w:sz w:val="32"/>
-                <w:szCs w:val="32"/>
-              </w:rPr>
-              <w:t>комбуха</w:t>
-            </w:r>
-            <w:proofErr w:type="spellEnd"/>
-            <w:r>
-              <w:rPr>
-                <w:sz w:val="32"/>
-                <w:szCs w:val="32"/>
-              </w:rPr>
-              <w:t>, не иначе.</w:t>
+            <w:r>
+              <w:rPr>
+                <w:sz w:val="32"/>
+                <w:szCs w:val="32"/>
+              </w:rPr>
+              <w:t>имба комбуха, не иначе.</w:t>
             </w:r>
           </w:p>
         </w:tc>
@@ -16771,8 +16539,6 @@
               </w:rPr>
               <w:t xml:space="preserve"> </w:t>
             </w:r>
-            <w:proofErr w:type="spellStart"/>
-            <w:proofErr w:type="gramStart"/>
             <w:r>
               <w:rPr>
                 <w:rFonts w:ascii="Cascadia Mono" w:hAnsi="Cascadia Mono" w:cs="Cascadia Mono"/>
@@ -16785,7 +16551,6 @@
               </w:rPr>
               <w:t>alignas</w:t>
             </w:r>
-            <w:proofErr w:type="spellEnd"/>
             <w:r>
               <w:rPr>
                 <w:rFonts w:ascii="Cascadia Mono" w:hAnsi="Cascadia Mono" w:cs="Cascadia Mono"/>
@@ -16796,10 +16561,26 @@
                 <w:highlight w:val="white"/>
                 <w:lang w:val="en-US"/>
               </w:rPr>
-              <w:t>(</w:t>
-            </w:r>
-            <w:proofErr w:type="gramEnd"/>
-            <w:r>
+              <w:t xml:space="preserve">(8) </w:t>
+            </w:r>
+            <w:r>
+              <w:rPr>
+                <w:rFonts w:ascii="Cascadia Mono" w:hAnsi="Cascadia Mono" w:cs="Cascadia Mono"/>
+                <w:color w:val="2B91AF"/>
+                <w:kern w:val="0"/>
+                <w:sz w:val="19"/>
+                <w:szCs w:val="19"/>
+                <w:highlight w:val="white"/>
+                <w:lang w:val="en-US"/>
+              </w:rPr>
+              <w:t>LinearMemory</w:t>
+            </w:r>
+          </w:p>
+          <w:p>
+            <w:pPr>
+              <w:autoSpaceDE w:val="0"/>
+              <w:autoSpaceDN w:val="0"/>
+              <w:adjustRightInd w:val="0"/>
               <w:rPr>
                 <w:rFonts w:ascii="Cascadia Mono" w:hAnsi="Cascadia Mono" w:cs="Cascadia Mono"/>
                 <w:color w:val="000000"/>
@@ -16809,9 +16590,47 @@
                 <w:highlight w:val="white"/>
                 <w:lang w:val="en-US"/>
               </w:rPr>
-              <w:t xml:space="preserve">8) </w:t>
-            </w:r>
-            <w:proofErr w:type="spellStart"/>
+            </w:pPr>
+            <w:r>
+              <w:rPr>
+                <w:rFonts w:ascii="Cascadia Mono" w:hAnsi="Cascadia Mono" w:cs="Cascadia Mono"/>
+                <w:color w:val="000000"/>
+                <w:kern w:val="0"/>
+                <w:sz w:val="19"/>
+                <w:szCs w:val="19"/>
+                <w:highlight w:val="white"/>
+                <w:lang w:val="en-US"/>
+              </w:rPr>
+              <w:t>{</w:t>
+            </w:r>
+          </w:p>
+          <w:p>
+            <w:pPr>
+              <w:autoSpaceDE w:val="0"/>
+              <w:autoSpaceDN w:val="0"/>
+              <w:adjustRightInd w:val="0"/>
+              <w:rPr>
+                <w:rFonts w:ascii="Cascadia Mono" w:hAnsi="Cascadia Mono" w:cs="Cascadia Mono"/>
+                <w:color w:val="000000"/>
+                <w:kern w:val="0"/>
+                <w:sz w:val="19"/>
+                <w:szCs w:val="19"/>
+                <w:highlight w:val="white"/>
+                <w:lang w:val="en-US"/>
+              </w:rPr>
+            </w:pPr>
+            <w:r>
+              <w:rPr>
+                <w:rFonts w:ascii="Cascadia Mono" w:hAnsi="Cascadia Mono" w:cs="Cascadia Mono"/>
+                <w:color w:val="000000"/>
+                <w:kern w:val="0"/>
+                <w:sz w:val="19"/>
+                <w:szCs w:val="19"/>
+                <w:highlight w:val="white"/>
+                <w:lang w:val="en-US"/>
+              </w:rPr>
+              <w:tab/>
+            </w:r>
             <w:r>
               <w:rPr>
                 <w:rFonts w:ascii="Cascadia Mono" w:hAnsi="Cascadia Mono" w:cs="Cascadia Mono"/>
@@ -16822,15 +16641,9 @@
                 <w:highlight w:val="white"/>
                 <w:lang w:val="en-US"/>
               </w:rPr>
-              <w:t>LinearMemory</w:t>
-            </w:r>
-            <w:proofErr w:type="spellEnd"/>
-          </w:p>
-          <w:p>
-            <w:pPr>
-              <w:autoSpaceDE w:val="0"/>
-              <w:autoSpaceDN w:val="0"/>
-              <w:adjustRightInd w:val="0"/>
+              <w:t>memory_cell</w:t>
+            </w:r>
+            <w:r>
               <w:rPr>
                 <w:rFonts w:ascii="Cascadia Mono" w:hAnsi="Cascadia Mono" w:cs="Cascadia Mono"/>
                 <w:color w:val="000000"/>
@@ -16840,8 +16653,14 @@
                 <w:highlight w:val="white"/>
                 <w:lang w:val="en-US"/>
               </w:rPr>
-            </w:pPr>
-            <w:r>
+              <w:t xml:space="preserve"> memory[STACK_SIZE + HEAP_SIZE]{};</w:t>
+            </w:r>
+          </w:p>
+          <w:p>
+            <w:pPr>
+              <w:autoSpaceDE w:val="0"/>
+              <w:autoSpaceDN w:val="0"/>
+              <w:adjustRightInd w:val="0"/>
               <w:rPr>
                 <w:rFonts w:ascii="Cascadia Mono" w:hAnsi="Cascadia Mono" w:cs="Cascadia Mono"/>
                 <w:color w:val="000000"/>
@@ -16851,14 +16670,8 @@
                 <w:highlight w:val="white"/>
                 <w:lang w:val="en-US"/>
               </w:rPr>
-              <w:t>{</w:t>
-            </w:r>
-          </w:p>
-          <w:p>
-            <w:pPr>
-              <w:autoSpaceDE w:val="0"/>
-              <w:autoSpaceDN w:val="0"/>
-              <w:adjustRightInd w:val="0"/>
+            </w:pPr>
+            <w:r>
               <w:rPr>
                 <w:rFonts w:ascii="Cascadia Mono" w:hAnsi="Cascadia Mono" w:cs="Cascadia Mono"/>
                 <w:color w:val="000000"/>
@@ -16868,7 +16681,20 @@
                 <w:highlight w:val="white"/>
                 <w:lang w:val="en-US"/>
               </w:rPr>
-            </w:pPr>
+              <w:tab/>
+            </w:r>
+            <w:r>
+              <w:rPr>
+                <w:rFonts w:ascii="Cascadia Mono" w:hAnsi="Cascadia Mono" w:cs="Cascadia Mono"/>
+                <w:color w:val="2B91AF"/>
+                <w:kern w:val="0"/>
+                <w:sz w:val="19"/>
+                <w:szCs w:val="19"/>
+                <w:highlight w:val="white"/>
+                <w:lang w:val="en-US"/>
+              </w:rPr>
+              <w:t>HeapFreeIntervals</w:t>
+            </w:r>
             <w:r>
               <w:rPr>
                 <w:rFonts w:ascii="Cascadia Mono" w:hAnsi="Cascadia Mono" w:cs="Cascadia Mono"/>
@@ -16879,22 +16705,17 @@
                 <w:highlight w:val="white"/>
                 <w:lang w:val="en-US"/>
               </w:rPr>
-              <w:tab/>
-            </w:r>
-            <w:proofErr w:type="spellStart"/>
-            <w:r>
-              <w:rPr>
-                <w:rFonts w:ascii="Cascadia Mono" w:hAnsi="Cascadia Mono" w:cs="Cascadia Mono"/>
-                <w:color w:val="2B91AF"/>
-                <w:kern w:val="0"/>
-                <w:sz w:val="19"/>
-                <w:szCs w:val="19"/>
-                <w:highlight w:val="white"/>
-                <w:lang w:val="en-US"/>
-              </w:rPr>
-              <w:t>memory_cell</w:t>
-            </w:r>
-            <w:proofErr w:type="spellEnd"/>
+              <w:t xml:space="preserve"> HFI{HEAP_START, HEAP_END};</w:t>
+            </w:r>
+          </w:p>
+          <w:p>
+            <w:pPr>
+              <w:jc w:val="both"/>
+              <w:rPr>
+                <w:sz w:val="32"/>
+                <w:szCs w:val="32"/>
+              </w:rPr>
+            </w:pPr>
             <w:r>
               <w:rPr>
                 <w:rFonts w:ascii="Cascadia Mono" w:hAnsi="Cascadia Mono" w:cs="Cascadia Mono"/>
@@ -16903,133 +16724,6 @@
                 <w:sz w:val="19"/>
                 <w:szCs w:val="19"/>
                 <w:highlight w:val="white"/>
-                <w:lang w:val="en-US"/>
-              </w:rPr>
-              <w:t xml:space="preserve"> </w:t>
-            </w:r>
-            <w:proofErr w:type="gramStart"/>
-            <w:r>
-              <w:rPr>
-                <w:rFonts w:ascii="Cascadia Mono" w:hAnsi="Cascadia Mono" w:cs="Cascadia Mono"/>
-                <w:color w:val="000000"/>
-                <w:kern w:val="0"/>
-                <w:sz w:val="19"/>
-                <w:szCs w:val="19"/>
-                <w:highlight w:val="white"/>
-                <w:lang w:val="en-US"/>
-              </w:rPr>
-              <w:t>memory[</w:t>
-            </w:r>
-            <w:proofErr w:type="gramEnd"/>
-            <w:r>
-              <w:rPr>
-                <w:rFonts w:ascii="Cascadia Mono" w:hAnsi="Cascadia Mono" w:cs="Cascadia Mono"/>
-                <w:color w:val="000000"/>
-                <w:kern w:val="0"/>
-                <w:sz w:val="19"/>
-                <w:szCs w:val="19"/>
-                <w:highlight w:val="white"/>
-                <w:lang w:val="en-US"/>
-              </w:rPr>
-              <w:t>STACK_SIZE + HEAP_SIZE]{};</w:t>
-            </w:r>
-          </w:p>
-          <w:p>
-            <w:pPr>
-              <w:autoSpaceDE w:val="0"/>
-              <w:autoSpaceDN w:val="0"/>
-              <w:adjustRightInd w:val="0"/>
-              <w:rPr>
-                <w:rFonts w:ascii="Cascadia Mono" w:hAnsi="Cascadia Mono" w:cs="Cascadia Mono"/>
-                <w:color w:val="000000"/>
-                <w:kern w:val="0"/>
-                <w:sz w:val="19"/>
-                <w:szCs w:val="19"/>
-                <w:highlight w:val="white"/>
-                <w:lang w:val="en-US"/>
-              </w:rPr>
-            </w:pPr>
-            <w:r>
-              <w:rPr>
-                <w:rFonts w:ascii="Cascadia Mono" w:hAnsi="Cascadia Mono" w:cs="Cascadia Mono"/>
-                <w:color w:val="000000"/>
-                <w:kern w:val="0"/>
-                <w:sz w:val="19"/>
-                <w:szCs w:val="19"/>
-                <w:highlight w:val="white"/>
-                <w:lang w:val="en-US"/>
-              </w:rPr>
-              <w:tab/>
-            </w:r>
-            <w:proofErr w:type="spellStart"/>
-            <w:r>
-              <w:rPr>
-                <w:rFonts w:ascii="Cascadia Mono" w:hAnsi="Cascadia Mono" w:cs="Cascadia Mono"/>
-                <w:color w:val="2B91AF"/>
-                <w:kern w:val="0"/>
-                <w:sz w:val="19"/>
-                <w:szCs w:val="19"/>
-                <w:highlight w:val="white"/>
-                <w:lang w:val="en-US"/>
-              </w:rPr>
-              <w:t>HeapFreeIntervals</w:t>
-            </w:r>
-            <w:proofErr w:type="spellEnd"/>
-            <w:r>
-              <w:rPr>
-                <w:rFonts w:ascii="Cascadia Mono" w:hAnsi="Cascadia Mono" w:cs="Cascadia Mono"/>
-                <w:color w:val="000000"/>
-                <w:kern w:val="0"/>
-                <w:sz w:val="19"/>
-                <w:szCs w:val="19"/>
-                <w:highlight w:val="white"/>
-                <w:lang w:val="en-US"/>
-              </w:rPr>
-              <w:t xml:space="preserve"> </w:t>
-            </w:r>
-            <w:proofErr w:type="gramStart"/>
-            <w:r>
-              <w:rPr>
-                <w:rFonts w:ascii="Cascadia Mono" w:hAnsi="Cascadia Mono" w:cs="Cascadia Mono"/>
-                <w:color w:val="000000"/>
-                <w:kern w:val="0"/>
-                <w:sz w:val="19"/>
-                <w:szCs w:val="19"/>
-                <w:highlight w:val="white"/>
-                <w:lang w:val="en-US"/>
-              </w:rPr>
-              <w:t>HFI{</w:t>
-            </w:r>
-            <w:proofErr w:type="gramEnd"/>
-            <w:r>
-              <w:rPr>
-                <w:rFonts w:ascii="Cascadia Mono" w:hAnsi="Cascadia Mono" w:cs="Cascadia Mono"/>
-                <w:color w:val="000000"/>
-                <w:kern w:val="0"/>
-                <w:sz w:val="19"/>
-                <w:szCs w:val="19"/>
-                <w:highlight w:val="white"/>
-                <w:lang w:val="en-US"/>
-              </w:rPr>
-              <w:t>HEAP_START, HEAP_END};</w:t>
-            </w:r>
-          </w:p>
-          <w:p>
-            <w:pPr>
-              <w:jc w:val="both"/>
-              <w:rPr>
-                <w:sz w:val="32"/>
-                <w:szCs w:val="32"/>
-              </w:rPr>
-            </w:pPr>
-            <w:r>
-              <w:rPr>
-                <w:rFonts w:ascii="Cascadia Mono" w:hAnsi="Cascadia Mono" w:cs="Cascadia Mono"/>
-                <w:color w:val="000000"/>
-                <w:kern w:val="0"/>
-                <w:sz w:val="19"/>
-                <w:szCs w:val="19"/>
-                <w:highlight w:val="white"/>
               </w:rPr>
               <w:t>};</w:t>
             </w:r>
@@ -17162,7 +16856,6 @@
         </w:rPr>
         <w:t xml:space="preserve"> </w:t>
       </w:r>
-      <w:proofErr w:type="spellStart"/>
       <w:r>
         <w:rPr>
           <w:sz w:val="32"/>
@@ -17171,7 +16864,6 @@
         </w:rPr>
         <w:t>LinearMemory</w:t>
       </w:r>
-      <w:proofErr w:type="spellEnd"/>
       <w:r>
         <w:rPr>
           <w:sz w:val="32"/>
@@ -17195,22 +16887,13 @@
         </w:rPr>
         <w:t xml:space="preserve">В будущем планируется добавление динамической линейной памяти для особо требовательных скриптов, однако понятно, что время на </w:t>
       </w:r>
-      <w:proofErr w:type="spellStart"/>
       <w:r>
         <w:rPr>
           <w:sz w:val="32"/>
           <w:szCs w:val="32"/>
         </w:rPr>
         <w:lastRenderedPageBreak/>
-        <w:t>переаллокацию</w:t>
-      </w:r>
-      <w:proofErr w:type="spellEnd"/>
-      <w:r>
-        <w:rPr>
-          <w:sz w:val="32"/>
-          <w:szCs w:val="32"/>
-        </w:rPr>
-        <w:t xml:space="preserve"> массива и данных будет жрать кусок от пирога и без </w:t>
+        <w:t xml:space="preserve">переаллокацию массива и данных будет жрать кусок от пирога и без </w:t>
       </w:r>
       <w:r>
         <w:rPr>
@@ -17240,23 +16923,7 @@
           <w:sz w:val="32"/>
           <w:szCs w:val="32"/>
         </w:rPr>
-        <w:t xml:space="preserve">За </w:t>
-      </w:r>
-      <w:proofErr w:type="spellStart"/>
-      <w:r>
-        <w:rPr>
-          <w:sz w:val="32"/>
-          <w:szCs w:val="32"/>
-        </w:rPr>
-        <w:t>аллокацию</w:t>
-      </w:r>
-      <w:proofErr w:type="spellEnd"/>
-      <w:r>
-        <w:rPr>
-          <w:sz w:val="32"/>
-          <w:szCs w:val="32"/>
-        </w:rPr>
-        <w:t xml:space="preserve"> отвечает команда </w:t>
+        <w:t xml:space="preserve">За аллокацию отвечает команда </w:t>
       </w:r>
       <w:r>
         <w:rPr>
@@ -17455,23 +17122,7 @@
           <w:sz w:val="32"/>
           <w:szCs w:val="32"/>
         </w:rPr>
-        <w:t xml:space="preserve"> и </w:t>
-      </w:r>
-      <w:proofErr w:type="spellStart"/>
-      <w:r>
-        <w:rPr>
-          <w:sz w:val="32"/>
-          <w:szCs w:val="32"/>
-        </w:rPr>
-        <w:t>тд</w:t>
-      </w:r>
-      <w:proofErr w:type="spellEnd"/>
-      <w:r>
-        <w:rPr>
-          <w:sz w:val="32"/>
-          <w:szCs w:val="32"/>
-        </w:rPr>
-        <w:t>.</w:t>
+        <w:t xml:space="preserve"> и тд.</w:t>
       </w:r>
     </w:p>
     <w:p>
@@ -17487,23 +17138,7 @@
           <w:sz w:val="32"/>
           <w:szCs w:val="32"/>
         </w:rPr>
-        <w:t xml:space="preserve">Окей, как вообще </w:t>
-      </w:r>
-      <w:proofErr w:type="spellStart"/>
-      <w:r>
-        <w:rPr>
-          <w:sz w:val="32"/>
-          <w:szCs w:val="32"/>
-        </w:rPr>
-        <w:t>аллокация</w:t>
-      </w:r>
-      <w:proofErr w:type="spellEnd"/>
-      <w:r>
-        <w:rPr>
-          <w:sz w:val="32"/>
-          <w:szCs w:val="32"/>
-        </w:rPr>
-        <w:t xml:space="preserve"> происходит</w:t>
+        <w:t>Окей, как вообще аллокация происходит</w:t>
       </w:r>
       <w:r>
         <w:rPr>
@@ -17598,7 +17233,6 @@
         </w:rPr>
         <w:t xml:space="preserve"> </w:t>
       </w:r>
-      <w:proofErr w:type="spellStart"/>
       <w:r>
         <w:rPr>
           <w:rFonts w:cstheme="minorHAnsi"/>
@@ -17613,7 +17247,6 @@
         </w:rPr>
         <w:t>HeapFreeIntervals</w:t>
       </w:r>
-      <w:proofErr w:type="spellEnd"/>
       <w:r>
         <w:rPr>
           <w:rFonts w:cstheme="minorHAnsi"/>
@@ -17699,51 +17332,7 @@
           <w:sz w:val="32"/>
           <w:szCs w:val="32"/>
         </w:rPr>
-        <w:t xml:space="preserve">Применяем выравнивание (сейчас используется 1 байт, так как код писала </w:t>
-      </w:r>
-      <w:proofErr w:type="spellStart"/>
-      <w:r>
-        <w:rPr>
-          <w:rFonts w:cstheme="minorHAnsi"/>
-          <w:color w:val="000000" w:themeColor="text1"/>
-          <w:kern w:val="0"/>
-          <w:sz w:val="32"/>
-          <w:szCs w:val="32"/>
-        </w:rPr>
-        <w:t>нейронка</w:t>
-      </w:r>
-      <w:proofErr w:type="spellEnd"/>
-      <w:r>
-        <w:rPr>
-          <w:rFonts w:cstheme="minorHAnsi"/>
-          <w:color w:val="000000" w:themeColor="text1"/>
-          <w:kern w:val="0"/>
-          <w:sz w:val="32"/>
-          <w:szCs w:val="32"/>
-        </w:rPr>
-        <w:t xml:space="preserve">, я, естественно, не могу за него полностью ручаться, да-да, я </w:t>
-      </w:r>
-      <w:proofErr w:type="spellStart"/>
-      <w:r>
-        <w:rPr>
-          <w:rFonts w:cstheme="minorHAnsi"/>
-          <w:color w:val="000000" w:themeColor="text1"/>
-          <w:kern w:val="0"/>
-          <w:sz w:val="32"/>
-          <w:szCs w:val="32"/>
-        </w:rPr>
-        <w:t>вайбкодер</w:t>
-      </w:r>
-      <w:proofErr w:type="spellEnd"/>
-      <w:r>
-        <w:rPr>
-          <w:rFonts w:cstheme="minorHAnsi"/>
-          <w:color w:val="000000" w:themeColor="text1"/>
-          <w:kern w:val="0"/>
-          <w:sz w:val="32"/>
-          <w:szCs w:val="32"/>
-        </w:rPr>
-        <w:t>, а не программист, считайте, что чистосердечное признание)</w:t>
+        <w:t>Применяем выравнивание (сейчас используется 1 байт, так как код писала нейронка, я, естественно, не могу за него полностью ручаться, да-да, я вайбкодер, а не программист, считайте, что чистосердечное признание)</w:t>
       </w:r>
     </w:p>
     <w:p>
@@ -17829,9 +17418,8 @@
           <w:sz w:val="32"/>
           <w:szCs w:val="32"/>
         </w:rPr>
-        <w:t xml:space="preserve">. В дальнейшем при </w:t>
-      </w:r>
-      <w:proofErr w:type="spellStart"/>
+        <w:t>. В дальнейшем при аллокациях интервал разделиться на более маленькие</w:t>
+      </w:r>
       <w:r>
         <w:rPr>
           <w:rFonts w:cstheme="minorHAnsi"/>
@@ -17840,9 +17428,8 @@
           <w:sz w:val="32"/>
           <w:szCs w:val="32"/>
         </w:rPr>
-        <w:t>аллокациях</w:t>
-      </w:r>
-      <w:proofErr w:type="spellEnd"/>
+        <w:t xml:space="preserve"> и свободные</w:t>
+      </w:r>
       <w:r>
         <w:rPr>
           <w:rFonts w:cstheme="minorHAnsi"/>
@@ -17851,7 +17438,7 @@
           <w:sz w:val="32"/>
           <w:szCs w:val="32"/>
         </w:rPr>
-        <w:t xml:space="preserve"> интервал разделиться на более маленькие</w:t>
+        <w:t xml:space="preserve">, которые добавятся по ключу </w:t>
       </w:r>
       <w:r>
         <w:rPr>
@@ -17860,8 +17447,9 @@
           <w:kern w:val="0"/>
           <w:sz w:val="32"/>
           <w:szCs w:val="32"/>
-        </w:rPr>
-        <w:t xml:space="preserve"> и свободные</w:t>
+          <w:lang w:val="en-US"/>
+        </w:rPr>
+        <w:t>size</w:t>
       </w:r>
       <w:r>
         <w:rPr>
@@ -17871,7 +17459,7 @@
           <w:sz w:val="32"/>
           <w:szCs w:val="32"/>
         </w:rPr>
-        <w:t xml:space="preserve">, которые добавятся по ключу </w:t>
+        <w:t xml:space="preserve"> в хеш-карту как члены связанного списка. В совокупности это позволит избежать сложности </w:t>
       </w:r>
       <w:r>
         <w:rPr>
@@ -17882,7 +17470,7 @@
           <w:szCs w:val="32"/>
           <w:lang w:val="en-US"/>
         </w:rPr>
-        <w:t>size</w:t>
+        <w:t>O</w:t>
       </w:r>
       <w:r>
         <w:rPr>
@@ -17892,7 +17480,7 @@
           <w:sz w:val="32"/>
           <w:szCs w:val="32"/>
         </w:rPr>
-        <w:t xml:space="preserve"> в хеш-карту как члены связанного списка. В совокупности это позволит избежать сложности </w:t>
+        <w:t>(</w:t>
       </w:r>
       <w:r>
         <w:rPr>
@@ -17903,7 +17491,7 @@
           <w:szCs w:val="32"/>
           <w:lang w:val="en-US"/>
         </w:rPr>
-        <w:t>O</w:t>
+        <w:t>n</w:t>
       </w:r>
       <w:r>
         <w:rPr>
@@ -17913,7 +17501,7 @@
           <w:sz w:val="32"/>
           <w:szCs w:val="32"/>
         </w:rPr>
-        <w:t>(</w:t>
+        <w:t>)</w:t>
       </w:r>
       <w:r>
         <w:rPr>
@@ -17922,9 +17510,8 @@
           <w:kern w:val="0"/>
           <w:sz w:val="32"/>
           <w:szCs w:val="32"/>
-          <w:lang w:val="en-US"/>
-        </w:rPr>
-        <w:t>n</w:t>
+        </w:rPr>
+        <w:t xml:space="preserve"> (если бы мы использовали только связанный список, или, не дай Бог, вектор/динамический массив) при поиске свободного узла или освобождении памяти. </w:t>
       </w:r>
       <w:r>
         <w:rPr>
@@ -17934,7 +17521,7 @@
           <w:sz w:val="32"/>
           <w:szCs w:val="32"/>
         </w:rPr>
-        <w:t>)</w:t>
+        <w:t xml:space="preserve">Сложность поиска свободной структуры, особенно, если размер её будет равен степени двойки (если настроено выравнивание), будет равна </w:t>
       </w:r>
       <w:r>
         <w:rPr>
@@ -17943,8 +17530,9 @@
           <w:kern w:val="0"/>
           <w:sz w:val="32"/>
           <w:szCs w:val="32"/>
-        </w:rPr>
-        <w:t xml:space="preserve"> (если бы мы использовали только связанный список, или, не дай Бог, вектор/динамический массив) при поиске свободного узла или освобождении памяти. </w:t>
+          <w:lang w:val="en-US"/>
+        </w:rPr>
+        <w:t>O</w:t>
       </w:r>
       <w:r>
         <w:rPr>
@@ -17954,40 +17542,7 @@
           <w:sz w:val="32"/>
           <w:szCs w:val="32"/>
         </w:rPr>
-        <w:t xml:space="preserve">Сложность поиска свободной структуры, особенно, если размер её будет равен степени двойки (если настроено выравнивание), будет равна </w:t>
-      </w:r>
-      <w:proofErr w:type="gramStart"/>
-      <w:r>
-        <w:rPr>
-          <w:rFonts w:cstheme="minorHAnsi"/>
-          <w:color w:val="000000" w:themeColor="text1"/>
-          <w:kern w:val="0"/>
-          <w:sz w:val="32"/>
-          <w:szCs w:val="32"/>
-          <w:lang w:val="en-US"/>
-        </w:rPr>
-        <w:t>O</w:t>
-      </w:r>
-      <w:r>
-        <w:rPr>
-          <w:rFonts w:cstheme="minorHAnsi"/>
-          <w:color w:val="000000" w:themeColor="text1"/>
-          <w:kern w:val="0"/>
-          <w:sz w:val="32"/>
-          <w:szCs w:val="32"/>
-        </w:rPr>
-        <w:t>(</w:t>
-      </w:r>
-      <w:proofErr w:type="gramEnd"/>
-      <w:r>
-        <w:rPr>
-          <w:rFonts w:cstheme="minorHAnsi"/>
-          <w:color w:val="000000" w:themeColor="text1"/>
-          <w:kern w:val="0"/>
-          <w:sz w:val="32"/>
-          <w:szCs w:val="32"/>
-        </w:rPr>
-        <w:t>1)</w:t>
+        <w:t>(1)</w:t>
       </w:r>
       <w:r>
         <w:rPr>
@@ -18082,23 +17637,7 @@
           <w:sz w:val="32"/>
           <w:szCs w:val="32"/>
         </w:rPr>
-        <w:t xml:space="preserve">Во время </w:t>
-      </w:r>
-      <w:proofErr w:type="spellStart"/>
-      <w:r>
-        <w:rPr>
-          <w:sz w:val="32"/>
-          <w:szCs w:val="32"/>
-        </w:rPr>
-        <w:t>аллокации</w:t>
-      </w:r>
-      <w:proofErr w:type="spellEnd"/>
-      <w:r>
-        <w:rPr>
-          <w:sz w:val="32"/>
-          <w:szCs w:val="32"/>
-        </w:rPr>
-        <w:t xml:space="preserve"> может возникнуть </w:t>
+        <w:t xml:space="preserve">Во время аллокации может возникнуть </w:t>
       </w:r>
       <w:r>
         <w:rPr>
@@ -18116,7 +17655,6 @@
         </w:rPr>
         <w:t xml:space="preserve"> </w:t>
       </w:r>
-      <w:proofErr w:type="spellStart"/>
       <w:r>
         <w:rPr>
           <w:rFonts w:cstheme="minorHAnsi"/>
@@ -18130,7 +17668,6 @@
         </w:rPr>
         <w:t>FailedMemoryAllocation</w:t>
       </w:r>
-      <w:proofErr w:type="spellEnd"/>
       <w:r>
         <w:rPr>
           <w:rFonts w:cstheme="minorHAnsi"/>
@@ -18139,29 +17676,7 @@
           <w:sz w:val="32"/>
           <w:szCs w:val="32"/>
         </w:rPr>
-        <w:t xml:space="preserve"> (</w:t>
-      </w:r>
-      <w:proofErr w:type="spellStart"/>
-      <w:r>
-        <w:rPr>
-          <w:rFonts w:cstheme="minorHAnsi"/>
-          <w:color w:val="000000" w:themeColor="text1"/>
-          <w:kern w:val="0"/>
-          <w:sz w:val="32"/>
-          <w:szCs w:val="32"/>
-        </w:rPr>
-        <w:t>Аллокация</w:t>
-      </w:r>
-      <w:proofErr w:type="spellEnd"/>
-      <w:r>
-        <w:rPr>
-          <w:rFonts w:cstheme="minorHAnsi"/>
-          <w:color w:val="000000" w:themeColor="text1"/>
-          <w:kern w:val="0"/>
-          <w:sz w:val="32"/>
-          <w:szCs w:val="32"/>
-        </w:rPr>
-        <w:t xml:space="preserve"> памяти провалилась), связанная либо с неверными аргументами, например </w:t>
+        <w:t xml:space="preserve"> (Аллокация памяти провалилась), связанная либо с неверными аргументами, например </w:t>
       </w:r>
       <w:r>
         <w:rPr>
@@ -18338,7 +17853,6 @@
         </w:rPr>
         <w:t xml:space="preserve"> </w:t>
       </w:r>
-      <w:proofErr w:type="spellStart"/>
       <w:r>
         <w:rPr>
           <w:rFonts w:cstheme="minorHAnsi"/>
@@ -18353,7 +17867,6 @@
         </w:rPr>
         <w:t>HeapFreeIntervals</w:t>
       </w:r>
-      <w:proofErr w:type="spellEnd"/>
       <w:r>
         <w:rPr>
           <w:rFonts w:cstheme="minorHAnsi"/>
@@ -18501,7 +18014,6 @@
         </w:rPr>
         <w:t xml:space="preserve">Возвращаем, в случае чего выдаём ошибку освобождения памяти </w:t>
       </w:r>
-      <w:proofErr w:type="spellStart"/>
       <w:r>
         <w:rPr>
           <w:rFonts w:cstheme="minorHAnsi"/>
@@ -18515,7 +18027,6 @@
         </w:rPr>
         <w:t>FailedMemory</w:t>
       </w:r>
-      <w:proofErr w:type="spellEnd"/>
       <w:r>
         <w:rPr>
           <w:rFonts w:cstheme="minorHAnsi"/>
@@ -20108,17 +19619,8 @@
                 <w:sz w:val="28"/>
                 <w:szCs w:val="28"/>
               </w:rPr>
-              <w:t>Случай полной #.</w:t>
-            </w:r>
-            <w:proofErr w:type="gramStart"/>
-            <w:r>
-              <w:rPr>
-                <w:sz w:val="28"/>
-                <w:szCs w:val="28"/>
-              </w:rPr>
-              <w:t>#.#</w:t>
-            </w:r>
-            <w:proofErr w:type="gramEnd"/>
+              <w:t>Случай полной #.#.#</w:t>
+            </w:r>
           </w:p>
         </w:tc>
       </w:tr>
@@ -20236,27 +19738,7 @@
                 <w:sz w:val="28"/>
                 <w:szCs w:val="28"/>
               </w:rPr>
-              <w:t xml:space="preserve">После череды </w:t>
-            </w:r>
-            <w:proofErr w:type="spellStart"/>
-            <w:r>
-              <w:rPr>
-                <w:rFonts w:cstheme="minorHAnsi"/>
-                <w:color w:val="000000" w:themeColor="text1"/>
-                <w:sz w:val="28"/>
-                <w:szCs w:val="28"/>
-              </w:rPr>
-              <w:t>аллокаций</w:t>
-            </w:r>
-            <w:proofErr w:type="spellEnd"/>
-            <w:r>
-              <w:rPr>
-                <w:rFonts w:cstheme="minorHAnsi"/>
-                <w:color w:val="000000" w:themeColor="text1"/>
-                <w:sz w:val="28"/>
-                <w:szCs w:val="28"/>
-              </w:rPr>
-              <w:t>/</w:t>
+              <w:t>После череды аллокаций/</w:t>
             </w:r>
           </w:p>
           <w:p>
@@ -20396,22 +19878,13 @@
           <w:sz w:val="28"/>
           <w:szCs w:val="28"/>
         </w:rPr>
-        <w:t>полной #.</w:t>
-      </w:r>
-      <w:proofErr w:type="gramStart"/>
+        <w:t>полной #.#.#</w:t>
+      </w:r>
       <w:r>
         <w:rPr>
           <w:sz w:val="28"/>
           <w:szCs w:val="28"/>
         </w:rPr>
-        <w:t>#.#</w:t>
-      </w:r>
-      <w:proofErr w:type="gramEnd"/>
-      <w:r>
-        <w:rPr>
-          <w:sz w:val="28"/>
-          <w:szCs w:val="28"/>
-        </w:rPr>
         <w:t xml:space="preserve"> </w:t>
       </w:r>
       <w:r>
@@ -20495,23 +19968,7 @@
           <w:sz w:val="32"/>
           <w:szCs w:val="32"/>
         </w:rPr>
-        <w:t xml:space="preserve"> и </w:t>
-      </w:r>
-      <w:proofErr w:type="spellStart"/>
-      <w:r>
-        <w:rPr>
-          <w:sz w:val="32"/>
-          <w:szCs w:val="32"/>
-        </w:rPr>
-        <w:t>тд</w:t>
-      </w:r>
-      <w:proofErr w:type="spellEnd"/>
-      <w:r>
-        <w:rPr>
-          <w:sz w:val="32"/>
-          <w:szCs w:val="32"/>
-        </w:rPr>
-        <w:t>.</w:t>
+        <w:t xml:space="preserve"> и тд.</w:t>
       </w:r>
     </w:p>
     <w:p>
@@ -20573,7 +20030,6 @@
         </w:rPr>
         <w:t xml:space="preserve">Команды в виртуальной машине представлены структурой </w:t>
       </w:r>
-      <w:proofErr w:type="spellStart"/>
       <w:r>
         <w:rPr>
           <w:rFonts w:cs="Calibri"/>
@@ -20583,7 +20039,6 @@
         </w:rPr>
         <w:t>VMOperation</w:t>
       </w:r>
-      <w:proofErr w:type="spellEnd"/>
       <w:r>
         <w:rPr>
           <w:rFonts w:cs="Calibri"/>
@@ -20621,7 +20076,6 @@
                 <w:lang w:val="en-US"/>
               </w:rPr>
             </w:pPr>
-            <w:proofErr w:type="spellStart"/>
             <w:r>
               <w:rPr>
                 <w:rFonts w:cs="Calibri"/>
@@ -20631,7 +20085,6 @@
               </w:rPr>
               <w:t>VMOperation</w:t>
             </w:r>
-            <w:proofErr w:type="spellEnd"/>
           </w:p>
         </w:tc>
       </w:tr>
@@ -21152,7 +20605,6 @@
                 <w:lang w:val="en-US"/>
               </w:rPr>
             </w:pPr>
-            <w:proofErr w:type="spellStart"/>
             <w:r>
               <w:rPr>
                 <w:rFonts w:cs="Calibri"/>
@@ -21162,7 +20614,6 @@
               </w:rPr>
               <w:t>dsi</w:t>
             </w:r>
-            <w:proofErr w:type="spellEnd"/>
           </w:p>
         </w:tc>
         <w:tc>
@@ -21331,7 +20782,6 @@
               </w:rPr>
               <w:t xml:space="preserve"> </w:t>
             </w:r>
-            <w:proofErr w:type="spellStart"/>
             <w:r>
               <w:rPr>
                 <w:rFonts w:cs="Calibri"/>
@@ -21340,7 +20790,6 @@
               </w:rPr>
               <w:t>дебаг</w:t>
             </w:r>
-            <w:proofErr w:type="spellEnd"/>
             <w:r>
               <w:rPr>
                 <w:rFonts w:cs="Calibri"/>
@@ -21388,7 +20837,6 @@
         <w:lastRenderedPageBreak/>
         <w:t xml:space="preserve">Размер </w:t>
       </w:r>
-      <w:proofErr w:type="spellStart"/>
       <w:r>
         <w:rPr>
           <w:rFonts w:cs="Calibri"/>
@@ -21398,7 +20846,6 @@
         </w:rPr>
         <w:t>VMOperation</w:t>
       </w:r>
-      <w:proofErr w:type="spellEnd"/>
       <w:r>
         <w:rPr>
           <w:rFonts w:cs="Calibri"/>
@@ -21439,7 +20886,6 @@
         </w:rPr>
         <w:t xml:space="preserve">, округляется до 32 байт. Аргументы для каждой команды разные, то есть для некоторых </w:t>
       </w:r>
-      <w:proofErr w:type="spellStart"/>
       <w:r>
         <w:rPr>
           <w:rFonts w:cs="Calibri"/>
@@ -21449,7 +20895,6 @@
         </w:rPr>
         <w:t>arg</w:t>
       </w:r>
-      <w:proofErr w:type="spellEnd"/>
       <w:r>
         <w:rPr>
           <w:rFonts w:cs="Calibri"/>
@@ -21466,7 +20911,6 @@
         </w:rPr>
         <w:t xml:space="preserve"> – это код </w:t>
       </w:r>
-      <w:proofErr w:type="spellStart"/>
       <w:r>
         <w:rPr>
           <w:rFonts w:cs="Calibri"/>
@@ -21476,7 +20920,6 @@
         </w:rPr>
         <w:t>VMCall</w:t>
       </w:r>
-      <w:proofErr w:type="spellEnd"/>
       <w:r>
         <w:rPr>
           <w:rFonts w:cs="Calibri"/>
@@ -21940,26 +21383,16 @@
           <w:sz w:val="32"/>
           <w:szCs w:val="32"/>
         </w:rPr>
-        <w:t xml:space="preserve"> – память (куча</w:t>
-      </w:r>
-      <w:proofErr w:type="gramStart"/>
+        <w:t xml:space="preserve"> – память (куча) </w:t>
+      </w:r>
       <w:r>
         <w:rPr>
           <w:rFonts w:cs="Calibri"/>
           <w:sz w:val="32"/>
           <w:szCs w:val="32"/>
         </w:rPr>
-        <w:t xml:space="preserve">) </w:t>
-      </w:r>
-      <w:r>
-        <w:rPr>
-          <w:rFonts w:cs="Calibri"/>
-          <w:sz w:val="32"/>
-          <w:szCs w:val="32"/>
-        </w:rPr>
         <w:t>.</w:t>
       </w:r>
-      <w:proofErr w:type="gramEnd"/>
     </w:p>
     <w:p>
       <w:pPr>
@@ -25530,27 +24963,7 @@
                 <w:sz w:val="24"/>
                 <w:szCs w:val="24"/>
               </w:rPr>
-              <w:t xml:space="preserve">Битовый сдвиг </w:t>
-            </w:r>
-            <w:proofErr w:type="gramStart"/>
-            <w:r>
-              <w:rPr>
-                <w:rFonts w:cstheme="minorHAnsi"/>
-                <w:color w:val="000000" w:themeColor="text1"/>
-                <w:sz w:val="24"/>
-                <w:szCs w:val="24"/>
-              </w:rPr>
-              <w:t>влево(</w:t>
-            </w:r>
-            <w:proofErr w:type="gramEnd"/>
-            <w:r>
-              <w:rPr>
-                <w:rFonts w:cstheme="minorHAnsi"/>
-                <w:color w:val="000000" w:themeColor="text1"/>
-                <w:sz w:val="24"/>
-                <w:szCs w:val="24"/>
-              </w:rPr>
-              <w:t>только целые + числа в качестве силы сдвига)</w:t>
+              <w:t>Битовый сдвиг влево(только целые + числа в качестве силы сдвига)</w:t>
             </w:r>
           </w:p>
         </w:tc>
@@ -25697,27 +25110,7 @@
                 <w:sz w:val="24"/>
                 <w:szCs w:val="24"/>
               </w:rPr>
-              <w:t xml:space="preserve">Битовый сдвиг </w:t>
-            </w:r>
-            <w:proofErr w:type="gramStart"/>
-            <w:r>
-              <w:rPr>
-                <w:rFonts w:cstheme="minorHAnsi"/>
-                <w:color w:val="000000" w:themeColor="text1"/>
-                <w:sz w:val="24"/>
-                <w:szCs w:val="24"/>
-              </w:rPr>
-              <w:t>вправо(</w:t>
-            </w:r>
-            <w:proofErr w:type="gramEnd"/>
-            <w:r>
-              <w:rPr>
-                <w:rFonts w:cstheme="minorHAnsi"/>
-                <w:color w:val="000000" w:themeColor="text1"/>
-                <w:sz w:val="24"/>
-                <w:szCs w:val="24"/>
-              </w:rPr>
-              <w:t>только целые + числа в качестве силы сдвига)</w:t>
+              <w:t>Битовый сдвиг вправо(только целые + числа в качестве силы сдвига)</w:t>
             </w:r>
           </w:p>
         </w:tc>
@@ -27837,6 +27230,15 @@
                 <w:sz w:val="24"/>
                 <w:szCs w:val="24"/>
               </w:rPr>
+              <w:t>-КУДА</w:t>
+            </w:r>
+            <w:r>
+              <w:rPr>
+                <w:rFonts w:cstheme="minorHAnsi"/>
+                <w:color w:val="000000" w:themeColor="text1"/>
+                <w:sz w:val="24"/>
+                <w:szCs w:val="24"/>
+              </w:rPr>
               <w:br/>
               <w:t>(регистр)</w:t>
             </w:r>
@@ -27950,7 +27352,6 @@
                 <w:sz w:val="24"/>
                 <w:szCs w:val="24"/>
                 <w:highlight w:val="white"/>
-                <w:lang w:val="en-US"/>
               </w:rPr>
             </w:pPr>
             <w:r>
@@ -27961,10 +27362,9 @@
                 <w:sz w:val="24"/>
                 <w:szCs w:val="24"/>
                 <w:highlight w:val="white"/>
-                <w:lang w:val="en-US"/>
               </w:rPr>
               <w:lastRenderedPageBreak/>
-              <w:t>CAL</w:t>
+              <w:t>LOAD_</w:t>
             </w:r>
             <w:r>
               <w:rPr>
@@ -27976,7 +27376,7 @@
                 <w:highlight w:val="white"/>
                 <w:lang w:val="en-US"/>
               </w:rPr>
-              <w:t>C</w:t>
+              <w:t>CONST_</w:t>
             </w:r>
             <w:r>
               <w:rPr>
@@ -27986,9 +27386,8 @@
                 <w:sz w:val="24"/>
                 <w:szCs w:val="24"/>
                 <w:highlight w:val="white"/>
-                <w:lang w:val="en-US"/>
-              </w:rPr>
-              <w:t>_FRAME_ADDRESS</w:t>
+              </w:rPr>
+              <w:t>BY_ADDRESS</w:t>
             </w:r>
           </w:p>
         </w:tc>
@@ -28013,7 +27412,26 @@
                 <w:sz w:val="24"/>
                 <w:szCs w:val="24"/>
               </w:rPr>
-              <w:t>Место сохранения адреса (регистр)</w:t>
+              <w:t>Куда</w:t>
+            </w:r>
+          </w:p>
+          <w:p>
+            <w:pPr>
+              <w:rPr>
+                <w:rFonts w:cstheme="minorHAnsi"/>
+                <w:color w:val="000000" w:themeColor="text1"/>
+                <w:sz w:val="24"/>
+                <w:szCs w:val="24"/>
+              </w:rPr>
+            </w:pPr>
+            <w:r>
+              <w:rPr>
+                <w:rFonts w:cstheme="minorHAnsi"/>
+                <w:color w:val="000000" w:themeColor="text1"/>
+                <w:sz w:val="24"/>
+                <w:szCs w:val="24"/>
+              </w:rPr>
+              <w:t>(регистр)</w:t>
             </w:r>
           </w:p>
         </w:tc>
@@ -28038,16 +27456,7 @@
                 <w:sz w:val="24"/>
                 <w:szCs w:val="24"/>
               </w:rPr>
-              <w:t xml:space="preserve">Локальное смещение </w:t>
-            </w:r>
-            <w:r>
-              <w:rPr>
-                <w:rFonts w:cstheme="minorHAnsi"/>
-                <w:color w:val="000000" w:themeColor="text1"/>
-                <w:sz w:val="24"/>
-                <w:szCs w:val="24"/>
-              </w:rPr>
-              <w:t xml:space="preserve">в кадре </w:t>
+              <w:t>Адрес (регистр)</w:t>
             </w:r>
           </w:p>
         </w:tc>
@@ -28065,6 +27474,34 @@
                 <w:szCs w:val="24"/>
               </w:rPr>
             </w:pPr>
+            <w:r>
+              <w:rPr>
+                <w:rFonts w:cstheme="minorHAnsi"/>
+                <w:color w:val="000000" w:themeColor="text1"/>
+                <w:sz w:val="24"/>
+                <w:szCs w:val="24"/>
+              </w:rPr>
+              <w:t>Размер</w:t>
+            </w:r>
+          </w:p>
+          <w:p>
+            <w:pPr>
+              <w:rPr>
+                <w:rFonts w:cstheme="minorHAnsi"/>
+                <w:color w:val="000000" w:themeColor="text1"/>
+                <w:sz w:val="24"/>
+                <w:szCs w:val="24"/>
+              </w:rPr>
+            </w:pPr>
+            <w:r>
+              <w:rPr>
+                <w:rFonts w:cstheme="minorHAnsi"/>
+                <w:color w:val="000000" w:themeColor="text1"/>
+                <w:sz w:val="24"/>
+                <w:szCs w:val="24"/>
+              </w:rPr>
+              <w:t>(1-8 байт)</w:t>
+            </w:r>
           </w:p>
         </w:tc>
         <w:tc>
@@ -28088,25 +27525,82 @@
                 <w:sz w:val="24"/>
                 <w:szCs w:val="24"/>
               </w:rPr>
-              <w:t xml:space="preserve">Статическая команда. С помощью константного (как аргумент команды) смещения в стеке возвращает динамический адрес значения в </w:t>
-            </w:r>
-            <w:r>
-              <w:rPr>
-                <w:rFonts w:cstheme="minorHAnsi"/>
-                <w:color w:val="000000" w:themeColor="text1"/>
-                <w:sz w:val="24"/>
-                <w:szCs w:val="24"/>
-              </w:rPr>
-              <w:t>памяти</w:t>
-            </w:r>
-            <w:r>
-              <w:rPr>
-                <w:rFonts w:cstheme="minorHAnsi"/>
-                <w:color w:val="000000" w:themeColor="text1"/>
-                <w:sz w:val="24"/>
-                <w:szCs w:val="24"/>
-              </w:rPr>
-              <w:t xml:space="preserve">. </w:t>
+              <w:t xml:space="preserve">Загружает данные из </w:t>
+            </w:r>
+            <w:r>
+              <w:rPr>
+                <w:rFonts w:cstheme="minorHAnsi"/>
+                <w:color w:val="000000" w:themeColor="text1"/>
+                <w:sz w:val="24"/>
+                <w:szCs w:val="24"/>
+                <w:lang w:val="en-US"/>
+              </w:rPr>
+              <w:t>read</w:t>
+            </w:r>
+            <w:r>
+              <w:rPr>
+                <w:rFonts w:cstheme="minorHAnsi"/>
+                <w:color w:val="000000" w:themeColor="text1"/>
+                <w:sz w:val="24"/>
+                <w:szCs w:val="24"/>
+              </w:rPr>
+              <w:t xml:space="preserve"> </w:t>
+            </w:r>
+            <w:r>
+              <w:rPr>
+                <w:rFonts w:cstheme="minorHAnsi"/>
+                <w:color w:val="000000" w:themeColor="text1"/>
+                <w:sz w:val="24"/>
+                <w:szCs w:val="24"/>
+                <w:lang w:val="en-US"/>
+              </w:rPr>
+              <w:t>only</w:t>
+            </w:r>
+            <w:r>
+              <w:rPr>
+                <w:rFonts w:cstheme="minorHAnsi"/>
+                <w:color w:val="000000" w:themeColor="text1"/>
+                <w:sz w:val="24"/>
+                <w:szCs w:val="24"/>
+              </w:rPr>
+              <w:t xml:space="preserve"> </w:t>
+            </w:r>
+            <w:r>
+              <w:rPr>
+                <w:rFonts w:cstheme="minorHAnsi"/>
+                <w:color w:val="000000" w:themeColor="text1"/>
+                <w:sz w:val="24"/>
+                <w:szCs w:val="24"/>
+                <w:lang w:val="en-US"/>
+              </w:rPr>
+              <w:t>data</w:t>
+            </w:r>
+            <w:r>
+              <w:rPr>
+                <w:rFonts w:cstheme="minorHAnsi"/>
+                <w:color w:val="000000" w:themeColor="text1"/>
+                <w:sz w:val="24"/>
+                <w:szCs w:val="24"/>
+              </w:rPr>
+              <w:t xml:space="preserve"> по </w:t>
+            </w:r>
+            <w:r>
+              <w:rPr>
+                <w:rFonts w:cstheme="minorHAnsi"/>
+                <w:color w:val="000000" w:themeColor="text1"/>
+                <w:sz w:val="24"/>
+                <w:szCs w:val="24"/>
+              </w:rPr>
+              <w:t>адресу в регистре</w:t>
+            </w:r>
+            <w:r>
+              <w:rPr>
+                <w:rFonts w:cstheme="minorHAnsi"/>
+                <w:color w:val="000000" w:themeColor="text1"/>
+                <w:sz w:val="24"/>
+                <w:szCs w:val="24"/>
+              </w:rPr>
+              <w:t>.</w:t>
             </w:r>
           </w:p>
         </w:tc>
@@ -28144,7 +27638,30 @@
                 <w:highlight w:val="white"/>
                 <w:lang w:val="en-US"/>
               </w:rPr>
-              <w:t>ALLOCATE_MEMORY</w:t>
+              <w:t>LOAD</w:t>
+            </w:r>
+            <w:r>
+              <w:rPr>
+                <w:rFonts w:cstheme="minorHAnsi"/>
+                <w:color w:val="000000" w:themeColor="text1"/>
+                <w:kern w:val="0"/>
+                <w:sz w:val="24"/>
+                <w:szCs w:val="24"/>
+                <w:highlight w:val="white"/>
+              </w:rPr>
+              <w:t>_</w:t>
+            </w:r>
+            <w:r>
+              <w:rPr>
+                <w:rFonts w:cstheme="minorHAnsi"/>
+                <w:color w:val="000000" w:themeColor="text1"/>
+                <w:kern w:val="0"/>
+                <w:sz w:val="24"/>
+                <w:szCs w:val="24"/>
+                <w:highlight w:val="white"/>
+                <w:lang w:val="en-US"/>
+              </w:rPr>
+              <w:t>CONST_LOCAL</w:t>
             </w:r>
           </w:p>
         </w:tc>
@@ -28169,7 +27686,35 @@
                 <w:sz w:val="24"/>
                 <w:szCs w:val="24"/>
               </w:rPr>
-              <w:t>Регистр, куда будет помещён указатель</w:t>
+              <w:t>К</w:t>
+            </w:r>
+            <w:r>
+              <w:rPr>
+                <w:rFonts w:cstheme="minorHAnsi"/>
+                <w:color w:val="000000" w:themeColor="text1"/>
+                <w:sz w:val="24"/>
+                <w:szCs w:val="24"/>
+              </w:rPr>
+              <w:t>уда</w:t>
+            </w:r>
+          </w:p>
+          <w:p>
+            <w:pPr>
+              <w:rPr>
+                <w:rFonts w:cstheme="minorHAnsi"/>
+                <w:color w:val="000000" w:themeColor="text1"/>
+                <w:sz w:val="24"/>
+                <w:szCs w:val="24"/>
+              </w:rPr>
+            </w:pPr>
+            <w:r>
+              <w:rPr>
+                <w:rFonts w:cstheme="minorHAnsi"/>
+                <w:color w:val="000000" w:themeColor="text1"/>
+                <w:sz w:val="24"/>
+                <w:szCs w:val="24"/>
+              </w:rPr>
+              <w:t>(регистр)</w:t>
             </w:r>
           </w:p>
         </w:tc>
@@ -28194,34 +27739,7 @@
                 <w:sz w:val="24"/>
                 <w:szCs w:val="24"/>
               </w:rPr>
-              <w:t>Размер нужного интервала памяти</w:t>
-            </w:r>
-            <w:r>
-              <w:rPr>
-                <w:rFonts w:cstheme="minorHAnsi"/>
-                <w:color w:val="000000" w:themeColor="text1"/>
-                <w:sz w:val="24"/>
-                <w:szCs w:val="24"/>
-              </w:rPr>
-              <w:t xml:space="preserve"> (</w:t>
-            </w:r>
-            <w:r>
-              <w:rPr>
-                <w:rFonts w:cstheme="minorHAnsi"/>
-                <w:color w:val="000000" w:themeColor="text1"/>
-                <w:sz w:val="24"/>
-                <w:szCs w:val="24"/>
-              </w:rPr>
-              <w:t>регистр</w:t>
-            </w:r>
-            <w:r>
-              <w:rPr>
-                <w:rFonts w:cstheme="minorHAnsi"/>
-                <w:color w:val="000000" w:themeColor="text1"/>
-                <w:sz w:val="24"/>
-                <w:szCs w:val="24"/>
-              </w:rPr>
-              <w:t>)</w:t>
+              <w:t>Смещение</w:t>
             </w:r>
           </w:p>
         </w:tc>
@@ -28246,7 +27764,26 @@
                 <w:sz w:val="24"/>
                 <w:szCs w:val="24"/>
               </w:rPr>
-              <w:t>-</w:t>
+              <w:t>Размер</w:t>
+            </w:r>
+          </w:p>
+          <w:p>
+            <w:pPr>
+              <w:rPr>
+                <w:rFonts w:cstheme="minorHAnsi"/>
+                <w:color w:val="000000" w:themeColor="text1"/>
+                <w:sz w:val="24"/>
+                <w:szCs w:val="24"/>
+              </w:rPr>
+            </w:pPr>
+            <w:r>
+              <w:rPr>
+                <w:rFonts w:cstheme="minorHAnsi"/>
+                <w:color w:val="000000" w:themeColor="text1"/>
+                <w:sz w:val="24"/>
+                <w:szCs w:val="24"/>
+              </w:rPr>
+              <w:t>(1-8 байт)</w:t>
             </w:r>
           </w:p>
         </w:tc>
@@ -28271,7 +27808,64 @@
                 <w:sz w:val="24"/>
                 <w:szCs w:val="24"/>
               </w:rPr>
-              <w:t>Выделяет память в куче нужного размера и помещает в регистр указатель на начало этого участка</w:t>
+              <w:t xml:space="preserve">Загружает данные из </w:t>
+            </w:r>
+            <w:r>
+              <w:rPr>
+                <w:rFonts w:cstheme="minorHAnsi"/>
+                <w:color w:val="000000" w:themeColor="text1"/>
+                <w:sz w:val="24"/>
+                <w:szCs w:val="24"/>
+                <w:lang w:val="en-US"/>
+              </w:rPr>
+              <w:t>read</w:t>
+            </w:r>
+            <w:r>
+              <w:rPr>
+                <w:rFonts w:cstheme="minorHAnsi"/>
+                <w:color w:val="000000" w:themeColor="text1"/>
+                <w:sz w:val="24"/>
+                <w:szCs w:val="24"/>
+              </w:rPr>
+              <w:t xml:space="preserve"> </w:t>
+            </w:r>
+            <w:r>
+              <w:rPr>
+                <w:rFonts w:cstheme="minorHAnsi"/>
+                <w:color w:val="000000" w:themeColor="text1"/>
+                <w:sz w:val="24"/>
+                <w:szCs w:val="24"/>
+                <w:lang w:val="en-US"/>
+              </w:rPr>
+              <w:t>only</w:t>
+            </w:r>
+            <w:r>
+              <w:rPr>
+                <w:rFonts w:cstheme="minorHAnsi"/>
+                <w:color w:val="000000" w:themeColor="text1"/>
+                <w:sz w:val="24"/>
+                <w:szCs w:val="24"/>
+              </w:rPr>
+              <w:t xml:space="preserve"> </w:t>
+            </w:r>
+            <w:r>
+              <w:rPr>
+                <w:rFonts w:cstheme="minorHAnsi"/>
+                <w:color w:val="000000" w:themeColor="text1"/>
+                <w:sz w:val="24"/>
+                <w:szCs w:val="24"/>
+                <w:lang w:val="en-US"/>
+              </w:rPr>
+              <w:t>data</w:t>
+            </w:r>
+            <w:r>
+              <w:rPr>
+                <w:rFonts w:cstheme="minorHAnsi"/>
+                <w:color w:val="000000" w:themeColor="text1"/>
+                <w:sz w:val="24"/>
+                <w:szCs w:val="24"/>
+              </w:rPr>
+              <w:t xml:space="preserve"> по смещению.</w:t>
             </w:r>
           </w:p>
         </w:tc>
@@ -28309,7 +27903,7 @@
                 <w:highlight w:val="white"/>
                 <w:lang w:val="en-US"/>
               </w:rPr>
-              <w:t>FREE_MEMORY</w:t>
+              <w:t>ALLOCATE_MEMORY</w:t>
             </w:r>
           </w:p>
         </w:tc>
@@ -28334,7 +27928,7 @@
                 <w:sz w:val="24"/>
                 <w:szCs w:val="24"/>
               </w:rPr>
-              <w:t>Регистр, в котором содержится указатель</w:t>
+              <w:t>Регистр, куда будет помещён указатель</w:t>
             </w:r>
           </w:p>
         </w:tc>
@@ -28359,16 +27953,172 @@
                 <w:sz w:val="24"/>
                 <w:szCs w:val="24"/>
               </w:rPr>
-              <w:t>Размер освобождаемой области</w:t>
-            </w:r>
-            <w:r>
-              <w:rPr>
-                <w:rFonts w:cstheme="minorHAnsi"/>
-                <w:color w:val="000000" w:themeColor="text1"/>
-                <w:sz w:val="24"/>
-                <w:szCs w:val="24"/>
-              </w:rPr>
-              <w:t xml:space="preserve"> </w:t>
+              <w:t>Размер нужного интервала памяти</w:t>
+            </w:r>
+            <w:r>
+              <w:rPr>
+                <w:rFonts w:cstheme="minorHAnsi"/>
+                <w:color w:val="000000" w:themeColor="text1"/>
+                <w:sz w:val="24"/>
+                <w:szCs w:val="24"/>
+              </w:rPr>
+              <w:t xml:space="preserve"> (</w:t>
+            </w:r>
+            <w:r>
+              <w:rPr>
+                <w:rFonts w:cstheme="minorHAnsi"/>
+                <w:color w:val="000000" w:themeColor="text1"/>
+                <w:sz w:val="24"/>
+                <w:szCs w:val="24"/>
+              </w:rPr>
+              <w:t>регистр</w:t>
+            </w:r>
+            <w:r>
+              <w:rPr>
+                <w:rFonts w:cstheme="minorHAnsi"/>
+                <w:color w:val="000000" w:themeColor="text1"/>
+                <w:sz w:val="24"/>
+                <w:szCs w:val="24"/>
+              </w:rPr>
+              <w:t>)</w:t>
+            </w:r>
+          </w:p>
+        </w:tc>
+        <w:tc>
+          <w:tcPr>
+            <w:tcW w:w="1411" w:type="dxa"/>
+            <w:vAlign w:val="center"/>
+          </w:tcPr>
+          <w:p>
+            <w:pPr>
+              <w:rPr>
+                <w:rFonts w:cstheme="minorHAnsi"/>
+                <w:color w:val="000000" w:themeColor="text1"/>
+                <w:sz w:val="24"/>
+                <w:szCs w:val="24"/>
+              </w:rPr>
+            </w:pPr>
+            <w:r>
+              <w:rPr>
+                <w:rFonts w:cstheme="minorHAnsi"/>
+                <w:color w:val="000000" w:themeColor="text1"/>
+                <w:sz w:val="24"/>
+                <w:szCs w:val="24"/>
+              </w:rPr>
+              <w:t>-</w:t>
+            </w:r>
+          </w:p>
+        </w:tc>
+        <w:tc>
+          <w:tcPr>
+            <w:tcW w:w="3544" w:type="dxa"/>
+            <w:vAlign w:val="center"/>
+          </w:tcPr>
+          <w:p>
+            <w:pPr>
+              <w:rPr>
+                <w:rFonts w:cstheme="minorHAnsi"/>
+                <w:color w:val="000000" w:themeColor="text1"/>
+                <w:sz w:val="24"/>
+                <w:szCs w:val="24"/>
+              </w:rPr>
+            </w:pPr>
+            <w:r>
+              <w:rPr>
+                <w:rFonts w:cstheme="minorHAnsi"/>
+                <w:color w:val="000000" w:themeColor="text1"/>
+                <w:sz w:val="24"/>
+                <w:szCs w:val="24"/>
+              </w:rPr>
+              <w:t>Выделяет память в куче нужного размера и помещает в регистр указатель на начало этого участка</w:t>
+            </w:r>
+          </w:p>
+        </w:tc>
+      </w:tr>
+      <w:tr>
+        <w:trPr>
+          <w:gridAfter w:val="2"/>
+          <w:wAfter w:w="8363" w:type="dxa"/>
+          <w:trHeight w:val="287"/>
+        </w:trPr>
+        <w:tc>
+          <w:tcPr>
+            <w:tcW w:w="2552" w:type="dxa"/>
+            <w:vAlign w:val="center"/>
+          </w:tcPr>
+          <w:p>
+            <w:pPr>
+              <w:rPr>
+                <w:rFonts w:cstheme="minorHAnsi"/>
+                <w:color w:val="000000" w:themeColor="text1"/>
+                <w:kern w:val="0"/>
+                <w:sz w:val="24"/>
+                <w:szCs w:val="24"/>
+                <w:highlight w:val="white"/>
+                <w:lang w:val="en-US"/>
+              </w:rPr>
+            </w:pPr>
+            <w:r>
+              <w:rPr>
+                <w:rFonts w:cstheme="minorHAnsi"/>
+                <w:color w:val="000000" w:themeColor="text1"/>
+                <w:kern w:val="0"/>
+                <w:sz w:val="24"/>
+                <w:szCs w:val="24"/>
+                <w:highlight w:val="white"/>
+                <w:lang w:val="en-US"/>
+              </w:rPr>
+              <w:t>FREE_MEMORY</w:t>
+            </w:r>
+          </w:p>
+        </w:tc>
+        <w:tc>
+          <w:tcPr>
+            <w:tcW w:w="1276" w:type="dxa"/>
+            <w:vAlign w:val="center"/>
+          </w:tcPr>
+          <w:p>
+            <w:pPr>
+              <w:rPr>
+                <w:rFonts w:cstheme="minorHAnsi"/>
+                <w:color w:val="000000" w:themeColor="text1"/>
+                <w:sz w:val="24"/>
+                <w:szCs w:val="24"/>
+              </w:rPr>
+            </w:pPr>
+            <w:r>
+              <w:rPr>
+                <w:rFonts w:cstheme="minorHAnsi"/>
+                <w:color w:val="000000" w:themeColor="text1"/>
+                <w:sz w:val="24"/>
+                <w:szCs w:val="24"/>
+              </w:rPr>
+              <w:t>Регистр, в котором содержится указатель</w:t>
+            </w:r>
+          </w:p>
+        </w:tc>
+        <w:tc>
+          <w:tcPr>
+            <w:tcW w:w="1707" w:type="dxa"/>
+            <w:vAlign w:val="center"/>
+          </w:tcPr>
+          <w:p>
+            <w:pPr>
+              <w:rPr>
+                <w:rFonts w:cstheme="minorHAnsi"/>
+                <w:color w:val="000000" w:themeColor="text1"/>
+                <w:sz w:val="24"/>
+                <w:szCs w:val="24"/>
+              </w:rPr>
+            </w:pPr>
+            <w:r>
+              <w:rPr>
+                <w:rFonts w:cstheme="minorHAnsi"/>
+                <w:color w:val="000000" w:themeColor="text1"/>
+                <w:sz w:val="24"/>
+                <w:szCs w:val="24"/>
+              </w:rPr>
+              <w:t xml:space="preserve">Размер освобождаемой области </w:t>
             </w:r>
             <w:r>
               <w:rPr>
@@ -28632,7 +28382,6 @@
               </w:rPr>
               <w:t xml:space="preserve"> </w:t>
             </w:r>
-            <w:proofErr w:type="spellStart"/>
             <w:r>
               <w:rPr>
                 <w:rFonts w:cstheme="minorHAnsi"/>
@@ -28643,7 +28392,6 @@
               </w:rPr>
               <w:t>arg</w:t>
             </w:r>
-            <w:proofErr w:type="spellEnd"/>
             <w:r>
               <w:rPr>
                 <w:rFonts w:cstheme="minorHAnsi"/>
@@ -28660,25 +28408,7 @@
                 <w:sz w:val="24"/>
                 <w:szCs w:val="24"/>
               </w:rPr>
-              <w:t xml:space="preserve"> байт(ячеек)</w:t>
-            </w:r>
-            <w:r>
-              <w:rPr>
-                <w:rFonts w:cstheme="minorHAnsi"/>
-                <w:color w:val="000000" w:themeColor="text1"/>
-                <w:sz w:val="24"/>
-                <w:szCs w:val="24"/>
-              </w:rPr>
-              <w:t xml:space="preserve"> в вниз, если размер положительный, и вверх, если размер отрицательный</w:t>
-            </w:r>
-            <w:r>
-              <w:rPr>
-                <w:rFonts w:cstheme="minorHAnsi"/>
-                <w:color w:val="000000" w:themeColor="text1"/>
-                <w:sz w:val="24"/>
-                <w:szCs w:val="24"/>
-              </w:rPr>
-              <w:t xml:space="preserve">. </w:t>
+              <w:t xml:space="preserve"> байт(ячеек) в вниз, если размер положительный, и вверх, если размер отрицательный. </w:t>
             </w:r>
           </w:p>
         </w:tc>
@@ -29057,7 +28787,6 @@
               </w:rPr>
               <w:t xml:space="preserve"> ставится индекс операции, на которую следует “прыгнуть”, если значение регистра </w:t>
             </w:r>
-            <w:proofErr w:type="spellStart"/>
             <w:r>
               <w:rPr>
                 <w:rFonts w:cstheme="minorHAnsi"/>
@@ -29068,7 +28797,6 @@
               </w:rPr>
               <w:t>arg</w:t>
             </w:r>
-            <w:proofErr w:type="spellEnd"/>
             <w:r>
               <w:rPr>
                 <w:rFonts w:cstheme="minorHAnsi"/>
@@ -29251,7 +28979,6 @@
               </w:rPr>
               <w:t xml:space="preserve"> ставится индекс операции, на которую следует “прыгнуть”, если значение регистра </w:t>
             </w:r>
-            <w:proofErr w:type="spellStart"/>
             <w:r>
               <w:rPr>
                 <w:rFonts w:cstheme="minorHAnsi"/>
@@ -29262,7 +28989,6 @@
               </w:rPr>
               <w:t>arg</w:t>
             </w:r>
-            <w:proofErr w:type="spellEnd"/>
             <w:r>
               <w:rPr>
                 <w:rFonts w:cstheme="minorHAnsi"/>
@@ -30228,7 +29954,6 @@
                 <w:highlight w:val="white"/>
                 <w:lang w:val="en-US"/>
               </w:rPr>
-              <w:lastRenderedPageBreak/>
               <w:t>TC_UTI_R</w:t>
             </w:r>
           </w:p>
@@ -30359,6 +30084,7 @@
                 <w:highlight w:val="white"/>
                 <w:lang w:val="en-US"/>
               </w:rPr>
+              <w:lastRenderedPageBreak/>
               <w:t>TC_RTU_R</w:t>
             </w:r>
           </w:p>
